--- a/Science Books/QED Course/Lesson 74 Soft Photons.docx
+++ b/Science Books/QED Course/Lesson 74 Soft Photons.docx
@@ -58,7 +58,7 @@
     </w:p>
     <w:p>
       <w:pPr>
-        <w:pStyle w:val="Heading1"/>
+        <w:pStyle w:val="Heading2"/>
       </w:pPr>
       <w:r>
         <w:t>How to use this lesson</w:t>
@@ -71,7 +71,7 @@
     </w:p>
     <w:p>
       <w:pPr>
-        <w:pStyle w:val="Heading2"/>
+        <w:pStyle w:val="Heading3"/>
       </w:pPr>
       <w:r>
         <w:t>Learning objectives</w:t>
@@ -111,7 +111,7 @@
     </w:p>
     <w:p>
       <w:pPr>
-        <w:pStyle w:val="Heading2"/>
+        <w:pStyle w:val="Heading3"/>
       </w:pPr>
       <w:r>
         <w:t>Notation and conventions</w:t>
@@ -253,7 +253,7 @@
     </w:tbl>
     <w:p>
       <w:pPr>
-        <w:pStyle w:val="Heading1"/>
+        <w:pStyle w:val="Heading2"/>
       </w:pPr>
       <w:r>
         <w:t>1 Attaching a soft photon</w:t>
@@ -373,10 +373,11 @@
       </w:r>
     </w:p>
     <w:p>
-      <w:pPr>
-        <w:pStyle w:val="Heading3"/>
-      </w:pPr>
       <w:r>
+        <w:rPr>
+          <w:b/>
+          <w:i/>
+        </w:rPr>
         <w:t>Worked example 1</w:t>
       </w:r>
     </w:p>
@@ -387,7 +388,7 @@
     </w:p>
     <w:p>
       <w:pPr>
-        <w:pStyle w:val="Heading1"/>
+        <w:pStyle w:val="Heading2"/>
       </w:pPr>
       <w:r>
         <w:t>2 Phase space</w:t>
@@ -400,7 +401,7 @@
     </w:p>
     <w:p>
       <w:pPr>
-        <w:pStyle w:val="Heading1"/>
+        <w:pStyle w:val="Heading2"/>
       </w:pPr>
       <w:r>
         <w:t>3 Cancellation</w:t>
@@ -413,7 +414,7 @@
     </w:p>
     <w:p>
       <w:pPr>
-        <w:pStyle w:val="Heading1"/>
+        <w:pStyle w:val="Heading2"/>
       </w:pPr>
       <w:r>
         <w:t>Connections to QED</w:t>
@@ -555,7 +556,7 @@
     </w:tbl>
     <w:p>
       <w:pPr>
-        <w:pStyle w:val="Heading1"/>
+        <w:pStyle w:val="Heading2"/>
       </w:pPr>
       <w:r>
         <w:t>Summary</w:t>
@@ -611,7 +612,7 @@
     </w:p>
     <w:p>
       <w:pPr>
-        <w:pStyle w:val="Heading1"/>
+        <w:pStyle w:val="Heading2"/>
       </w:pPr>
       <w:r>
         <w:t>Exercises</w:t>
@@ -1755,7 +1756,7 @@
     </w:tbl>
     <w:p>
       <w:pPr>
-        <w:pStyle w:val="Heading1"/>
+        <w:pStyle w:val="Heading2"/>
       </w:pPr>
       <w:r>
         <w:t>Solutions</w:t>
@@ -1987,7 +1988,7 @@
     </w:p>
     <w:p>
       <w:pPr>
-        <w:pStyle w:val="Heading1"/>
+        <w:pStyle w:val="Heading2"/>
       </w:pPr>
       <w:r>
         <w:t>Mastery checklist</w:t>
@@ -2019,7 +2020,7 @@
     </w:p>
     <w:p>
       <w:pPr>
-        <w:pStyle w:val="Heading1"/>
+        <w:pStyle w:val="Heading2"/>
       </w:pPr>
       <w:r>
         <w:t>Next lesson</w:t>

--- a/Science Books/QED Course/Lesson 74 Soft Photons.docx
+++ b/Science Books/QED Course/Lesson 74 Soft Photons.docx
@@ -34,7 +34,7 @@
           <w:b/>
           <w:sz w:val="26"/>
         </w:rPr>
-        <w:t>The emission amplitude e p·ε / p·k that Lesson 73 used, derived from attaching a photon to an external line and taking k→0, and the cancellation of log λ against the virtual correction</w:t>
+        <w:t>The universal soft-emission factor e[p·ε/p·k − p′·ε/p′·k], its classical meaning, the emission probability that cancels Lesson 73's virtual divergence, and the Poisson cloud of photons that every deflected charge carries</w:t>
       </w:r>
     </w:p>
     <w:p>
@@ -66,7 +66,7 @@
     </w:p>
     <w:p>
       <w:r>
-        <w:t>Lesson 73 stated ℳ_soft=e(p·ε/p·k)ℳ_tree. This lesson derives that factor from the Feynman rules, integrates |ℳ_soft|² over unresolved photon phase space, and exhibits the cancellation of log λ. Expect five to seven hours.</w:t>
+        <w:t>Lesson 73 quoted one result and promised its derivation: the probability that a scattered electron emits a photon of energy between λ and E_l is (α/π)f_IR ln(E_l²/λ²), with the same f_IR that multiplies the virtual divergence. This lesson derives it. The derivation starts from a fact that is almost too simple to be true. When the photon is soft enough, the emission amplitude factorizes into the amplitude without emission times a universal factor that depends only on the charges and momenta of the external particles, not on their spin or on anything that happened in the hard collision. That factor is the Fourier transform of a classical current. Squaring it, summing over polarizations with Lesson 71's rule, and integrating over photon momenta gives the emission probability. The lesson closes with the observation that independent soft emissions follow a Poisson distribution, which turns Lesson 73's one-loop logarithms into exponentials. Expect six to eight hours.</w:t>
       </w:r>
     </w:p>
     <w:p>
@@ -82,7 +82,7 @@
         <w:pStyle w:val="ListBullet"/>
       </w:pPr>
       <w:r>
-        <w:t>Derive ℳ_soft by attaching a photon of momentum k to an external charged line and taking k small compared with all other momenta.</w:t>
+        <w:t>Derive the soft-photon factor for emission from an incoming and an outgoing electron, using ū(p′)γ^μ(p̸′ + m) = 2p′^μū(p′).</w:t>
       </w:r>
     </w:p>
     <w:p>
@@ -90,7 +90,7 @@
         <w:pStyle w:val="ListBullet"/>
       </w:pPr>
       <w:r>
-        <w:t>Sum over polarizations to obtain a factor e² (p·p)/(p·k)² in |ℳ|².</w:t>
+        <w:t>Check that the factor satisfies the Ward identity, and explain why its form is independent of spin and of the hard process (Low's theorem).</w:t>
       </w:r>
     </w:p>
     <w:p>
@@ -98,7 +98,7 @@
         <w:pStyle w:val="ListBullet"/>
       </w:pPr>
       <w:r>
-        <w:t>Integrate over photon energies λ&lt;ω&lt;ΔE and obtain  (α/π) log(ΔE/λ) times a process-dependent coefficient.</w:t>
+        <w:t>Identify the factor with the Fourier transform of the classical current of a suddenly deflected charge.</w:t>
       </w:r>
     </w:p>
     <w:p>
@@ -106,7 +106,23 @@
         <w:pStyle w:val="ListBullet"/>
       </w:pPr>
       <w:r>
-        <w:t>State that the virtual infrared logarithm has the opposite coefficient, so their sum depends on ΔE/E, not on λ.</w:t>
+        <w:t>Square the factor, sum over polarizations, and integrate to obtain dP = (α/π)(dk/k)I(p, p′) with I = 2f_IR.</w:t>
+      </w:r>
+    </w:p>
+    <w:p>
+      <w:pPr>
+        <w:pStyle w:val="ListBullet"/>
+      </w:pPr>
+      <w:r>
+        <w:t>Show that the real emission cancels the λ-dependence of Lesson 73's virtual correction.</w:t>
+      </w:r>
+    </w:p>
+    <w:p>
+      <w:pPr>
+        <w:pStyle w:val="ListBullet"/>
+      </w:pPr>
+      <w:r>
+        <w:t>Explain the exponentiation of soft logarithms through a Poisson distribution, and compute a mean photon number.</w:t>
       </w:r>
     </w:p>
     <w:p>
@@ -115,507 +131,6 @@
       </w:pPr>
       <w:r>
         <w:t>Notation and conventions</w:t>
-      </w:r>
-    </w:p>
-    <w:tbl>
-      <w:tblPr>
-        <w:tblW w:type="auto" w:w="0"/>
-        <w:jc w:val="center"/>
-        <w:tblLayout w:type="fixed"/>
-        <w:tblLook w:firstColumn="1" w:firstRow="1" w:lastColumn="0" w:lastRow="0" w:noHBand="0" w:noVBand="1" w:val="04A0"/>
-        <w:tblLayout w:type="fixed"/>
-        <w:tblLook w:firstColumn="1" w:firstRow="1" w:lastColumn="0" w:lastRow="0" w:noHBand="0" w:noVBand="1" w:val="04A0"/>
-      </w:tblPr>
-      <w:tblGrid>
-        <w:gridCol w:w="2160"/>
-        <w:gridCol w:w="7632"/>
-      </w:tblGrid>
-      <w:tr>
-        <w:tc>
-          <w:tcPr>
-            <w:tcW w:type="dxa" w:w="2160"/>
-            <w:shd w:fill="1F4E78"/>
-            <w:vAlign w:val="center"/>
-            <w:tcMar>
-              <w:top w:w="100" w:type="dxa"/>
-              <w:start w:w="100" w:type="dxa"/>
-              <w:bottom w:w="100" w:type="dxa"/>
-              <w:end w:w="100" w:type="dxa"/>
-            </w:tcMar>
-          </w:tcPr>
-          <w:p>
-            <w:r>
-              <w:rPr>
-                <w:b/>
-                <w:color w:val="FFFFFF"/>
-              </w:rPr>
-              <w:t>Symbol</w:t>
-            </w:r>
-          </w:p>
-        </w:tc>
-        <w:tc>
-          <w:tcPr>
-            <w:tcW w:type="dxa" w:w="7632"/>
-            <w:shd w:fill="1F4E78"/>
-            <w:vAlign w:val="center"/>
-            <w:tcMar>
-              <w:top w:w="100" w:type="dxa"/>
-              <w:start w:w="100" w:type="dxa"/>
-              <w:bottom w:w="100" w:type="dxa"/>
-              <w:end w:w="100" w:type="dxa"/>
-            </w:tcMar>
-          </w:tcPr>
-          <w:p>
-            <w:r>
-              <w:rPr>
-                <w:b/>
-                <w:color w:val="FFFFFF"/>
-              </w:rPr>
-              <w:t>Meaning</w:t>
-            </w:r>
-          </w:p>
-        </w:tc>
-      </w:tr>
-      <w:tr>
-        <w:tc>
-          <w:tcPr>
-            <w:tcW w:type="dxa" w:w="2160"/>
-            <w:vAlign w:val="center"/>
-            <w:tcMar>
-              <w:top w:w="100" w:type="dxa"/>
-              <w:start w:w="100" w:type="dxa"/>
-              <w:bottom w:w="100" w:type="dxa"/>
-              <w:end w:w="100" w:type="dxa"/>
-            </w:tcMar>
-          </w:tcPr>
-          <w:p>
-            <w:r>
-              <w:t>ω</w:t>
-            </w:r>
-          </w:p>
-        </w:tc>
-        <w:tc>
-          <w:tcPr>
-            <w:tcW w:type="dxa" w:w="7632"/>
-            <w:vAlign w:val="center"/>
-            <w:tcMar>
-              <w:top w:w="100" w:type="dxa"/>
-              <w:start w:w="100" w:type="dxa"/>
-              <w:bottom w:w="100" w:type="dxa"/>
-              <w:end w:w="100" w:type="dxa"/>
-            </w:tcMar>
-          </w:tcPr>
-          <w:p>
-            <w:r>
-              <w:t>Soft photon energy</w:t>
-            </w:r>
-          </w:p>
-        </w:tc>
-      </w:tr>
-      <w:tr>
-        <w:tc>
-          <w:tcPr>
-            <w:tcW w:type="dxa" w:w="2160"/>
-            <w:vAlign w:val="center"/>
-            <w:shd w:fill="EAF2F8"/>
-            <w:tcMar>
-              <w:top w:w="100" w:type="dxa"/>
-              <w:start w:w="100" w:type="dxa"/>
-              <w:bottom w:w="100" w:type="dxa"/>
-              <w:end w:w="100" w:type="dxa"/>
-            </w:tcMar>
-          </w:tcPr>
-          <w:p>
-            <w:r>
-              <w:t>λ</w:t>
-            </w:r>
-          </w:p>
-        </w:tc>
-        <w:tc>
-          <w:tcPr>
-            <w:tcW w:type="dxa" w:w="7632"/>
-            <w:vAlign w:val="center"/>
-            <w:shd w:fill="EAF2F8"/>
-            <w:tcMar>
-              <w:top w:w="100" w:type="dxa"/>
-              <w:start w:w="100" w:type="dxa"/>
-              <w:bottom w:w="100" w:type="dxa"/>
-              <w:end w:w="100" w:type="dxa"/>
-            </w:tcMar>
-          </w:tcPr>
-          <w:p>
-            <w:r>
-              <w:t>Infrared regulator, a photon mass or a minimum energy</w:t>
-            </w:r>
-          </w:p>
-        </w:tc>
-      </w:tr>
-    </w:tbl>
-    <w:p>
-      <w:pPr>
-        <w:pStyle w:val="Heading2"/>
-      </w:pPr>
-      <w:r>
-        <w:t>1 Attaching a soft photon</w:t>
-      </w:r>
-    </w:p>
-    <w:p>
-      <w:r>
-        <w:t>An external electron of momentum p, propagator i(p̸+m)/(p²−m²) just off shell after emitting a photon k, with p²=m², has denominator (p−k)²−m²=−2p·k+k²≈−2p·k. The vertex ieγ^μ contracted with ε_μ, and the Dirac equation on the external spinor, reduce the numerator to 2p·ε. The net factor is e (p·ε)/(p·k), times the original amplitude without the extra photon.</w:t>
-      </w:r>
-    </w:p>
-    <w:p>
-      <w:pPr>
-        <w:spacing w:before="100" w:after="160"/>
-        <w:jc w:val="center"/>
-      </w:pPr>
-      <m:oMathPara>
-        <m:oMath>
-          <m:sSub>
-            <m:e>
-              <m:r>
-                <m:t xml:space="preserve">ℳ</m:t>
-              </m:r>
-            </m:e>
-            <m:sub>
-              <m:r>
-                <m:t xml:space="preserve">soft</m:t>
-              </m:r>
-            </m:sub>
-          </m:sSub>
-          <m:r>
-            <m:t xml:space="preserve">=</m:t>
-          </m:r>
-          <m:sSub>
-            <m:e>
-              <m:r>
-                <m:t xml:space="preserve">Σ</m:t>
-              </m:r>
-            </m:e>
-            <m:sub>
-              <m:r>
-                <m:t xml:space="preserve">i</m:t>
-              </m:r>
-            </m:sub>
-          </m:sSub>
-          <m:sSub>
-            <m:e>
-              <m:r>
-                <m:t xml:space="preserve">e</m:t>
-              </m:r>
-            </m:e>
-            <m:sub>
-              <m:r>
-                <m:t xml:space="preserve">i</m:t>
-              </m:r>
-            </m:sub>
-          </m:sSub>
-          <m:sSub>
-            <m:e>
-              <m:r>
-                <m:t xml:space="preserve">p</m:t>
-              </m:r>
-            </m:e>
-            <m:sub>
-              <m:r>
-                <m:t xml:space="preserve">i</m:t>
-              </m:r>
-            </m:sub>
-          </m:sSub>
-          <m:r>
-            <m:t xml:space="preserve">·</m:t>
-          </m:r>
-          <m:f>
-            <m:num>
-              <m:r>
-                <m:t xml:space="preserve">ε</m:t>
-              </m:r>
-            </m:num>
-            <m:den>
-              <m:sSub>
-                <m:e>
-                  <m:r>
-                    <m:t xml:space="preserve">p</m:t>
-                  </m:r>
-                </m:e>
-                <m:sub>
-                  <m:r>
-                    <m:t xml:space="preserve">i</m:t>
-                  </m:r>
-                </m:sub>
-              </m:sSub>
-            </m:den>
-          </m:f>
-          <m:r>
-            <m:t xml:space="preserve">·</m:t>
-          </m:r>
-          <m:r>
-            <m:t xml:space="preserve">k</m:t>
-          </m:r>
-          <m:sSub>
-            <m:e>
-              <m:r>
-                <m:t xml:space="preserve">ℳ</m:t>
-              </m:r>
-            </m:e>
-            <m:sub>
-              <m:r>
-                <m:t xml:space="preserve">tree</m:t>
-              </m:r>
-            </m:sub>
-          </m:sSub>
-        </m:oMath>
-      </m:oMathPara>
-    </w:p>
-    <w:p>
-      <w:r>
-        <w:t>summed over all external charged legs i, with e_i the charge including a sign for outgoing versus incoming (Exercise 5).</w:t>
-      </w:r>
-    </w:p>
-    <w:p>
-      <w:r>
-        <w:rPr>
-          <w:b/>
-          <w:i/>
-        </w:rPr>
-        <w:t>Worked example 1</w:t>
-      </w:r>
-    </w:p>
-    <w:p>
-      <w:r>
-        <w:t>Check k_μ ℳ_soft^μ=0. Each term becomes e_i, and charge conservation Σ e_i=0 (incoming minus outgoing) makes the sum vanish, Lesson 71, Exercise 16.</w:t>
-      </w:r>
-    </w:p>
-    <w:p>
-      <w:pPr>
-        <w:pStyle w:val="Heading2"/>
-      </w:pPr>
-      <w:r>
-        <w:t>2 Phase space</w:t>
-      </w:r>
-    </w:p>
-    <w:p>
-      <w:r>
-        <w:t>Integrating Σ_pol |p·ε/p·k|² over d³k/(2ω) from λ to ΔE, at small k, produces a logarithm log(ΔE/λ) because d³k/ω / (p·k)² ~ dω/ω.</w:t>
-      </w:r>
-    </w:p>
-    <w:p>
-      <w:pPr>
-        <w:pStyle w:val="Heading2"/>
-      </w:pPr>
-      <w:r>
-        <w:t>3 Cancellation</w:t>
-      </w:r>
-    </w:p>
-    <w:p>
-      <w:r>
-        <w:t>The one-loop virtual correction, with a photon mass λ, multiplies |ℳ_tree|² by 1 − c (α/π) log(E/λ)+finite, with the same c that multiplies the real emission. Adding them replaces log(E/λ) by log(E/ΔE). Lesson 73's exclusive infinity is gone.</w:t>
-      </w:r>
-    </w:p>
-    <w:p>
-      <w:pPr>
-        <w:pStyle w:val="Heading2"/>
-      </w:pPr>
-      <w:r>
-        <w:t>Connections to QED</w:t>
-      </w:r>
-    </w:p>
-    <w:tbl>
-      <w:tblPr>
-        <w:tblW w:type="auto" w:w="0"/>
-        <w:jc w:val="center"/>
-        <w:tblLayout w:type="fixed"/>
-        <w:tblLook w:firstColumn="1" w:firstRow="1" w:lastColumn="0" w:lastRow="0" w:noHBand="0" w:noVBand="1" w:val="04A0"/>
-        <w:tblLayout w:type="fixed"/>
-        <w:tblLook w:firstColumn="1" w:firstRow="1" w:lastColumn="0" w:lastRow="0" w:noHBand="0" w:noVBand="1" w:val="04A0"/>
-      </w:tblPr>
-      <w:tblGrid>
-        <w:gridCol w:w="3264"/>
-        <w:gridCol w:w="6528"/>
-      </w:tblGrid>
-      <w:tr>
-        <w:tc>
-          <w:tcPr>
-            <w:tcW w:type="dxa" w:w="3264"/>
-            <w:shd w:fill="1F4E78"/>
-            <w:vAlign w:val="center"/>
-            <w:tcMar>
-              <w:top w:w="100" w:type="dxa"/>
-              <w:start w:w="100" w:type="dxa"/>
-              <w:bottom w:w="100" w:type="dxa"/>
-              <w:end w:w="100" w:type="dxa"/>
-            </w:tcMar>
-          </w:tcPr>
-          <w:p>
-            <w:r>
-              <w:rPr>
-                <w:b/>
-                <w:color w:val="FFFFFF"/>
-              </w:rPr>
-              <w:t>Result of this lesson</w:t>
-            </w:r>
-          </w:p>
-        </w:tc>
-        <w:tc>
-          <w:tcPr>
-            <w:tcW w:type="dxa" w:w="6528"/>
-            <w:shd w:fill="1F4E78"/>
-            <w:vAlign w:val="center"/>
-            <w:tcMar>
-              <w:top w:w="100" w:type="dxa"/>
-              <w:start w:w="100" w:type="dxa"/>
-              <w:bottom w:w="100" w:type="dxa"/>
-              <w:end w:w="100" w:type="dxa"/>
-            </w:tcMar>
-          </w:tcPr>
-          <w:p>
-            <w:r>
-              <w:rPr>
-                <w:b/>
-                <w:color w:val="FFFFFF"/>
-              </w:rPr>
-              <w:t>Where it is used</w:t>
-            </w:r>
-          </w:p>
-        </w:tc>
-      </w:tr>
-      <w:tr>
-        <w:tc>
-          <w:tcPr>
-            <w:tcW w:type="dxa" w:w="3264"/>
-            <w:vAlign w:val="center"/>
-            <w:tcMar>
-              <w:top w:w="100" w:type="dxa"/>
-              <w:start w:w="100" w:type="dxa"/>
-              <w:bottom w:w="100" w:type="dxa"/>
-              <w:end w:w="100" w:type="dxa"/>
-            </w:tcMar>
-          </w:tcPr>
-          <w:p>
-            <w:r>
-              <w:t>ℳ_soft=e(p·ε/p·k)ℳ_tree</w:t>
-            </w:r>
-          </w:p>
-        </w:tc>
-        <w:tc>
-          <w:tcPr>
-            <w:tcW w:type="dxa" w:w="6528"/>
-            <w:vAlign w:val="center"/>
-            <w:tcMar>
-              <w:top w:w="100" w:type="dxa"/>
-              <w:start w:w="100" w:type="dxa"/>
-              <w:bottom w:w="100" w:type="dxa"/>
-              <w:end w:w="100" w:type="dxa"/>
-            </w:tcMar>
-          </w:tcPr>
-          <w:p>
-            <w:r>
-              <w:t>The eikonal emission factor</w:t>
-            </w:r>
-          </w:p>
-        </w:tc>
-      </w:tr>
-      <w:tr>
-        <w:tc>
-          <w:tcPr>
-            <w:tcW w:type="dxa" w:w="3264"/>
-            <w:vAlign w:val="center"/>
-            <w:shd w:fill="EAF2F8"/>
-            <w:tcMar>
-              <w:top w:w="100" w:type="dxa"/>
-              <w:start w:w="100" w:type="dxa"/>
-              <w:bottom w:w="100" w:type="dxa"/>
-              <w:end w:w="100" w:type="dxa"/>
-            </w:tcMar>
-          </w:tcPr>
-          <w:p>
-            <w:r>
-              <w:t>log(ΔE/λ) real vs log(E/λ) virtual</w:t>
-            </w:r>
-          </w:p>
-        </w:tc>
-        <w:tc>
-          <w:tcPr>
-            <w:tcW w:type="dxa" w:w="6528"/>
-            <w:vAlign w:val="center"/>
-            <w:shd w:fill="EAF2F8"/>
-            <w:tcMar>
-              <w:top w:w="100" w:type="dxa"/>
-              <w:start w:w="100" w:type="dxa"/>
-              <w:bottom w:w="100" w:type="dxa"/>
-              <w:end w:w="100" w:type="dxa"/>
-            </w:tcMar>
-          </w:tcPr>
-          <w:p>
-            <w:r>
-              <w:t>Cancellation, Bloch-Nordsieck</w:t>
-            </w:r>
-          </w:p>
-        </w:tc>
-      </w:tr>
-    </w:tbl>
-    <w:p>
-      <w:pPr>
-        <w:pStyle w:val="Heading2"/>
-      </w:pPr>
-      <w:r>
-        <w:t>Summary</w:t>
-      </w:r>
-    </w:p>
-    <w:p>
-      <w:pPr>
-        <w:pStyle w:val="ListNumber"/>
-        <w:numPr>
-          <w:ilvl w:val="0"/>
-          <w:numId w:val="10"/>
-        </w:numPr>
-      </w:pPr>
-      <w:r>
-        <w:t>Soft emission off an external line gives e(p·ε)/(p·k).</w:t>
-      </w:r>
-    </w:p>
-    <w:p>
-      <w:pPr>
-        <w:pStyle w:val="ListNumber"/>
-        <w:numPr>
-          <w:ilvl w:val="0"/>
-          <w:numId w:val="10"/>
-        </w:numPr>
-      </w:pPr>
-      <w:r>
-        <w:t>Charge conservation makes the factor gauge invariant.</w:t>
-      </w:r>
-    </w:p>
-    <w:p>
-      <w:pPr>
-        <w:pStyle w:val="ListNumber"/>
-        <w:numPr>
-          <w:ilvl w:val="0"/>
-          <w:numId w:val="10"/>
-        </w:numPr>
-      </w:pPr>
-      <w:r>
-        <w:t>Phase space of unresolved photons produces log(ΔE/λ).</w:t>
-      </w:r>
-    </w:p>
-    <w:p>
-      <w:pPr>
-        <w:pStyle w:val="ListNumber"/>
-        <w:numPr>
-          <w:ilvl w:val="0"/>
-          <w:numId w:val="10"/>
-        </w:numPr>
-      </w:pPr>
-      <w:r>
-        <w:t>Virtual IR logs cancel real ones; the remainder depends on the detector.</w:t>
-      </w:r>
-    </w:p>
-    <w:p>
-      <w:pPr>
-        <w:pStyle w:val="Heading2"/>
-      </w:pPr>
-      <w:r>
-        <w:t>Exercises</w:t>
       </w:r>
     </w:p>
     <w:tbl>
@@ -652,7 +167,7 @@
                 <w:b/>
                 <w:color w:val="FFFFFF"/>
               </w:rPr>
-              <w:t>No</w:t>
+              <w:t>Symbol</w:t>
             </w:r>
           </w:p>
         </w:tc>
@@ -674,7 +189,7 @@
                 <w:b/>
                 <w:color w:val="FFFFFF"/>
               </w:rPr>
-              <w:t>Problem</w:t>
+              <w:t>Meaning</w:t>
             </w:r>
           </w:p>
         </w:tc>
@@ -735,7 +250,7 @@
           </w:tcPr>
           <w:p>
             <w:r>
-              <w:t>1</w:t>
+              <w:t>k, ε</w:t>
             </w:r>
           </w:p>
         </w:tc>
@@ -752,7 +267,151 @@
           </w:tcPr>
           <w:p>
             <w:r>
-              <w:t>Start from (p−k)²−m² and show it equals −2p·k+k².</w:t>
+              <w:t>Momentum and polarization of the emitted photon, k = (</w:t>
+            </w:r>
+          </w:p>
+        </w:tc>
+        <w:tc>
+          <w:tcPr>
+            <w:tcW w:type="dxa" w:w="2448"/>
+            <w:vAlign w:val="center"/>
+            <w:tcMar>
+              <w:top w:w="100" w:type="dxa"/>
+              <w:start w:w="100" w:type="dxa"/>
+              <w:bottom w:w="100" w:type="dxa"/>
+              <w:end w:w="100" w:type="dxa"/>
+            </w:tcMar>
+          </w:tcPr>
+          <w:p>
+            <w:r>
+              <w:t>k</w:t>
+            </w:r>
+          </w:p>
+        </w:tc>
+        <w:tc>
+          <w:tcPr>
+            <w:tcW w:type="dxa" w:w="2448"/>
+            <w:vAlign w:val="center"/>
+            <w:tcMar>
+              <w:top w:w="100" w:type="dxa"/>
+              <w:start w:w="100" w:type="dxa"/>
+              <w:bottom w:w="100" w:type="dxa"/>
+              <w:end w:w="100" w:type="dxa"/>
+            </w:tcMar>
+          </w:tcPr>
+          <w:p>
+            <w:r>
+              <w:t>, k)</w:t>
+            </w:r>
+          </w:p>
+        </w:tc>
+      </w:tr>
+      <w:tr>
+        <w:tc>
+          <w:tcPr>
+            <w:tcW w:type="dxa" w:w="2448"/>
+            <w:vAlign w:val="center"/>
+            <w:shd w:fill="EAF2F8"/>
+            <w:tcMar>
+              <w:top w:w="100" w:type="dxa"/>
+              <w:start w:w="100" w:type="dxa"/>
+              <w:bottom w:w="100" w:type="dxa"/>
+              <w:end w:w="100" w:type="dxa"/>
+            </w:tcMar>
+          </w:tcPr>
+          <w:p>
+            <w:r>
+              <w:t>k̂</w:t>
+            </w:r>
+          </w:p>
+        </w:tc>
+        <w:tc>
+          <w:tcPr>
+            <w:tcW w:type="dxa" w:w="2448"/>
+            <w:vAlign w:val="center"/>
+            <w:shd w:fill="EAF2F8"/>
+            <w:tcMar>
+              <w:top w:w="100" w:type="dxa"/>
+              <w:start w:w="100" w:type="dxa"/>
+              <w:bottom w:w="100" w:type="dxa"/>
+              <w:end w:w="100" w:type="dxa"/>
+            </w:tcMar>
+          </w:tcPr>
+          <w:p>
+            <w:r>
+              <w:t>The light-like vector (1, n̂) along the photon direction, k =</w:t>
+            </w:r>
+          </w:p>
+        </w:tc>
+        <w:tc>
+          <w:tcPr>
+            <w:tcW w:type="dxa" w:w="2448"/>
+            <w:vAlign w:val="center"/>
+            <w:shd w:fill="EAF2F8"/>
+            <w:tcMar>
+              <w:top w:w="100" w:type="dxa"/>
+              <w:start w:w="100" w:type="dxa"/>
+              <w:bottom w:w="100" w:type="dxa"/>
+              <w:end w:w="100" w:type="dxa"/>
+            </w:tcMar>
+          </w:tcPr>
+          <w:p>
+            <w:r>
+              <w:t>k</w:t>
+            </w:r>
+          </w:p>
+        </w:tc>
+        <w:tc>
+          <w:tcPr>
+            <w:tcW w:type="dxa" w:w="2448"/>
+            <w:vAlign w:val="center"/>
+            <w:shd w:fill="EAF2F8"/>
+            <w:tcMar>
+              <w:top w:w="100" w:type="dxa"/>
+              <w:start w:w="100" w:type="dxa"/>
+              <w:bottom w:w="100" w:type="dxa"/>
+              <w:end w:w="100" w:type="dxa"/>
+            </w:tcMar>
+          </w:tcPr>
+          <w:p>
+            <w:r>
+              <w:t>k̂</w:t>
+            </w:r>
+          </w:p>
+        </w:tc>
+      </w:tr>
+      <w:tr>
+        <w:tc>
+          <w:tcPr>
+            <w:tcW w:type="dxa" w:w="2448"/>
+            <w:vAlign w:val="center"/>
+            <w:tcMar>
+              <w:top w:w="100" w:type="dxa"/>
+              <w:start w:w="100" w:type="dxa"/>
+              <w:bottom w:w="100" w:type="dxa"/>
+              <w:end w:w="100" w:type="dxa"/>
+            </w:tcMar>
+          </w:tcPr>
+          <w:p>
+            <w:r>
+              <w:t>ℳ₀</w:t>
+            </w:r>
+          </w:p>
+        </w:tc>
+        <w:tc>
+          <w:tcPr>
+            <w:tcW w:type="dxa" w:w="2448"/>
+            <w:vAlign w:val="center"/>
+            <w:tcMar>
+              <w:top w:w="100" w:type="dxa"/>
+              <w:start w:w="100" w:type="dxa"/>
+              <w:bottom w:w="100" w:type="dxa"/>
+              <w:end w:w="100" w:type="dxa"/>
+            </w:tcMar>
+          </w:tcPr>
+          <w:p>
+            <w:r>
+              <w:t>Amplitude for the same process without the photon</w:t>
             </w:r>
           </w:p>
         </w:tc>
@@ -798,7 +457,7 @@
           </w:tcPr>
           <w:p>
             <w:r>
-              <w:t>2</w:t>
+              <w:t>S(k)</w:t>
             </w:r>
           </w:p>
         </w:tc>
@@ -816,7 +475,7 @@
           </w:tcPr>
           <w:p>
             <w:r>
-              <w:t>Take k→0 and drop k².</w:t>
+              <w:t>Soft factor, ℳ ≈ ℳ₀ × e S(k)·ε*</w:t>
             </w:r>
           </w:p>
         </w:tc>
@@ -863,7 +522,7 @@
           </w:tcPr>
           <w:p>
             <w:r>
-              <w:t>3</w:t>
+              <w:t>I(p, p′)</w:t>
             </w:r>
           </w:p>
         </w:tc>
@@ -880,7 +539,7 @@
           </w:tcPr>
           <w:p>
             <w:r>
-              <w:t>Obtain the numerator 2p·ε from ieγ·ε and the Dirac equation.</w:t>
+              <w:t>Angular integral of the squared soft factor</w:t>
             </w:r>
           </w:p>
         </w:tc>
@@ -926,7 +585,7 @@
           </w:tcPr>
           <w:p>
             <w:r>
-              <w:t>4</w:t>
+              <w:t>n̄</w:t>
             </w:r>
           </w:p>
         </w:tc>
@@ -944,783 +603,7 @@
           </w:tcPr>
           <w:p>
             <w:r>
-              <w:t>Assemble e(p·ε)/(p·k).</w:t>
-            </w:r>
-          </w:p>
-        </w:tc>
-        <w:tc>
-          <w:tcPr>
-            <w:tcW w:type="dxa" w:w="2448"/>
-            <w:vAlign w:val="center"/>
-            <w:shd w:fill="EAF2F8"/>
-            <w:tcMar>
-              <w:top w:w="100" w:type="dxa"/>
-              <w:start w:w="100" w:type="dxa"/>
-              <w:bottom w:w="100" w:type="dxa"/>
-              <w:end w:w="100" w:type="dxa"/>
-            </w:tcMar>
-          </w:tcPr>
-          <w:p/>
-        </w:tc>
-        <w:tc>
-          <w:tcPr>
-            <w:tcW w:type="dxa" w:w="2448"/>
-            <w:vAlign w:val="center"/>
-            <w:shd w:fill="EAF2F8"/>
-            <w:tcMar>
-              <w:top w:w="100" w:type="dxa"/>
-              <w:start w:w="100" w:type="dxa"/>
-              <w:bottom w:w="100" w:type="dxa"/>
-              <w:end w:w="100" w:type="dxa"/>
-            </w:tcMar>
-          </w:tcPr>
-          <w:p/>
-        </w:tc>
-      </w:tr>
-      <w:tr>
-        <w:tc>
-          <w:tcPr>
-            <w:tcW w:type="dxa" w:w="2448"/>
-            <w:vAlign w:val="center"/>
-            <w:tcMar>
-              <w:top w:w="100" w:type="dxa"/>
-              <w:start w:w="100" w:type="dxa"/>
-              <w:bottom w:w="100" w:type="dxa"/>
-              <w:end w:w="100" w:type="dxa"/>
-            </w:tcMar>
-          </w:tcPr>
-          <w:p>
-            <w:r>
-              <w:t>5</w:t>
-            </w:r>
-          </w:p>
-        </w:tc>
-        <w:tc>
-          <w:tcPr>
-            <w:tcW w:type="dxa" w:w="2448"/>
-            <w:vAlign w:val="center"/>
-            <w:tcMar>
-              <w:top w:w="100" w:type="dxa"/>
-              <w:start w:w="100" w:type="dxa"/>
-              <w:bottom w:w="100" w:type="dxa"/>
-              <w:end w:w="100" w:type="dxa"/>
-            </w:tcMar>
-          </w:tcPr>
-          <w:p>
-            <w:r>
-              <w:t>Include a sign for emission off an outgoing versus incoming leg.</w:t>
-            </w:r>
-          </w:p>
-        </w:tc>
-        <w:tc>
-          <w:tcPr>
-            <w:tcW w:type="dxa" w:w="2448"/>
-            <w:vAlign w:val="center"/>
-            <w:tcMar>
-              <w:top w:w="100" w:type="dxa"/>
-              <w:start w:w="100" w:type="dxa"/>
-              <w:bottom w:w="100" w:type="dxa"/>
-              <w:end w:w="100" w:type="dxa"/>
-            </w:tcMar>
-          </w:tcPr>
-          <w:p/>
-        </w:tc>
-        <w:tc>
-          <w:tcPr>
-            <w:tcW w:type="dxa" w:w="2448"/>
-            <w:vAlign w:val="center"/>
-            <w:tcMar>
-              <w:top w:w="100" w:type="dxa"/>
-              <w:start w:w="100" w:type="dxa"/>
-              <w:bottom w:w="100" w:type="dxa"/>
-              <w:end w:w="100" w:type="dxa"/>
-            </w:tcMar>
-          </w:tcPr>
-          <w:p/>
-        </w:tc>
-      </w:tr>
-      <w:tr>
-        <w:tc>
-          <w:tcPr>
-            <w:tcW w:type="dxa" w:w="2448"/>
-            <w:vAlign w:val="center"/>
-            <w:shd w:fill="EAF2F8"/>
-            <w:tcMar>
-              <w:top w:w="100" w:type="dxa"/>
-              <w:start w:w="100" w:type="dxa"/>
-              <w:bottom w:w="100" w:type="dxa"/>
-              <w:end w:w="100" w:type="dxa"/>
-            </w:tcMar>
-          </w:tcPr>
-          <w:p>
-            <w:r>
-              <w:t>6</w:t>
-            </w:r>
-          </w:p>
-        </w:tc>
-        <w:tc>
-          <w:tcPr>
-            <w:tcW w:type="dxa" w:w="2448"/>
-            <w:vAlign w:val="center"/>
-            <w:shd w:fill="EAF2F8"/>
-            <w:tcMar>
-              <w:top w:w="100" w:type="dxa"/>
-              <w:start w:w="100" w:type="dxa"/>
-              <w:bottom w:w="100" w:type="dxa"/>
-              <w:end w:w="100" w:type="dxa"/>
-            </w:tcMar>
-          </w:tcPr>
-          <w:p>
-            <w:r>
-              <w:t>Imposing Σ e_i=0, verify the Ward identity on ℳ_soft.</w:t>
-            </w:r>
-          </w:p>
-        </w:tc>
-        <w:tc>
-          <w:tcPr>
-            <w:tcW w:type="dxa" w:w="2448"/>
-            <w:vAlign w:val="center"/>
-            <w:shd w:fill="EAF2F8"/>
-            <w:tcMar>
-              <w:top w:w="100" w:type="dxa"/>
-              <w:start w:w="100" w:type="dxa"/>
-              <w:bottom w:w="100" w:type="dxa"/>
-              <w:end w:w="100" w:type="dxa"/>
-            </w:tcMar>
-          </w:tcPr>
-          <w:p/>
-        </w:tc>
-        <w:tc>
-          <w:tcPr>
-            <w:tcW w:type="dxa" w:w="2448"/>
-            <w:vAlign w:val="center"/>
-            <w:shd w:fill="EAF2F8"/>
-            <w:tcMar>
-              <w:top w:w="100" w:type="dxa"/>
-              <w:start w:w="100" w:type="dxa"/>
-              <w:bottom w:w="100" w:type="dxa"/>
-              <w:end w:w="100" w:type="dxa"/>
-            </w:tcMar>
-          </w:tcPr>
-          <w:p/>
-        </w:tc>
-      </w:tr>
-      <w:tr>
-        <w:tc>
-          <w:tcPr>
-            <w:tcW w:type="dxa" w:w="2448"/>
-            <w:vAlign w:val="center"/>
-            <w:tcMar>
-              <w:top w:w="100" w:type="dxa"/>
-              <w:start w:w="100" w:type="dxa"/>
-              <w:bottom w:w="100" w:type="dxa"/>
-              <w:end w:w="100" w:type="dxa"/>
-            </w:tcMar>
-          </w:tcPr>
-          <w:p>
-            <w:r>
-              <w:t>7</w:t>
-            </w:r>
-          </w:p>
-        </w:tc>
-        <w:tc>
-          <w:tcPr>
-            <w:tcW w:type="dxa" w:w="2448"/>
-            <w:vAlign w:val="center"/>
-            <w:tcMar>
-              <w:top w:w="100" w:type="dxa"/>
-              <w:start w:w="100" w:type="dxa"/>
-              <w:bottom w:w="100" w:type="dxa"/>
-              <w:end w:w="100" w:type="dxa"/>
-            </w:tcMar>
-          </w:tcPr>
-          <w:p>
-            <w:r>
-              <w:t>Sum polarizations of ε in</w:t>
-            </w:r>
-          </w:p>
-        </w:tc>
-        <w:tc>
-          <w:tcPr>
-            <w:tcW w:type="dxa" w:w="2448"/>
-            <w:vAlign w:val="center"/>
-            <w:tcMar>
-              <w:top w:w="100" w:type="dxa"/>
-              <w:start w:w="100" w:type="dxa"/>
-              <w:bottom w:w="100" w:type="dxa"/>
-              <w:end w:w="100" w:type="dxa"/>
-            </w:tcMar>
-          </w:tcPr>
-          <w:p>
-            <w:r>
-              <w:t>p·ε/p·k</w:t>
-            </w:r>
-          </w:p>
-        </w:tc>
-        <w:tc>
-          <w:tcPr>
-            <w:tcW w:type="dxa" w:w="2448"/>
-            <w:vAlign w:val="center"/>
-            <w:tcMar>
-              <w:top w:w="100" w:type="dxa"/>
-              <w:start w:w="100" w:type="dxa"/>
-              <w:bottom w:w="100" w:type="dxa"/>
-              <w:end w:w="100" w:type="dxa"/>
-            </w:tcMar>
-          </w:tcPr>
-          <w:p>
-            <w:r>
-              <w:t>² in a frame where it is simple.</w:t>
-            </w:r>
-          </w:p>
-        </w:tc>
-      </w:tr>
-      <w:tr>
-        <w:tc>
-          <w:tcPr>
-            <w:tcW w:type="dxa" w:w="2448"/>
-            <w:vAlign w:val="center"/>
-            <w:shd w:fill="EAF2F8"/>
-            <w:tcMar>
-              <w:top w:w="100" w:type="dxa"/>
-              <w:start w:w="100" w:type="dxa"/>
-              <w:bottom w:w="100" w:type="dxa"/>
-              <w:end w:w="100" w:type="dxa"/>
-            </w:tcMar>
-          </w:tcPr>
-          <w:p>
-            <w:r>
-              <w:t>8</w:t>
-            </w:r>
-          </w:p>
-        </w:tc>
-        <w:tc>
-          <w:tcPr>
-            <w:tcW w:type="dxa" w:w="2448"/>
-            <w:vAlign w:val="center"/>
-            <w:shd w:fill="EAF2F8"/>
-            <w:tcMar>
-              <w:top w:w="100" w:type="dxa"/>
-              <w:start w:w="100" w:type="dxa"/>
-              <w:bottom w:w="100" w:type="dxa"/>
-              <w:end w:w="100" w:type="dxa"/>
-            </w:tcMar>
-          </w:tcPr>
-          <w:p>
-            <w:r>
-              <w:t>Why is the angular integral of that factor producing dω/ω?</w:t>
-            </w:r>
-          </w:p>
-        </w:tc>
-        <w:tc>
-          <w:tcPr>
-            <w:tcW w:type="dxa" w:w="2448"/>
-            <w:vAlign w:val="center"/>
-            <w:shd w:fill="EAF2F8"/>
-            <w:tcMar>
-              <w:top w:w="100" w:type="dxa"/>
-              <w:start w:w="100" w:type="dxa"/>
-              <w:bottom w:w="100" w:type="dxa"/>
-              <w:end w:w="100" w:type="dxa"/>
-            </w:tcMar>
-          </w:tcPr>
-          <w:p/>
-        </w:tc>
-        <w:tc>
-          <w:tcPr>
-            <w:tcW w:type="dxa" w:w="2448"/>
-            <w:vAlign w:val="center"/>
-            <w:shd w:fill="EAF2F8"/>
-            <w:tcMar>
-              <w:top w:w="100" w:type="dxa"/>
-              <w:start w:w="100" w:type="dxa"/>
-              <w:bottom w:w="100" w:type="dxa"/>
-              <w:end w:w="100" w:type="dxa"/>
-            </w:tcMar>
-          </w:tcPr>
-          <w:p/>
-        </w:tc>
-      </w:tr>
-      <w:tr>
-        <w:tc>
-          <w:tcPr>
-            <w:tcW w:type="dxa" w:w="2448"/>
-            <w:vAlign w:val="center"/>
-            <w:tcMar>
-              <w:top w:w="100" w:type="dxa"/>
-              <w:start w:w="100" w:type="dxa"/>
-              <w:bottom w:w="100" w:type="dxa"/>
-              <w:end w:w="100" w:type="dxa"/>
-            </w:tcMar>
-          </w:tcPr>
-          <w:p>
-            <w:r>
-              <w:t>9</w:t>
-            </w:r>
-          </w:p>
-        </w:tc>
-        <w:tc>
-          <w:tcPr>
-            <w:tcW w:type="dxa" w:w="2448"/>
-            <w:vAlign w:val="center"/>
-            <w:tcMar>
-              <w:top w:w="100" w:type="dxa"/>
-              <w:start w:w="100" w:type="dxa"/>
-              <w:bottom w:w="100" w:type="dxa"/>
-              <w:end w:w="100" w:type="dxa"/>
-            </w:tcMar>
-          </w:tcPr>
-          <w:p>
-            <w:r>
-              <w:t>Write the limits λ to ΔE on the energy integral.</w:t>
-            </w:r>
-          </w:p>
-        </w:tc>
-        <w:tc>
-          <w:tcPr>
-            <w:tcW w:type="dxa" w:w="2448"/>
-            <w:vAlign w:val="center"/>
-            <w:tcMar>
-              <w:top w:w="100" w:type="dxa"/>
-              <w:start w:w="100" w:type="dxa"/>
-              <w:bottom w:w="100" w:type="dxa"/>
-              <w:end w:w="100" w:type="dxa"/>
-            </w:tcMar>
-          </w:tcPr>
-          <w:p/>
-        </w:tc>
-        <w:tc>
-          <w:tcPr>
-            <w:tcW w:type="dxa" w:w="2448"/>
-            <w:vAlign w:val="center"/>
-            <w:tcMar>
-              <w:top w:w="100" w:type="dxa"/>
-              <w:start w:w="100" w:type="dxa"/>
-              <w:bottom w:w="100" w:type="dxa"/>
-              <w:end w:w="100" w:type="dxa"/>
-            </w:tcMar>
-          </w:tcPr>
-          <w:p/>
-        </w:tc>
-      </w:tr>
-      <w:tr>
-        <w:tc>
-          <w:tcPr>
-            <w:tcW w:type="dxa" w:w="2448"/>
-            <w:vAlign w:val="center"/>
-            <w:shd w:fill="EAF2F8"/>
-            <w:tcMar>
-              <w:top w:w="100" w:type="dxa"/>
-              <w:start w:w="100" w:type="dxa"/>
-              <w:bottom w:w="100" w:type="dxa"/>
-              <w:end w:w="100" w:type="dxa"/>
-            </w:tcMar>
-          </w:tcPr>
-          <w:p>
-            <w:r>
-              <w:t>10</w:t>
-            </w:r>
-          </w:p>
-        </w:tc>
-        <w:tc>
-          <w:tcPr>
-            <w:tcW w:type="dxa" w:w="2448"/>
-            <w:vAlign w:val="center"/>
-            <w:shd w:fill="EAF2F8"/>
-            <w:tcMar>
-              <w:top w:w="100" w:type="dxa"/>
-              <w:start w:w="100" w:type="dxa"/>
-              <w:bottom w:w="100" w:type="dxa"/>
-              <w:end w:w="100" w:type="dxa"/>
-            </w:tcMar>
-          </w:tcPr>
-          <w:p>
-            <w:r>
-              <w:t>What physical quantity is ΔE?</w:t>
-            </w:r>
-          </w:p>
-        </w:tc>
-        <w:tc>
-          <w:tcPr>
-            <w:tcW w:type="dxa" w:w="2448"/>
-            <w:vAlign w:val="center"/>
-            <w:shd w:fill="EAF2F8"/>
-            <w:tcMar>
-              <w:top w:w="100" w:type="dxa"/>
-              <w:start w:w="100" w:type="dxa"/>
-              <w:bottom w:w="100" w:type="dxa"/>
-              <w:end w:w="100" w:type="dxa"/>
-            </w:tcMar>
-          </w:tcPr>
-          <w:p/>
-        </w:tc>
-        <w:tc>
-          <w:tcPr>
-            <w:tcW w:type="dxa" w:w="2448"/>
-            <w:vAlign w:val="center"/>
-            <w:shd w:fill="EAF2F8"/>
-            <w:tcMar>
-              <w:top w:w="100" w:type="dxa"/>
-              <w:start w:w="100" w:type="dxa"/>
-              <w:bottom w:w="100" w:type="dxa"/>
-              <w:end w:w="100" w:type="dxa"/>
-            </w:tcMar>
-          </w:tcPr>
-          <w:p/>
-        </w:tc>
-      </w:tr>
-      <w:tr>
-        <w:tc>
-          <w:tcPr>
-            <w:tcW w:type="dxa" w:w="2448"/>
-            <w:vAlign w:val="center"/>
-            <w:tcMar>
-              <w:top w:w="100" w:type="dxa"/>
-              <w:start w:w="100" w:type="dxa"/>
-              <w:bottom w:w="100" w:type="dxa"/>
-              <w:end w:w="100" w:type="dxa"/>
-            </w:tcMar>
-          </w:tcPr>
-          <w:p>
-            <w:r>
-              <w:t>11</w:t>
-            </w:r>
-          </w:p>
-        </w:tc>
-        <w:tc>
-          <w:tcPr>
-            <w:tcW w:type="dxa" w:w="2448"/>
-            <w:vAlign w:val="center"/>
-            <w:tcMar>
-              <w:top w:w="100" w:type="dxa"/>
-              <w:start w:w="100" w:type="dxa"/>
-              <w:bottom w:w="100" w:type="dxa"/>
-              <w:end w:w="100" w:type="dxa"/>
-            </w:tcMar>
-          </w:tcPr>
-          <w:p>
-            <w:r>
-              <w:t>State the opposite logarithm from the virtual diagram.</w:t>
-            </w:r>
-          </w:p>
-        </w:tc>
-        <w:tc>
-          <w:tcPr>
-            <w:tcW w:type="dxa" w:w="2448"/>
-            <w:vAlign w:val="center"/>
-            <w:tcMar>
-              <w:top w:w="100" w:type="dxa"/>
-              <w:start w:w="100" w:type="dxa"/>
-              <w:bottom w:w="100" w:type="dxa"/>
-              <w:end w:w="100" w:type="dxa"/>
-            </w:tcMar>
-          </w:tcPr>
-          <w:p/>
-        </w:tc>
-        <w:tc>
-          <w:tcPr>
-            <w:tcW w:type="dxa" w:w="2448"/>
-            <w:vAlign w:val="center"/>
-            <w:tcMar>
-              <w:top w:w="100" w:type="dxa"/>
-              <w:start w:w="100" w:type="dxa"/>
-              <w:bottom w:w="100" w:type="dxa"/>
-              <w:end w:w="100" w:type="dxa"/>
-            </w:tcMar>
-          </w:tcPr>
-          <w:p/>
-        </w:tc>
-      </w:tr>
-      <w:tr>
-        <w:tc>
-          <w:tcPr>
-            <w:tcW w:type="dxa" w:w="2448"/>
-            <w:vAlign w:val="center"/>
-            <w:shd w:fill="EAF2F8"/>
-            <w:tcMar>
-              <w:top w:w="100" w:type="dxa"/>
-              <w:start w:w="100" w:type="dxa"/>
-              <w:bottom w:w="100" w:type="dxa"/>
-              <w:end w:w="100" w:type="dxa"/>
-            </w:tcMar>
-          </w:tcPr>
-          <w:p>
-            <w:r>
-              <w:t>12</w:t>
-            </w:r>
-          </w:p>
-        </w:tc>
-        <w:tc>
-          <w:tcPr>
-            <w:tcW w:type="dxa" w:w="2448"/>
-            <w:vAlign w:val="center"/>
-            <w:shd w:fill="EAF2F8"/>
-            <w:tcMar>
-              <w:top w:w="100" w:type="dxa"/>
-              <w:start w:w="100" w:type="dxa"/>
-              <w:bottom w:w="100" w:type="dxa"/>
-              <w:end w:w="100" w:type="dxa"/>
-            </w:tcMar>
-          </w:tcPr>
-          <w:p>
-            <w:r>
-              <w:t>Form the sum and cancel log λ.</w:t>
-            </w:r>
-          </w:p>
-        </w:tc>
-        <w:tc>
-          <w:tcPr>
-            <w:tcW w:type="dxa" w:w="2448"/>
-            <w:vAlign w:val="center"/>
-            <w:shd w:fill="EAF2F8"/>
-            <w:tcMar>
-              <w:top w:w="100" w:type="dxa"/>
-              <w:start w:w="100" w:type="dxa"/>
-              <w:bottom w:w="100" w:type="dxa"/>
-              <w:end w:w="100" w:type="dxa"/>
-            </w:tcMar>
-          </w:tcPr>
-          <w:p/>
-        </w:tc>
-        <w:tc>
-          <w:tcPr>
-            <w:tcW w:type="dxa" w:w="2448"/>
-            <w:vAlign w:val="center"/>
-            <w:shd w:fill="EAF2F8"/>
-            <w:tcMar>
-              <w:top w:w="100" w:type="dxa"/>
-              <w:start w:w="100" w:type="dxa"/>
-              <w:bottom w:w="100" w:type="dxa"/>
-              <w:end w:w="100" w:type="dxa"/>
-            </w:tcMar>
-          </w:tcPr>
-          <w:p/>
-        </w:tc>
-      </w:tr>
-      <w:tr>
-        <w:tc>
-          <w:tcPr>
-            <w:tcW w:type="dxa" w:w="2448"/>
-            <w:vAlign w:val="center"/>
-            <w:tcMar>
-              <w:top w:w="100" w:type="dxa"/>
-              <w:start w:w="100" w:type="dxa"/>
-              <w:bottom w:w="100" w:type="dxa"/>
-              <w:end w:w="100" w:type="dxa"/>
-            </w:tcMar>
-          </w:tcPr>
-          <w:p>
-            <w:r>
-              <w:t>13</w:t>
-            </w:r>
-          </w:p>
-        </w:tc>
-        <w:tc>
-          <w:tcPr>
-            <w:tcW w:type="dxa" w:w="2448"/>
-            <w:vAlign w:val="center"/>
-            <w:tcMar>
-              <w:top w:w="100" w:type="dxa"/>
-              <w:start w:w="100" w:type="dxa"/>
-              <w:bottom w:w="100" w:type="dxa"/>
-              <w:end w:w="100" w:type="dxa"/>
-            </w:tcMar>
-          </w:tcPr>
-          <w:p>
-            <w:r>
-              <w:t>Does this cancellation need Lesson 71?</w:t>
-            </w:r>
-          </w:p>
-        </w:tc>
-        <w:tc>
-          <w:tcPr>
-            <w:tcW w:type="dxa" w:w="2448"/>
-            <w:vAlign w:val="center"/>
-            <w:tcMar>
-              <w:top w:w="100" w:type="dxa"/>
-              <w:start w:w="100" w:type="dxa"/>
-              <w:bottom w:w="100" w:type="dxa"/>
-              <w:end w:w="100" w:type="dxa"/>
-            </w:tcMar>
-          </w:tcPr>
-          <w:p/>
-        </w:tc>
-        <w:tc>
-          <w:tcPr>
-            <w:tcW w:type="dxa" w:w="2448"/>
-            <w:vAlign w:val="center"/>
-            <w:tcMar>
-              <w:top w:w="100" w:type="dxa"/>
-              <w:start w:w="100" w:type="dxa"/>
-              <w:bottom w:w="100" w:type="dxa"/>
-              <w:end w:w="100" w:type="dxa"/>
-            </w:tcMar>
-          </w:tcPr>
-          <w:p/>
-        </w:tc>
-      </w:tr>
-      <w:tr>
-        <w:tc>
-          <w:tcPr>
-            <w:tcW w:type="dxa" w:w="2448"/>
-            <w:vAlign w:val="center"/>
-            <w:shd w:fill="EAF2F8"/>
-            <w:tcMar>
-              <w:top w:w="100" w:type="dxa"/>
-              <w:start w:w="100" w:type="dxa"/>
-              <w:bottom w:w="100" w:type="dxa"/>
-              <w:end w:w="100" w:type="dxa"/>
-            </w:tcMar>
-          </w:tcPr>
-          <w:p>
-            <w:r>
-              <w:t>14</w:t>
-            </w:r>
-          </w:p>
-        </w:tc>
-        <w:tc>
-          <w:tcPr>
-            <w:tcW w:type="dxa" w:w="2448"/>
-            <w:vAlign w:val="center"/>
-            <w:shd w:fill="EAF2F8"/>
-            <w:tcMar>
-              <w:top w:w="100" w:type="dxa"/>
-              <w:start w:w="100" w:type="dxa"/>
-              <w:bottom w:w="100" w:type="dxa"/>
-              <w:end w:w="100" w:type="dxa"/>
-            </w:tcMar>
-          </w:tcPr>
-          <w:p>
-            <w:r>
-              <w:t>Soft vs collinear: which extra diagram cancels Compton's u-pole?</w:t>
-            </w:r>
-          </w:p>
-        </w:tc>
-        <w:tc>
-          <w:tcPr>
-            <w:tcW w:type="dxa" w:w="2448"/>
-            <w:vAlign w:val="center"/>
-            <w:shd w:fill="EAF2F8"/>
-            <w:tcMar>
-              <w:top w:w="100" w:type="dxa"/>
-              <w:start w:w="100" w:type="dxa"/>
-              <w:bottom w:w="100" w:type="dxa"/>
-              <w:end w:w="100" w:type="dxa"/>
-            </w:tcMar>
-          </w:tcPr>
-          <w:p/>
-        </w:tc>
-        <w:tc>
-          <w:tcPr>
-            <w:tcW w:type="dxa" w:w="2448"/>
-            <w:vAlign w:val="center"/>
-            <w:shd w:fill="EAF2F8"/>
-            <w:tcMar>
-              <w:top w:w="100" w:type="dxa"/>
-              <w:start w:w="100" w:type="dxa"/>
-              <w:bottom w:w="100" w:type="dxa"/>
-              <w:end w:w="100" w:type="dxa"/>
-            </w:tcMar>
-          </w:tcPr>
-          <w:p/>
-        </w:tc>
-      </w:tr>
-      <w:tr>
-        <w:tc>
-          <w:tcPr>
-            <w:tcW w:type="dxa" w:w="2448"/>
-            <w:vAlign w:val="center"/>
-            <w:tcMar>
-              <w:top w:w="100" w:type="dxa"/>
-              <w:start w:w="100" w:type="dxa"/>
-              <w:bottom w:w="100" w:type="dxa"/>
-              <w:end w:w="100" w:type="dxa"/>
-            </w:tcMar>
-          </w:tcPr>
-          <w:p>
-            <w:r>
-              <w:t>15</w:t>
-            </w:r>
-          </w:p>
-        </w:tc>
-        <w:tc>
-          <w:tcPr>
-            <w:tcW w:type="dxa" w:w="2448"/>
-            <w:vAlign w:val="center"/>
-            <w:tcMar>
-              <w:top w:w="100" w:type="dxa"/>
-              <w:start w:w="100" w:type="dxa"/>
-              <w:bottom w:w="100" w:type="dxa"/>
-              <w:end w:w="100" w:type="dxa"/>
-            </w:tcMar>
-          </w:tcPr>
-          <w:p>
-            <w:r>
-              <w:t>Why can a hard photon (ω~E) not be treated with this factor?</w:t>
-            </w:r>
-          </w:p>
-        </w:tc>
-        <w:tc>
-          <w:tcPr>
-            <w:tcW w:type="dxa" w:w="2448"/>
-            <w:vAlign w:val="center"/>
-            <w:tcMar>
-              <w:top w:w="100" w:type="dxa"/>
-              <w:start w:w="100" w:type="dxa"/>
-              <w:bottom w:w="100" w:type="dxa"/>
-              <w:end w:w="100" w:type="dxa"/>
-            </w:tcMar>
-          </w:tcPr>
-          <w:p/>
-        </w:tc>
-        <w:tc>
-          <w:tcPr>
-            <w:tcW w:type="dxa" w:w="2448"/>
-            <w:vAlign w:val="center"/>
-            <w:tcMar>
-              <w:top w:w="100" w:type="dxa"/>
-              <w:start w:w="100" w:type="dxa"/>
-              <w:bottom w:w="100" w:type="dxa"/>
-              <w:end w:w="100" w:type="dxa"/>
-            </w:tcMar>
-          </w:tcPr>
-          <w:p/>
-        </w:tc>
-      </w:tr>
-      <w:tr>
-        <w:tc>
-          <w:tcPr>
-            <w:tcW w:type="dxa" w:w="2448"/>
-            <w:vAlign w:val="center"/>
-            <w:shd w:fill="EAF2F8"/>
-            <w:tcMar>
-              <w:top w:w="100" w:type="dxa"/>
-              <w:start w:w="100" w:type="dxa"/>
-              <w:bottom w:w="100" w:type="dxa"/>
-              <w:end w:w="100" w:type="dxa"/>
-            </w:tcMar>
-          </w:tcPr>
-          <w:p>
-            <w:r>
-              <w:t>16</w:t>
-            </w:r>
-          </w:p>
-        </w:tc>
-        <w:tc>
-          <w:tcPr>
-            <w:tcW w:type="dxa" w:w="2448"/>
-            <w:vAlign w:val="center"/>
-            <w:shd w:fill="EAF2F8"/>
-            <w:tcMar>
-              <w:top w:w="100" w:type="dxa"/>
-              <w:start w:w="100" w:type="dxa"/>
-              <w:bottom w:w="100" w:type="dxa"/>
-              <w:end w:w="100" w:type="dxa"/>
-            </w:tcMar>
-          </w:tcPr>
-          <w:p>
-            <w:r>
-              <w:t>Challenge: write the double-soft factor as a product of two eikonal factors, the beginning of exponentiation.</w:t>
+              <w:t>Mean number of soft photons in an energy range</w:t>
             </w:r>
           </w:p>
         </w:tc>
@@ -1755,6 +638,4347 @@
       </w:tr>
     </w:tbl>
     <w:p>
+      <w:r>
+        <w:t>The vertex is ieγ^μ, as in Lesson 44. Natural units, metric diag(+1, −1, −1, −1). In display equations, square brackets enclose function arguments and visible groupings.</w:t>
+      </w:r>
+    </w:p>
+    <w:p>
+      <w:pPr>
+        <w:pStyle w:val="Heading2"/>
+      </w:pPr>
+      <w:r>
+        <w:t>1 The soft factor</w:t>
+      </w:r>
+    </w:p>
+    <w:p>
+      <w:pPr>
+        <w:spacing w:before="160" w:after="160"/>
+        <w:jc w:val="center"/>
+      </w:pPr>
+      <w:r>
+        <w:rPr>
+          <w:rFonts w:ascii="Consolas" w:hAnsi="Consolas" w:cs="Consolas" w:eastAsia="Consolas"/>
+          <w:sz w:val="20"/>
+        </w:rPr>
+        <w:t xml:space="preserve">  p ──────►●══════► p′+k        p ─────►══════●──────► p′</w:t>
+      </w:r>
+      <w:r>
+        <w:rPr>
+          <w:rFonts w:ascii="Consolas" w:hAnsi="Consolas" w:cs="Consolas" w:eastAsia="Consolas"/>
+          <w:sz w:val="20"/>
+        </w:rPr>
+        <w:br/>
+        <w:t xml:space="preserve">           ‖ hard ╲                       hard ‖  ╲</w:t>
+      </w:r>
+      <w:r>
+        <w:rPr>
+          <w:rFonts w:ascii="Consolas" w:hAnsi="Consolas" w:cs="Consolas" w:eastAsia="Consolas"/>
+          <w:sz w:val="20"/>
+        </w:rPr>
+        <w:br/>
+        <w:t xml:space="preserve">           ‖       γ(k)              p−k  ‖     γ(k)</w:t>
+      </w:r>
+      <w:r>
+        <w:rPr>
+          <w:rFonts w:ascii="Consolas" w:hAnsi="Consolas" w:cs="Consolas" w:eastAsia="Consolas"/>
+          <w:sz w:val="20"/>
+        </w:rPr>
+        <w:br/>
+        <w:t xml:space="preserve">  emission after the hard process     emission before it</w:t>
+      </w:r>
+    </w:p>
+    <w:p>
+      <w:pPr>
+        <w:pStyle w:val="Heading3"/>
+      </w:pPr>
+      <w:r>
+        <w:t>1.1 Emission after the collision</w:t>
+      </w:r>
+    </w:p>
+    <w:p>
+      <w:r>
+        <w:t>Suppose an electron of momentum p is scattered by some hard process into momentum p′ + k, and then emits a photon of momentum k, leaving with p′. The amplitude contains</w:t>
+      </w:r>
+    </w:p>
+    <w:p>
+      <w:pPr>
+        <w:spacing w:before="100" w:after="160"/>
+        <w:jc w:val="center"/>
+      </w:pPr>
+      <m:oMathPara>
+        <m:oMath>
+          <m:r>
+            <m:t xml:space="preserve">ū</m:t>
+          </m:r>
+          <m:r>
+            <m:t xml:space="preserve">[</m:t>
+          </m:r>
+          <m:r>
+            <m:t xml:space="preserve">p</m:t>
+          </m:r>
+          <m:r>
+            <m:t xml:space="preserve">′</m:t>
+          </m:r>
+          <m:r>
+            <m:t xml:space="preserve">]</m:t>
+          </m:r>
+          <m:r>
+            <m:t xml:space="preserve">[</m:t>
+          </m:r>
+          <m:sSup>
+            <m:e>
+              <m:r>
+                <m:t xml:space="preserve">ieγ</m:t>
+              </m:r>
+            </m:e>
+            <m:sup>
+              <m:r>
+                <m:t xml:space="preserve">μ</m:t>
+              </m:r>
+            </m:sup>
+          </m:sSup>
+          <m:sSub>
+            <m:e>
+              <m:r>
+                <m:t xml:space="preserve">ε*</m:t>
+              </m:r>
+            </m:e>
+            <m:sub>
+              <m:r>
+                <m:t xml:space="preserve">μ</m:t>
+              </m:r>
+            </m:sub>
+          </m:sSub>
+          <m:r>
+            <m:t xml:space="preserve">]</m:t>
+          </m:r>
+          <m:r>
+            <m:t xml:space="preserve">i</m:t>
+          </m:r>
+          <m:f>
+            <m:num>
+              <m:acc>
+                <m:accPr>
+                  <m:chr m:val="/"/>
+                </m:accPr>
+                <m:e>
+                  <m:r>
+                    <m:t xml:space="preserve">p</m:t>
+                  </m:r>
+                </m:e>
+              </m:acc>
+              <m:r>
+                <m:t xml:space="preserve">′</m:t>
+              </m:r>
+              <m:r>
+                <m:t xml:space="preserve">+</m:t>
+              </m:r>
+              <m:acc>
+                <m:accPr>
+                  <m:chr m:val="/"/>
+                </m:accPr>
+                <m:e>
+                  <m:r>
+                    <m:t xml:space="preserve">k</m:t>
+                  </m:r>
+                </m:e>
+              </m:acc>
+              <m:r>
+                <m:t xml:space="preserve">+</m:t>
+              </m:r>
+              <m:r>
+                <m:t xml:space="preserve">m</m:t>
+              </m:r>
+            </m:num>
+            <m:den>
+              <m:sSup>
+                <m:e>
+                  <m:r>
+                    <m:t xml:space="preserve">p</m:t>
+                  </m:r>
+                  <m:r>
+                    <m:t xml:space="preserve">′</m:t>
+                  </m:r>
+                  <m:r>
+                    <m:t xml:space="preserve">+</m:t>
+                  </m:r>
+                  <m:r>
+                    <m:t xml:space="preserve">k</m:t>
+                  </m:r>
+                </m:e>
+                <m:sup>
+                  <m:r>
+                    <m:t xml:space="preserve">2</m:t>
+                  </m:r>
+                </m:sup>
+              </m:sSup>
+              <m:r>
+                <m:t xml:space="preserve">−</m:t>
+              </m:r>
+              <m:sSup>
+                <m:e>
+                  <m:r>
+                    <m:t xml:space="preserve">m</m:t>
+                  </m:r>
+                </m:e>
+                <m:sup>
+                  <m:r>
+                    <m:t xml:space="preserve">2</m:t>
+                  </m:r>
+                </m:sup>
+              </m:sSup>
+            </m:den>
+          </m:f>
+          <m:r>
+            <m:t xml:space="preserve">[</m:t>
+          </m:r>
+          <m:r>
+            <m:t xml:space="preserve">⋯</m:t>
+          </m:r>
+          <m:r>
+            <m:t xml:space="preserve">]</m:t>
+          </m:r>
+        </m:oMath>
+      </m:oMathPara>
+    </w:p>
+    <w:p>
+      <w:r>
+        <w:t>where [⋯] is the rest of the hard amplitude. With p′² = m² and k² = 0, the denominator is 2p′·k. For soft k, drop k̸ in the numerator and use the identity of Lesson 73, Exercise 2:</w:t>
+      </w:r>
+    </w:p>
+    <w:p>
+      <w:pPr>
+        <w:spacing w:before="100" w:after="160"/>
+        <w:jc w:val="center"/>
+      </w:pPr>
+      <m:oMathPara>
+        <m:oMath>
+          <m:r>
+            <m:t xml:space="preserve">ū</m:t>
+          </m:r>
+          <m:r>
+            <m:t xml:space="preserve">[</m:t>
+          </m:r>
+          <m:r>
+            <m:t xml:space="preserve">p</m:t>
+          </m:r>
+          <m:r>
+            <m:t xml:space="preserve">′</m:t>
+          </m:r>
+          <m:r>
+            <m:t xml:space="preserve">]</m:t>
+          </m:r>
+          <m:sSup>
+            <m:e>
+              <m:r>
+                <m:t xml:space="preserve">γ</m:t>
+              </m:r>
+            </m:e>
+            <m:sup>
+              <m:r>
+                <m:t xml:space="preserve">μ</m:t>
+              </m:r>
+            </m:sup>
+          </m:sSup>
+          <m:r>
+            <m:t xml:space="preserve">[</m:t>
+          </m:r>
+          <m:acc>
+            <m:accPr>
+              <m:chr m:val="/"/>
+            </m:accPr>
+            <m:e>
+              <m:r>
+                <m:t xml:space="preserve">p</m:t>
+              </m:r>
+            </m:e>
+          </m:acc>
+          <m:r>
+            <m:t xml:space="preserve">′</m:t>
+          </m:r>
+          <m:r>
+            <m:t xml:space="preserve">+</m:t>
+          </m:r>
+          <m:r>
+            <m:t xml:space="preserve">m</m:t>
+          </m:r>
+          <m:r>
+            <m:t xml:space="preserve">]</m:t>
+          </m:r>
+          <m:r>
+            <m:t xml:space="preserve">=</m:t>
+          </m:r>
+          <m:r>
+            <m:t xml:space="preserve">2</m:t>
+          </m:r>
+          <m:r>
+            <m:t xml:space="preserve">p</m:t>
+          </m:r>
+          <m:r>
+            <m:t xml:space="preserve">′</m:t>
+          </m:r>
+          <m:sSup>
+            <m:e/>
+            <m:sup>
+              <m:r>
+                <m:t xml:space="preserve">μ</m:t>
+              </m:r>
+            </m:sup>
+          </m:sSup>
+          <m:r>
+            <m:t xml:space="preserve">ū</m:t>
+          </m:r>
+          <m:r>
+            <m:t xml:space="preserve">[</m:t>
+          </m:r>
+          <m:r>
+            <m:t xml:space="preserve">p</m:t>
+          </m:r>
+          <m:r>
+            <m:t xml:space="preserve">′</m:t>
+          </m:r>
+          <m:r>
+            <m:t xml:space="preserve">]</m:t>
+          </m:r>
+        </m:oMath>
+      </m:oMathPara>
+    </w:p>
+    <w:p>
+      <w:r>
+        <w:t>The photon factor is then (ie)(i)(2p′·ε</w:t>
+      </w:r>
+      <w:r>
+        <w:rPr>
+          <w:i/>
+        </w:rPr>
+        <w:t>)/(2p′·k) = −e p′·ε</w:t>
+      </w:r>
+      <w:r>
+        <w:t>/(p′·k), multiplying ū(p′)[⋯], which is the amplitude without the photon.</w:t>
+      </w:r>
+    </w:p>
+    <w:p>
+      <w:pPr>
+        <w:pStyle w:val="Heading3"/>
+      </w:pPr>
+      <w:r>
+        <w:t>1.2 Emission before the collision</w:t>
+      </w:r>
+    </w:p>
+    <w:p>
+      <w:r>
+        <w:t>If the electron emits the photon first, the internal momentum is p − k, the denominator is (p − k)² − m² = −2p·k, and (p̸ + m)γ^μu(p) = 2p^μu(p) acts to the right. The factor is (i)(ie)(2p·ε</w:t>
+      </w:r>
+      <w:r>
+        <w:rPr>
+          <w:i/>
+        </w:rPr>
+        <w:t>)/(−2p·k) = +e p·ε</w:t>
+      </w:r>
+      <w:r>
+        <w:t>/(p·k).</w:t>
+      </w:r>
+    </w:p>
+    <w:p>
+      <w:pPr>
+        <w:pStyle w:val="Heading3"/>
+      </w:pPr>
+      <w:r>
+        <w:t>1.3 The result</w:t>
+      </w:r>
+    </w:p>
+    <w:p>
+      <w:r>
+        <w:t>Adding the two,</w:t>
+      </w:r>
+    </w:p>
+    <w:p>
+      <w:pPr>
+        <w:spacing w:before="100" w:after="160"/>
+        <w:jc w:val="center"/>
+      </w:pPr>
+      <m:oMathPara>
+        <m:oMath>
+          <m:r>
+            <m:t xml:space="preserve">iℳ</m:t>
+          </m:r>
+          <m:r>
+            <m:t xml:space="preserve">≈</m:t>
+          </m:r>
+          <m:sSub>
+            <m:e>
+              <m:r>
+                <m:t xml:space="preserve">iℳ</m:t>
+              </m:r>
+            </m:e>
+            <m:sub>
+              <m:r>
+                <m:t xml:space="preserve">0</m:t>
+              </m:r>
+            </m:sub>
+          </m:sSub>
+          <m:r>
+            <m:t xml:space="preserve">·</m:t>
+          </m:r>
+          <m:r>
+            <m:t xml:space="preserve">e</m:t>
+          </m:r>
+          <m:r>
+            <m:t xml:space="preserve">[</m:t>
+          </m:r>
+          <m:r>
+            <m:t xml:space="preserve">p</m:t>
+          </m:r>
+          <m:r>
+            <m:t xml:space="preserve">·</m:t>
+          </m:r>
+          <m:f>
+            <m:num>
+              <m:r>
+                <m:t xml:space="preserve">ε*</m:t>
+              </m:r>
+            </m:num>
+            <m:den>
+              <m:r>
+                <m:t xml:space="preserve">p</m:t>
+              </m:r>
+              <m:r>
+                <m:t xml:space="preserve">·</m:t>
+              </m:r>
+              <m:r>
+                <m:t xml:space="preserve">k</m:t>
+              </m:r>
+            </m:den>
+          </m:f>
+          <m:r>
+            <m:t xml:space="preserve">−</m:t>
+          </m:r>
+          <m:r>
+            <m:t xml:space="preserve">p</m:t>
+          </m:r>
+          <m:r>
+            <m:t xml:space="preserve">′</m:t>
+          </m:r>
+          <m:r>
+            <m:t xml:space="preserve">·</m:t>
+          </m:r>
+          <m:f>
+            <m:num>
+              <m:r>
+                <m:t xml:space="preserve">ε*</m:t>
+              </m:r>
+            </m:num>
+            <m:den>
+              <m:r>
+                <m:t xml:space="preserve">p</m:t>
+              </m:r>
+              <m:r>
+                <m:t xml:space="preserve">′</m:t>
+              </m:r>
+              <m:r>
+                <m:t xml:space="preserve">·</m:t>
+              </m:r>
+              <m:r>
+                <m:t xml:space="preserve">k</m:t>
+              </m:r>
+            </m:den>
+          </m:f>
+          <m:r>
+            <m:t xml:space="preserve">]</m:t>
+          </m:r>
+        </m:oMath>
+      </m:oMathPara>
+    </w:p>
+    <w:p>
+      <w:r>
+        <w:t>For a process with several charged particles, each one contributes a term like this, with its own charge, and with a sign that depends on whether it is incoming or outgoing. This is the soft factor.</w:t>
+      </w:r>
+    </w:p>
+    <w:p>
+      <w:r>
+        <w:rPr>
+          <w:b/>
+          <w:i/>
+        </w:rPr>
+        <w:t>Worked example 1</w:t>
+      </w:r>
+    </w:p>
+    <w:p>
+      <w:r>
+        <w:t>Check the Ward identity on the soft factor. Replace ε* by k: e[p·k/(p·k) − p′·k/(p′·k)] = e(1 − 1) = 0. A longitudinal photon is not emitted, as Lesson 71 requires. The cancellation is between the incoming and outgoing terms, the soft-limit version of the telescoping in Lesson 71, Section 2.3. It works because charge is conserved: the charge going in equals the charge coming out.</w:t>
+      </w:r>
+    </w:p>
+    <w:p>
+      <w:pPr>
+        <w:pStyle w:val="Heading2"/>
+      </w:pPr>
+      <w:r>
+        <w:t>2 Why the factor is universal</w:t>
+      </w:r>
+    </w:p>
+    <w:p>
+      <w:pPr>
+        <w:pStyle w:val="Heading3"/>
+      </w:pPr>
+      <w:r>
+        <w:t>2.1 What the derivation did not use</w:t>
+      </w:r>
+    </w:p>
+    <w:p>
+      <w:r>
+        <w:t>The derivation used only the propagator just before or after the vertex, the on-shell condition, and the electron's charge. It did not use any detail of the hard process. The spin dropped out through the identity of Section 1.1. A scalar particle gives the same factor, and so does a proton, if its charge and momentum are used. Photons attached inside the hard process carry no small denominator 1/(p·k), so they are subleading as k → 0. These statements are the leading part of Low's theorem, published by Francis Low in 1958. His theorem also fixes the next term in the expansion in k, which this course does not use.</w:t>
+      </w:r>
+    </w:p>
+    <w:p>
+      <w:pPr>
+        <w:pStyle w:val="Heading3"/>
+      </w:pPr>
+      <w:r>
+        <w:t>2.2 The classical current</w:t>
+      </w:r>
+    </w:p>
+    <w:p>
+      <w:r>
+        <w:t>Consider a classical point charge moving with constant velocity v = p/E until t = 0, and with v′ = p′/E′ afterwards. Its current is j^μ(x) = e∫dτ u^μ(τ)δ⁴(x − x(τ)), with u the four-velocity. Fourier transforming, with a small damping factor to make the integrals converge, gives</w:t>
+      </w:r>
+    </w:p>
+    <w:p>
+      <w:pPr>
+        <w:spacing w:before="100" w:after="160"/>
+        <w:jc w:val="center"/>
+      </w:pPr>
+      <m:oMathPara>
+        <m:oMath>
+          <m:sSup>
+            <m:e>
+              <m:r>
+                <m:t xml:space="preserve">j</m:t>
+              </m:r>
+            </m:e>
+            <m:sup>
+              <m:r>
+                <m:t xml:space="preserve">μ</m:t>
+              </m:r>
+            </m:sup>
+          </m:sSup>
+          <m:r>
+            <m:t xml:space="preserve">[</m:t>
+          </m:r>
+          <m:r>
+            <m:t xml:space="preserve">k</m:t>
+          </m:r>
+          <m:r>
+            <m:t xml:space="preserve">]</m:t>
+          </m:r>
+          <m:r>
+            <m:t xml:space="preserve">=</m:t>
+          </m:r>
+          <m:r>
+            <m:t xml:space="preserve">i</m:t>
+          </m:r>
+          <m:r>
+            <m:t xml:space="preserve">e</m:t>
+          </m:r>
+          <m:r>
+            <m:t xml:space="preserve">[</m:t>
+          </m:r>
+          <m:r>
+            <m:t xml:space="preserve">p</m:t>
+          </m:r>
+          <m:r>
+            <m:t xml:space="preserve">′</m:t>
+          </m:r>
+          <m:f>
+            <m:num>
+              <m:sSup>
+                <m:e/>
+                <m:sup>
+                  <m:r>
+                    <m:t xml:space="preserve">μ</m:t>
+                  </m:r>
+                </m:sup>
+              </m:sSup>
+            </m:num>
+            <m:den>
+              <m:r>
+                <m:t xml:space="preserve">p</m:t>
+              </m:r>
+              <m:r>
+                <m:t xml:space="preserve">′</m:t>
+              </m:r>
+              <m:r>
+                <m:t xml:space="preserve">·</m:t>
+              </m:r>
+              <m:r>
+                <m:t xml:space="preserve">k</m:t>
+              </m:r>
+            </m:den>
+          </m:f>
+          <m:r>
+            <m:t xml:space="preserve">−</m:t>
+          </m:r>
+          <m:f>
+            <m:num>
+              <m:sSup>
+                <m:e>
+                  <m:r>
+                    <m:t xml:space="preserve">p</m:t>
+                  </m:r>
+                </m:e>
+                <m:sup>
+                  <m:r>
+                    <m:t xml:space="preserve">μ</m:t>
+                  </m:r>
+                </m:sup>
+              </m:sSup>
+            </m:num>
+            <m:den>
+              <m:r>
+                <m:t xml:space="preserve">p</m:t>
+              </m:r>
+              <m:r>
+                <m:t xml:space="preserve">·</m:t>
+              </m:r>
+              <m:r>
+                <m:t xml:space="preserve">k</m:t>
+              </m:r>
+            </m:den>
+          </m:f>
+          <m:r>
+            <m:t xml:space="preserve">]</m:t>
+          </m:r>
+        </m:oMath>
+      </m:oMathPara>
+    </w:p>
+    <w:p>
+      <w:r>
+        <w:t>(Exercise 4). Up to an overall phase, this is the soft factor of Section 1.3, with the polarization vector stripped off. Soft photons are emitted by the classical current of the scattered charge, and quantum mechanics enters only to count them.</w:t>
+      </w:r>
+    </w:p>
+    <w:p>
+      <w:r>
+        <w:rPr>
+          <w:b/>
+          <w:i/>
+        </w:rPr>
+        <w:t>Worked example 2</w:t>
+      </w:r>
+    </w:p>
+    <w:p>
+      <w:r>
+        <w:t>Explain why the soft factor diverges like 1/k as k → 0, and what this means for long-wavelength radiation. Each term has p·k = |k|(E − p·n̂) in its denominator, which is proportional to |k|. The amplitude grows like 1/|k| at low frequency, because a sudden kick has a Fourier transform that falls slowly. With phase space d³k/(2|k|) ∝ |k|d|k|, the probability per unit |k| behaves like |k| × (1/|k|²) = 1/|k|. This is the dk/k of Lesson 73's classical photon counting, now derived from the amplitude.</w:t>
+      </w:r>
+    </w:p>
+    <w:p>
+      <w:pPr>
+        <w:pStyle w:val="Heading2"/>
+      </w:pPr>
+      <w:r>
+        <w:t>3 The emission probability</w:t>
+      </w:r>
+    </w:p>
+    <w:p>
+      <w:pPr>
+        <w:pStyle w:val="Heading3"/>
+      </w:pPr>
+      <w:r>
+        <w:t>3.1 Squaring and summing polarizations</w:t>
+      </w:r>
+    </w:p>
+    <w:p>
+      <w:r>
+        <w:t>The emission rate is the rate without emission, multiplied by e²|S·ε*|² and by the photon phase space d³k/((2π)³2|k|). By Lesson 71, Section 6.1, the polarization sum may be replaced by −g_μν, because S satisfies the Ward identity:</w:t>
+      </w:r>
+    </w:p>
+    <w:p>
+      <w:pPr>
+        <w:spacing w:before="100" w:after="160"/>
+        <w:jc w:val="center"/>
+      </w:pPr>
+      <m:oMathPara>
+        <m:oMath>
+          <m:sSub>
+            <m:e>
+              <m:r>
+                <m:t xml:space="preserve">Σ</m:t>
+              </m:r>
+            </m:e>
+            <m:sub>
+              <m:r>
+                <m:t xml:space="preserve">pol</m:t>
+              </m:r>
+            </m:sub>
+          </m:sSub>
+          <m:r>
+            <m:t xml:space="preserve">|</m:t>
+          </m:r>
+          <m:r>
+            <m:t xml:space="preserve">S</m:t>
+          </m:r>
+          <m:r>
+            <m:t xml:space="preserve">·</m:t>
+          </m:r>
+          <m:r>
+            <m:t xml:space="preserve">ε*</m:t>
+          </m:r>
+          <m:r>
+            <m:t xml:space="preserve">|</m:t>
+          </m:r>
+          <m:sSup>
+            <m:e/>
+            <m:sup>
+              <m:r>
+                <m:t xml:space="preserve">2</m:t>
+              </m:r>
+            </m:sup>
+          </m:sSup>
+          <m:r>
+            <m:t xml:space="preserve">=</m:t>
+          </m:r>
+          <m:r>
+            <m:t xml:space="preserve">−</m:t>
+          </m:r>
+          <m:sSup>
+            <m:e>
+              <m:r>
+                <m:t xml:space="preserve">[</m:t>
+              </m:r>
+              <m:f>
+                <m:num>
+                  <m:r>
+                    <m:t xml:space="preserve">p</m:t>
+                  </m:r>
+                </m:num>
+                <m:den>
+                  <m:r>
+                    <m:t xml:space="preserve">p</m:t>
+                  </m:r>
+                  <m:r>
+                    <m:t xml:space="preserve">·</m:t>
+                  </m:r>
+                  <m:r>
+                    <m:t xml:space="preserve">k</m:t>
+                  </m:r>
+                </m:den>
+              </m:f>
+              <m:r>
+                <m:t xml:space="preserve">−</m:t>
+              </m:r>
+              <m:r>
+                <m:t xml:space="preserve">p</m:t>
+              </m:r>
+              <m:r>
+                <m:t xml:space="preserve">′</m:t>
+              </m:r>
+              <m:f>
+                <m:num/>
+                <m:den>
+                  <m:r>
+                    <m:t xml:space="preserve">p</m:t>
+                  </m:r>
+                  <m:r>
+                    <m:t xml:space="preserve">′</m:t>
+                  </m:r>
+                  <m:r>
+                    <m:t xml:space="preserve">·</m:t>
+                  </m:r>
+                  <m:r>
+                    <m:t xml:space="preserve">k</m:t>
+                  </m:r>
+                </m:den>
+              </m:f>
+              <m:r>
+                <m:t xml:space="preserve">]</m:t>
+              </m:r>
+            </m:e>
+            <m:sup>
+              <m:r>
+                <m:t xml:space="preserve">2</m:t>
+              </m:r>
+            </m:sup>
+          </m:sSup>
+          <m:r>
+            <m:t xml:space="preserve">=</m:t>
+          </m:r>
+          <m:r>
+            <m:t xml:space="preserve">2p</m:t>
+          </m:r>
+          <m:r>
+            <m:t xml:space="preserve">·</m:t>
+          </m:r>
+          <m:r>
+            <m:t xml:space="preserve">p</m:t>
+          </m:r>
+          <m:r>
+            <m:t xml:space="preserve">′</m:t>
+          </m:r>
+          <m:f>
+            <m:num/>
+            <m:den>
+              <m:r>
+                <m:t xml:space="preserve">p</m:t>
+              </m:r>
+              <m:r>
+                <m:t xml:space="preserve">·</m:t>
+              </m:r>
+              <m:r>
+                <m:t xml:space="preserve">k</m:t>
+              </m:r>
+              <m:r>
+                <m:t xml:space="preserve">p</m:t>
+              </m:r>
+              <m:r>
+                <m:t xml:space="preserve">′</m:t>
+              </m:r>
+              <m:r>
+                <m:t xml:space="preserve">·</m:t>
+              </m:r>
+              <m:r>
+                <m:t xml:space="preserve">k</m:t>
+              </m:r>
+            </m:den>
+          </m:f>
+          <m:r>
+            <m:t xml:space="preserve">−</m:t>
+          </m:r>
+          <m:f>
+            <m:num>
+              <m:sSup>
+                <m:e>
+                  <m:r>
+                    <m:t xml:space="preserve">m</m:t>
+                  </m:r>
+                </m:e>
+                <m:sup>
+                  <m:r>
+                    <m:t xml:space="preserve">2</m:t>
+                  </m:r>
+                </m:sup>
+              </m:sSup>
+            </m:num>
+            <m:den>
+              <m:sSup>
+                <m:e>
+                  <m:r>
+                    <m:t xml:space="preserve">p</m:t>
+                  </m:r>
+                  <m:r>
+                    <m:t xml:space="preserve">·</m:t>
+                  </m:r>
+                  <m:r>
+                    <m:t xml:space="preserve">k</m:t>
+                  </m:r>
+                </m:e>
+                <m:sup>
+                  <m:r>
+                    <m:t xml:space="preserve">2</m:t>
+                  </m:r>
+                </m:sup>
+              </m:sSup>
+            </m:den>
+          </m:f>
+          <m:r>
+            <m:t xml:space="preserve">−</m:t>
+          </m:r>
+          <m:f>
+            <m:num>
+              <m:sSup>
+                <m:e>
+                  <m:r>
+                    <m:t xml:space="preserve">m</m:t>
+                  </m:r>
+                </m:e>
+                <m:sup>
+                  <m:r>
+                    <m:t xml:space="preserve">2</m:t>
+                  </m:r>
+                </m:sup>
+              </m:sSup>
+            </m:num>
+            <m:den>
+              <m:sSup>
+                <m:e>
+                  <m:r>
+                    <m:t xml:space="preserve">p</m:t>
+                  </m:r>
+                  <m:r>
+                    <m:t xml:space="preserve">′</m:t>
+                  </m:r>
+                  <m:r>
+                    <m:t xml:space="preserve">·</m:t>
+                  </m:r>
+                  <m:r>
+                    <m:t xml:space="preserve">k</m:t>
+                  </m:r>
+                </m:e>
+                <m:sup>
+                  <m:r>
+                    <m:t xml:space="preserve">2</m:t>
+                  </m:r>
+                </m:sup>
+              </m:sSup>
+            </m:den>
+          </m:f>
+        </m:oMath>
+      </m:oMathPara>
+    </w:p>
+    <w:p>
+      <w:r>
+        <w:t>Every term is proportional to 1/|k|². Pulling out that factor with k = |k|k̂ leaves a function of the photon direction alone.</w:t>
+      </w:r>
+    </w:p>
+    <w:p>
+      <w:pPr>
+        <w:pStyle w:val="Heading3"/>
+      </w:pPr>
+      <w:r>
+        <w:t>3.2 Integrating</w:t>
+      </w:r>
+    </w:p>
+    <w:p>
+      <w:r>
+        <w:t>With d³k = |k|²d|k|dΩ, the probability of emitting one photon with energy between |k| and |k| + d|k| is</w:t>
+      </w:r>
+    </w:p>
+    <w:p>
+      <w:pPr>
+        <w:spacing w:before="100" w:after="160"/>
+        <w:jc w:val="center"/>
+      </w:pPr>
+      <m:oMathPara>
+        <m:oMath>
+          <m:r>
+            <m:t xml:space="preserve">dP</m:t>
+          </m:r>
+          <m:r>
+            <m:t xml:space="preserve">=</m:t>
+          </m:r>
+          <m:f>
+            <m:num>
+              <m:r>
+                <m:t xml:space="preserve">α</m:t>
+              </m:r>
+            </m:num>
+            <m:den>
+              <m:r>
+                <m:t xml:space="preserve">π</m:t>
+              </m:r>
+            </m:den>
+          </m:f>
+          <m:r>
+            <m:t xml:space="preserve">d</m:t>
+          </m:r>
+          <m:r>
+            <m:t xml:space="preserve">|</m:t>
+          </m:r>
+          <m:r>
+            <m:t xml:space="preserve">k</m:t>
+          </m:r>
+          <m:r>
+            <m:t xml:space="preserve">|</m:t>
+          </m:r>
+          <m:f>
+            <m:num/>
+            <m:den>
+              <m:r>
+                <m:t xml:space="preserve">|</m:t>
+              </m:r>
+            </m:den>
+          </m:f>
+          <m:r>
+            <m:t xml:space="preserve">k</m:t>
+          </m:r>
+          <m:r>
+            <m:t xml:space="preserve">|</m:t>
+          </m:r>
+          <m:r>
+            <m:t xml:space="preserve">I</m:t>
+          </m:r>
+          <m:r>
+            <m:t xml:space="preserve">[</m:t>
+          </m:r>
+          <m:r>
+            <m:t xml:space="preserve">p</m:t>
+          </m:r>
+          <m:r>
+            <m:t xml:space="preserve">,</m:t>
+          </m:r>
+          <m:r>
+            <m:t xml:space="preserve">p</m:t>
+          </m:r>
+          <m:r>
+            <m:t xml:space="preserve">′</m:t>
+          </m:r>
+          <m:r>
+            <m:t xml:space="preserve">]</m:t>
+          </m:r>
+        </m:oMath>
+      </m:oMathPara>
+    </w:p>
+    <w:p>
+      <w:r>
+        <w:t>where the angular factor is</w:t>
+      </w:r>
+    </w:p>
+    <w:p>
+      <w:pPr>
+        <w:spacing w:before="100" w:after="160"/>
+        <w:jc w:val="center"/>
+      </w:pPr>
+      <m:oMathPara>
+        <m:oMath>
+          <m:r>
+            <m:t xml:space="preserve">I</m:t>
+          </m:r>
+          <m:r>
+            <m:t xml:space="preserve">[</m:t>
+          </m:r>
+          <m:r>
+            <m:t xml:space="preserve">p</m:t>
+          </m:r>
+          <m:r>
+            <m:t xml:space="preserve">,</m:t>
+          </m:r>
+          <m:r>
+            <m:t xml:space="preserve">p</m:t>
+          </m:r>
+          <m:r>
+            <m:t xml:space="preserve">′</m:t>
+          </m:r>
+          <m:r>
+            <m:t xml:space="preserve">]</m:t>
+          </m:r>
+          <m:r>
+            <m:t xml:space="preserve">=</m:t>
+          </m:r>
+          <m:r>
+            <m:t xml:space="preserve">∫</m:t>
+          </m:r>
+          <m:f>
+            <m:num>
+              <m:r>
+                <m:t xml:space="preserve">dΩ</m:t>
+              </m:r>
+            </m:num>
+            <m:den>
+              <m:r>
+                <m:t xml:space="preserve">4π</m:t>
+              </m:r>
+            </m:den>
+          </m:f>
+          <m:r>
+            <m:t xml:space="preserve">[</m:t>
+          </m:r>
+          <m:r>
+            <m:t xml:space="preserve">2p</m:t>
+          </m:r>
+          <m:r>
+            <m:t xml:space="preserve">·</m:t>
+          </m:r>
+          <m:r>
+            <m:t xml:space="preserve">p</m:t>
+          </m:r>
+          <m:r>
+            <m:t xml:space="preserve">′</m:t>
+          </m:r>
+          <m:f>
+            <m:num/>
+            <m:den>
+              <m:r>
+                <m:t xml:space="preserve">p</m:t>
+              </m:r>
+              <m:r>
+                <m:t xml:space="preserve">·</m:t>
+              </m:r>
+              <m:r>
+                <m:t xml:space="preserve">k̂</m:t>
+              </m:r>
+              <m:r>
+                <m:t xml:space="preserve">p</m:t>
+              </m:r>
+              <m:r>
+                <m:t xml:space="preserve">′</m:t>
+              </m:r>
+              <m:r>
+                <m:t xml:space="preserve">·</m:t>
+              </m:r>
+              <m:r>
+                <m:t xml:space="preserve">k̂</m:t>
+              </m:r>
+            </m:den>
+          </m:f>
+          <m:r>
+            <m:t xml:space="preserve">−</m:t>
+          </m:r>
+          <m:f>
+            <m:num>
+              <m:sSup>
+                <m:e>
+                  <m:r>
+                    <m:t xml:space="preserve">m</m:t>
+                  </m:r>
+                </m:e>
+                <m:sup>
+                  <m:r>
+                    <m:t xml:space="preserve">2</m:t>
+                  </m:r>
+                </m:sup>
+              </m:sSup>
+            </m:num>
+            <m:den>
+              <m:sSup>
+                <m:e>
+                  <m:r>
+                    <m:t xml:space="preserve">p</m:t>
+                  </m:r>
+                  <m:r>
+                    <m:t xml:space="preserve">·</m:t>
+                  </m:r>
+                  <m:r>
+                    <m:t xml:space="preserve">k̂</m:t>
+                  </m:r>
+                </m:e>
+                <m:sup>
+                  <m:r>
+                    <m:t xml:space="preserve">2</m:t>
+                  </m:r>
+                </m:sup>
+              </m:sSup>
+            </m:den>
+          </m:f>
+          <m:r>
+            <m:t xml:space="preserve">−</m:t>
+          </m:r>
+          <m:f>
+            <m:num>
+              <m:sSup>
+                <m:e>
+                  <m:r>
+                    <m:t xml:space="preserve">m</m:t>
+                  </m:r>
+                </m:e>
+                <m:sup>
+                  <m:r>
+                    <m:t xml:space="preserve">2</m:t>
+                  </m:r>
+                </m:sup>
+              </m:sSup>
+            </m:num>
+            <m:den>
+              <m:sSup>
+                <m:e>
+                  <m:r>
+                    <m:t xml:space="preserve">p</m:t>
+                  </m:r>
+                  <m:r>
+                    <m:t xml:space="preserve">′</m:t>
+                  </m:r>
+                  <m:r>
+                    <m:t xml:space="preserve">·</m:t>
+                  </m:r>
+                  <m:r>
+                    <m:t xml:space="preserve">k̂</m:t>
+                  </m:r>
+                </m:e>
+                <m:sup>
+                  <m:r>
+                    <m:t xml:space="preserve">2</m:t>
+                  </m:r>
+                </m:sup>
+              </m:sSup>
+            </m:den>
+          </m:f>
+          <m:r>
+            <m:t xml:space="preserve">]</m:t>
+          </m:r>
+        </m:oMath>
+      </m:oMathPara>
+    </w:p>
+    <w:p>
+      <w:r>
+        <w:t>(Exercise 5 collects the factors: e²/(2(2π)³) × 4π = α/π.)</w:t>
+      </w:r>
+    </w:p>
+    <w:p>
+      <w:pPr>
+        <w:pStyle w:val="Heading3"/>
+      </w:pPr>
+      <w:r>
+        <w:t>3.3 The angular integral equals 2f_IR</w:t>
+      </w:r>
+    </w:p>
+    <w:p>
+      <w:r>
+        <w:t>The angular integral can be done with a Feynman parameter. It combines the two denominators into one, along the direction of xp + (1−x)p′. The result, quoted from the standard evaluation and checked in two limits by Exercises 6 and 7, is</w:t>
+      </w:r>
+    </w:p>
+    <w:p>
+      <w:pPr>
+        <w:spacing w:before="100" w:after="160"/>
+        <w:jc w:val="center"/>
+      </w:pPr>
+      <m:oMathPara>
+        <m:oMath>
+          <m:r>
+            <m:t xml:space="preserve">I</m:t>
+          </m:r>
+          <m:r>
+            <m:t xml:space="preserve">[</m:t>
+          </m:r>
+          <m:r>
+            <m:t xml:space="preserve">p</m:t>
+          </m:r>
+          <m:r>
+            <m:t xml:space="preserve">,</m:t>
+          </m:r>
+          <m:r>
+            <m:t xml:space="preserve">p</m:t>
+          </m:r>
+          <m:r>
+            <m:t xml:space="preserve">′</m:t>
+          </m:r>
+          <m:r>
+            <m:t xml:space="preserve">]</m:t>
+          </m:r>
+          <m:r>
+            <m:t xml:space="preserve">=</m:t>
+          </m:r>
+          <m:r>
+            <m:t xml:space="preserve">2</m:t>
+          </m:r>
+          <m:sSub>
+            <m:e>
+              <m:r>
+                <m:t xml:space="preserve">f</m:t>
+              </m:r>
+            </m:e>
+            <m:sub>
+              <m:r>
+                <m:t xml:space="preserve">IR</m:t>
+              </m:r>
+            </m:sub>
+          </m:sSub>
+          <m:r>
+            <m:t xml:space="preserve">[</m:t>
+          </m:r>
+          <m:sSup>
+            <m:e>
+              <m:r>
+                <m:t xml:space="preserve">q</m:t>
+              </m:r>
+            </m:e>
+            <m:sup>
+              <m:r>
+                <m:t xml:space="preserve">2</m:t>
+              </m:r>
+            </m:sup>
+          </m:sSup>
+          <m:r>
+            <m:t xml:space="preserve">]</m:t>
+          </m:r>
+        </m:oMath>
+      </m:oMathPara>
+    </w:p>
+    <w:p>
+      <w:r>
+        <w:t>with q = p′ − p and f_IR the function of Lesson 73, Section 3.2. For small deflections, I ≈ (2/3)|v′ − v|², which is the Larmor result for a slowly moving charge. For Q² ≫ m², I ≈ 2 ln(Q²/m²). The logarithm comes from photons emitted within an angle of about m/E of either electron direction, where p·k̂ becomes small. These are the collinear photons of Lesson 73, Section 1.3.</w:t>
+      </w:r>
+    </w:p>
+    <w:p>
+      <w:pPr>
+        <w:pStyle w:val="Heading3"/>
+      </w:pPr>
+      <w:r>
+        <w:t>3.4 Integrating over energy</w:t>
+      </w:r>
+    </w:p>
+    <w:p>
+      <w:r>
+        <w:t>Integrating dP from the regulator λ to the resolution E_l gives</w:t>
+      </w:r>
+    </w:p>
+    <w:p>
+      <w:pPr>
+        <w:spacing w:before="100" w:after="160"/>
+        <w:jc w:val="center"/>
+      </w:pPr>
+      <m:oMathPara>
+        <m:oMath>
+          <m:r>
+            <m:t xml:space="preserve">P</m:t>
+          </m:r>
+          <m:r>
+            <m:t xml:space="preserve">[</m:t>
+          </m:r>
+          <m:r>
+            <m:t xml:space="preserve">λ</m:t>
+          </m:r>
+          <m:r>
+            <m:t xml:space="preserve">&lt;</m:t>
+          </m:r>
+          <m:r>
+            <m:t xml:space="preserve">|</m:t>
+          </m:r>
+          <m:r>
+            <m:t xml:space="preserve">k</m:t>
+          </m:r>
+          <m:r>
+            <m:t xml:space="preserve">|</m:t>
+          </m:r>
+          <m:r>
+            <m:t xml:space="preserve">&lt;</m:t>
+          </m:r>
+          <m:sSub>
+            <m:e>
+              <m:r>
+                <m:t xml:space="preserve">E</m:t>
+              </m:r>
+            </m:e>
+            <m:sub>
+              <m:r>
+                <m:t xml:space="preserve">l</m:t>
+              </m:r>
+            </m:sub>
+          </m:sSub>
+          <m:r>
+            <m:t xml:space="preserve">]</m:t>
+          </m:r>
+          <m:r>
+            <m:t xml:space="preserve">=</m:t>
+          </m:r>
+          <m:f>
+            <m:num>
+              <m:r>
+                <m:t xml:space="preserve">α</m:t>
+              </m:r>
+            </m:num>
+            <m:den>
+              <m:r>
+                <m:t xml:space="preserve">π</m:t>
+              </m:r>
+            </m:den>
+          </m:f>
+          <m:sSub>
+            <m:e>
+              <m:r>
+                <m:t xml:space="preserve">2f</m:t>
+              </m:r>
+            </m:e>
+            <m:sub>
+              <m:r>
+                <m:t xml:space="preserve">IR</m:t>
+              </m:r>
+            </m:sub>
+          </m:sSub>
+          <m:r>
+            <m:t xml:space="preserve">ln</m:t>
+          </m:r>
+          <m:r>
+            <m:t xml:space="preserve">[</m:t>
+          </m:r>
+          <m:f>
+            <m:num>
+              <m:sSub>
+                <m:e>
+                  <m:r>
+                    <m:t xml:space="preserve">E</m:t>
+                  </m:r>
+                </m:e>
+                <m:sub>
+                  <m:r>
+                    <m:t xml:space="preserve">l</m:t>
+                  </m:r>
+                </m:sub>
+              </m:sSub>
+            </m:num>
+            <m:den>
+              <m:r>
+                <m:t xml:space="preserve">λ</m:t>
+              </m:r>
+            </m:den>
+          </m:f>
+          <m:r>
+            <m:t xml:space="preserve">]</m:t>
+          </m:r>
+          <m:r>
+            <m:t xml:space="preserve">=</m:t>
+          </m:r>
+          <m:f>
+            <m:num>
+              <m:r>
+                <m:t xml:space="preserve">α</m:t>
+              </m:r>
+            </m:num>
+            <m:den>
+              <m:r>
+                <m:t xml:space="preserve">π</m:t>
+              </m:r>
+            </m:den>
+          </m:f>
+          <m:sSub>
+            <m:e>
+              <m:r>
+                <m:t xml:space="preserve">f</m:t>
+              </m:r>
+            </m:e>
+            <m:sub>
+              <m:r>
+                <m:t xml:space="preserve">IR</m:t>
+              </m:r>
+            </m:sub>
+          </m:sSub>
+          <m:r>
+            <m:t xml:space="preserve">ln</m:t>
+          </m:r>
+          <m:r>
+            <m:t xml:space="preserve">[</m:t>
+          </m:r>
+          <m:f>
+            <m:num>
+              <m:sSubSup>
+                <m:e>
+                  <m:r>
+                    <m:t xml:space="preserve">E</m:t>
+                  </m:r>
+                </m:e>
+                <m:sub>
+                  <m:r>
+                    <m:t xml:space="preserve">l</m:t>
+                  </m:r>
+                </m:sub>
+                <m:sup>
+                  <m:r>
+                    <m:t xml:space="preserve">2</m:t>
+                  </m:r>
+                </m:sup>
+              </m:sSubSup>
+            </m:num>
+            <m:den>
+              <m:sSup>
+                <m:e>
+                  <m:r>
+                    <m:t xml:space="preserve">λ</m:t>
+                  </m:r>
+                </m:e>
+                <m:sup>
+                  <m:r>
+                    <m:t xml:space="preserve">2</m:t>
+                  </m:r>
+                </m:sup>
+              </m:sSup>
+            </m:den>
+          </m:f>
+          <m:r>
+            <m:t xml:space="preserve">]</m:t>
+          </m:r>
+        </m:oMath>
+      </m:oMathPara>
+    </w:p>
+    <w:p>
+      <w:r>
+        <w:t>This is exactly the real-emission result that Lesson 73, Section 4.2, quoted. Added to the virtual correction −(α/π)f_IR ln(Q²/λ²), it removes λ and leaves −(α/π)f_IR ln(Q²/E_l²).</w:t>
+      </w:r>
+    </w:p>
+    <w:p>
+      <w:r>
+        <w:rPr>
+          <w:b/>
+          <w:i/>
+        </w:rPr>
+        <w:t>Worked example 3</w:t>
+      </w:r>
+    </w:p>
+    <w:p>
+      <w:r>
+        <w:t>Find the mean number of photons with energy between 1 eV and 1 MeV emitted in electron scattering at Q² = 1 GeV². Here f_IR ≈ ln(Q²/m²) = 15.2, so dP/d ln|k| = (α/π) × 2 × 15.2 = 0.0705. The range covers ln(10⁶) = 13.8 units of ln|k|, so the mean number is 0.0705 × 13.8 ≈ 0.97. Almost one photon is emitted in that range, and the number grows without limit as the lower edge is lowered, while their total energy, about 0.0705 × 1 MeV ≈ 0.07 MeV, stays small.</w:t>
+      </w:r>
+    </w:p>
+    <w:p>
+      <w:pPr>
+        <w:pStyle w:val="Heading2"/>
+      </w:pPr>
+      <w:r>
+        <w:t>4 Many soft photons</w:t>
+      </w:r>
+    </w:p>
+    <w:p>
+      <w:pPr>
+        <w:pStyle w:val="Heading3"/>
+      </w:pPr>
+      <w:r>
+        <w:t>4.1 Independent emission</w:t>
+      </w:r>
+    </w:p>
+    <w:p>
+      <w:r>
+        <w:t>Two soft photons attached to the same external legs give, in the soft limit, the product of two soft factors, summed over the orderings of the attachments. That sum reproduces the product of the two single-emission factors (Exercise 9). Soft photons are therefore emitted independently of each other. The emission of n photons, each in a given range, has the probability of a Poisson process:</w:t>
+      </w:r>
+    </w:p>
+    <w:p>
+      <w:pPr>
+        <w:spacing w:before="100" w:after="40"/>
+        <w:jc w:val="center"/>
+      </w:pPr>
+      <m:oMathPara>
+        <m:oMath>
+          <m:sSub>
+            <m:e>
+              <m:r>
+                <m:t xml:space="preserve">P</m:t>
+              </m:r>
+            </m:e>
+            <m:sub>
+              <m:r>
+                <m:t xml:space="preserve">n</m:t>
+              </m:r>
+            </m:sub>
+          </m:sSub>
+          <m:r>
+            <m:t xml:space="preserve">=</m:t>
+          </m:r>
+          <m:f>
+            <m:num>
+              <m:r>
+                <m:t xml:space="preserve">n̄ⁿ</m:t>
+              </m:r>
+            </m:num>
+            <m:den>
+              <m:r>
+                <m:t xml:space="preserve">n!</m:t>
+              </m:r>
+            </m:den>
+          </m:f>
+          <m:sSup>
+            <m:e>
+              <m:r>
+                <m:t xml:space="preserve">e</m:t>
+              </m:r>
+            </m:e>
+            <m:sup>
+              <m:r>
+                <m:t xml:space="preserve">−</m:t>
+              </m:r>
+              <m:r>
+                <m:t xml:space="preserve">n̄</m:t>
+              </m:r>
+            </m:sup>
+          </m:sSup>
+        </m:oMath>
+      </m:oMathPara>
+    </w:p>
+    <w:p>
+      <w:pPr>
+        <w:spacing w:before="40" w:after="160"/>
+        <w:jc w:val="center"/>
+      </w:pPr>
+      <m:oMathPara>
+        <m:oMath>
+          <m:r>
+            <m:t xml:space="preserve">n̄</m:t>
+          </m:r>
+          <m:r>
+            <m:t xml:space="preserve">=</m:t>
+          </m:r>
+          <m:f>
+            <m:num>
+              <m:r>
+                <m:t xml:space="preserve">α</m:t>
+              </m:r>
+            </m:num>
+            <m:den>
+              <m:r>
+                <m:t xml:space="preserve">π</m:t>
+              </m:r>
+            </m:den>
+          </m:f>
+          <m:sSub>
+            <m:e>
+              <m:r>
+                <m:t xml:space="preserve">f</m:t>
+              </m:r>
+            </m:e>
+            <m:sub>
+              <m:r>
+                <m:t xml:space="preserve">IR</m:t>
+              </m:r>
+            </m:sub>
+          </m:sSub>
+          <m:r>
+            <m:t xml:space="preserve">ln</m:t>
+          </m:r>
+          <m:r>
+            <m:t xml:space="preserve">[</m:t>
+          </m:r>
+          <m:f>
+            <m:num>
+              <m:sSubSup>
+                <m:e>
+                  <m:r>
+                    <m:t xml:space="preserve">E</m:t>
+                  </m:r>
+                </m:e>
+                <m:sub>
+                  <m:r>
+                    <m:t xml:space="preserve">2</m:t>
+                  </m:r>
+                </m:sub>
+                <m:sup>
+                  <m:r>
+                    <m:t xml:space="preserve">2</m:t>
+                  </m:r>
+                </m:sup>
+              </m:sSubSup>
+            </m:num>
+            <m:den>
+              <m:sSubSup>
+                <m:e>
+                  <m:r>
+                    <m:t xml:space="preserve">E</m:t>
+                  </m:r>
+                </m:e>
+                <m:sub>
+                  <m:r>
+                    <m:t xml:space="preserve">1</m:t>
+                  </m:r>
+                </m:sub>
+                <m:sup>
+                  <m:r>
+                    <m:t xml:space="preserve">2</m:t>
+                  </m:r>
+                </m:sup>
+              </m:sSubSup>
+            </m:den>
+          </m:f>
+          <m:r>
+            <m:t xml:space="preserve">]</m:t>
+          </m:r>
+        </m:oMath>
+      </m:oMathPara>
+    </w:p>
+    <w:p>
+      <w:r>
+        <w:t>for photons with energies between E₁ and E₂, neglecting energy conservation among the photons, which is accurate when their total energy is small.</w:t>
+      </w:r>
+    </w:p>
+    <w:p>
+      <w:pPr>
+        <w:pStyle w:val="Heading3"/>
+      </w:pPr>
+      <w:r>
+        <w:t>4.2 Exponentiation</w:t>
+      </w:r>
+    </w:p>
+    <w:p>
+      <w:r>
+        <w:t>The virtual soft photons sum in the same way and produce the factor exp[−(α/π)f_IR ln(Q²/λ²)] for the probability of no real emission above λ. Summing over all numbers of real photons below E_l gives the factor exp[+(α/π)f_IR ln(E_l²/λ²)]. The product is</w:t>
+      </w:r>
+    </w:p>
+    <w:p>
+      <w:pPr>
+        <w:spacing w:before="100" w:after="160"/>
+        <w:jc w:val="center"/>
+      </w:pPr>
+      <m:oMathPara>
+        <m:oMath>
+          <m:sSub>
+            <m:e>
+              <m:r>
+                <m:t xml:space="preserve">dσ</m:t>
+              </m:r>
+            </m:e>
+            <m:sub>
+              <m:r>
+                <m:t xml:space="preserve">meas</m:t>
+              </m:r>
+            </m:sub>
+          </m:sSub>
+          <m:r>
+            <m:t xml:space="preserve">=</m:t>
+          </m:r>
+          <m:sSub>
+            <m:e>
+              <m:r>
+                <m:t xml:space="preserve">dσ</m:t>
+              </m:r>
+            </m:e>
+            <m:sub>
+              <m:r>
+                <m:t xml:space="preserve">0</m:t>
+              </m:r>
+            </m:sub>
+          </m:sSub>
+          <m:r>
+            <m:t xml:space="preserve">exp</m:t>
+          </m:r>
+          <m:r>
+            <m:t xml:space="preserve">[</m:t>
+          </m:r>
+          <m:r>
+            <m:t xml:space="preserve">−</m:t>
+          </m:r>
+          <m:f>
+            <m:num>
+              <m:r>
+                <m:t xml:space="preserve">α</m:t>
+              </m:r>
+            </m:num>
+            <m:den>
+              <m:r>
+                <m:t xml:space="preserve">π</m:t>
+              </m:r>
+            </m:den>
+          </m:f>
+          <m:sSub>
+            <m:e>
+              <m:r>
+                <m:t xml:space="preserve">f</m:t>
+              </m:r>
+            </m:e>
+            <m:sub>
+              <m:r>
+                <m:t xml:space="preserve">IR</m:t>
+              </m:r>
+            </m:sub>
+          </m:sSub>
+          <m:r>
+            <m:t xml:space="preserve">[</m:t>
+          </m:r>
+          <m:sSup>
+            <m:e>
+              <m:r>
+                <m:t xml:space="preserve">q</m:t>
+              </m:r>
+            </m:e>
+            <m:sup>
+              <m:r>
+                <m:t xml:space="preserve">2</m:t>
+              </m:r>
+            </m:sup>
+          </m:sSup>
+          <m:r>
+            <m:t xml:space="preserve">]</m:t>
+          </m:r>
+          <m:r>
+            <m:t xml:space="preserve">ln</m:t>
+          </m:r>
+          <m:r>
+            <m:t xml:space="preserve">[</m:t>
+          </m:r>
+          <m:f>
+            <m:num>
+              <m:sSup>
+                <m:e>
+                  <m:r>
+                    <m:t xml:space="preserve">Q</m:t>
+                  </m:r>
+                </m:e>
+                <m:sup>
+                  <m:r>
+                    <m:t xml:space="preserve">2</m:t>
+                  </m:r>
+                </m:sup>
+              </m:sSup>
+            </m:num>
+            <m:den>
+              <m:sSubSup>
+                <m:e>
+                  <m:r>
+                    <m:t xml:space="preserve">E</m:t>
+                  </m:r>
+                </m:e>
+                <m:sub>
+                  <m:r>
+                    <m:t xml:space="preserve">l</m:t>
+                  </m:r>
+                </m:sub>
+                <m:sup>
+                  <m:r>
+                    <m:t xml:space="preserve">2</m:t>
+                  </m:r>
+                </m:sup>
+              </m:sSubSup>
+            </m:den>
+          </m:f>
+          <m:r>
+            <m:t xml:space="preserve">]</m:t>
+          </m:r>
+          <m:r>
+            <m:t xml:space="preserve">]</m:t>
+          </m:r>
+          <m:r>
+            <m:t xml:space="preserve">×</m:t>
+          </m:r>
+          <m:r>
+            <m:t xml:space="preserve">[</m:t>
+          </m:r>
+          <m:r>
+            <m:t xml:space="preserve">1</m:t>
+          </m:r>
+          <m:r>
+            <m:t xml:space="preserve">+</m:t>
+          </m:r>
+          <m:r>
+            <m:t xml:space="preserve">O</m:t>
+          </m:r>
+          <m:r>
+            <m:t xml:space="preserve">α</m:t>
+          </m:r>
+          <m:r>
+            <m:t xml:space="preserve">]</m:t>
+          </m:r>
+        </m:oMath>
+      </m:oMathPara>
+    </w:p>
+    <w:p>
+      <w:r>
+        <w:t>which is free of λ. This exponentiated form is the result of Yennie, Frautschi, and Suura (1961). Expanding the exponential to first order reproduces Lesson 73's one-loop formula. When the logarithms are large, the exponential is the reliable form. The exponent is called the Sudakov factor.</w:t>
+      </w:r>
+    </w:p>
+    <w:p>
+      <w:r>
+        <w:rPr>
+          <w:b/>
+          <w:i/>
+        </w:rPr>
+        <w:t>Worked example 4</w:t>
+      </w:r>
+    </w:p>
+    <w:p>
+      <w:r>
+        <w:t>Use the Poisson distribution to find the probability that a scattered electron at Q² = 1 GeV² emits no photon above 10 MeV, ignoring the virtual correction above that scale. With n̄ = (α/π) × 15.2 × ln(Q²/E_l²) = 2.32×10⁻³ × 15.2 × 9.21 = 0.32, the probability of emitting none is e^(−0.32) = 0.72. Lesson 73's Worked example 3 found the same factor for the measured elastic cross section. The two statements are the same: the reduction of the "elastic" rate is the probability that the radiation stayed below the resolution.</w:t>
+      </w:r>
+    </w:p>
+    <w:p>
+      <w:pPr>
+        <w:pStyle w:val="Heading2"/>
+      </w:pPr>
+      <w:r>
+        <w:t>5 Where soft photons are seen</w:t>
+      </w:r>
+    </w:p>
+    <w:p>
+      <w:pPr>
+        <w:pStyle w:val="Heading3"/>
+      </w:pPr>
+      <w:r>
+        <w:t>5.1 Radiative tails</w:t>
+      </w:r>
+    </w:p>
+    <w:p>
+      <w:r>
+        <w:t>In electron scattering experiments, the energy spectrum of the scattered electron has a long tail below the elastic peak, called the radiative tail. Its shape follows from dP ∝ d|k|/|k|: the electron has lost energy |k| to a photon, with a probability that falls only as 1/|k|. The tail must be calculated and removed before a form factor or a proton radius can be extracted.</w:t>
+      </w:r>
+    </w:p>
+    <w:p>
+      <w:pPr>
+        <w:pStyle w:val="Heading3"/>
+      </w:pPr>
+      <w:r>
+        <w:t>5.2 Bremsstrahlung</w:t>
+      </w:r>
+    </w:p>
+    <w:p>
+      <w:r>
+        <w:t>The soft factor is the low-energy end of bremsstrahlung, radiation produced when a charge is deflected by a nucleus. The full bremsstrahlung spectrum, derived by Bethe and Heitler in 1934, approaches the 1/|k| form of Section 3 at low photon energy. At high photon energy, the details of the hard process matter and the soft approximation fails.</w:t>
+      </w:r>
+    </w:p>
+    <w:p>
+      <w:pPr>
+        <w:pStyle w:val="Heading2"/>
+      </w:pPr>
+      <w:r>
+        <w:t>6 What this lesson has not done</w:t>
+      </w:r>
+    </w:p>
+    <w:p>
+      <w:r>
+        <w:t>This lesson derived the soft factor and the single-emission probability. It quoted the evaluation of the angular integral I = 2f_IR, checking only its limits. It argued for independent emission, but did not prove the all-orders exponentiation, including the virtual part. It neglected energy-momentum conservation among the photons and the next term in Low's theorem.</w:t>
+      </w:r>
+    </w:p>
+    <w:p>
+      <w:pPr>
+        <w:pStyle w:val="Heading2"/>
+      </w:pPr>
+      <w:r>
+        <w:t>7 Connections to QED</w:t>
+      </w:r>
+    </w:p>
+    <w:tbl>
+      <w:tblPr>
+        <w:tblW w:type="auto" w:w="0"/>
+        <w:jc w:val="center"/>
+        <w:tblLayout w:type="fixed"/>
+        <w:tblLook w:firstColumn="1" w:firstRow="1" w:lastColumn="0" w:lastRow="0" w:noHBand="0" w:noVBand="1" w:val="04A0"/>
+        <w:tblLayout w:type="fixed"/>
+        <w:tblLook w:firstColumn="1" w:firstRow="1" w:lastColumn="0" w:lastRow="0" w:noHBand="0" w:noVBand="1" w:val="04A0"/>
+      </w:tblPr>
+      <w:tblGrid>
+        <w:gridCol w:w="1632"/>
+        <w:gridCol w:w="1632"/>
+        <w:gridCol w:w="1632"/>
+        <w:gridCol w:w="1632"/>
+        <w:gridCol w:w="1632"/>
+        <w:gridCol w:w="1632"/>
+      </w:tblGrid>
+      <w:tr>
+        <w:tc>
+          <w:tcPr>
+            <w:tcW w:type="dxa" w:w="1632"/>
+            <w:shd w:fill="1F4E78"/>
+            <w:vAlign w:val="center"/>
+            <w:tcMar>
+              <w:top w:w="100" w:type="dxa"/>
+              <w:start w:w="100" w:type="dxa"/>
+              <w:bottom w:w="100" w:type="dxa"/>
+              <w:end w:w="100" w:type="dxa"/>
+            </w:tcMar>
+          </w:tcPr>
+          <w:p>
+            <w:r>
+              <w:rPr>
+                <w:b/>
+                <w:color w:val="FFFFFF"/>
+              </w:rPr>
+              <w:t>Result of this lesson</w:t>
+            </w:r>
+          </w:p>
+        </w:tc>
+        <w:tc>
+          <w:tcPr>
+            <w:tcW w:type="dxa" w:w="1632"/>
+            <w:shd w:fill="1F4E78"/>
+            <w:vAlign w:val="center"/>
+            <w:tcMar>
+              <w:top w:w="100" w:type="dxa"/>
+              <w:start w:w="100" w:type="dxa"/>
+              <w:bottom w:w="100" w:type="dxa"/>
+              <w:end w:w="100" w:type="dxa"/>
+            </w:tcMar>
+          </w:tcPr>
+          <w:p>
+            <w:r>
+              <w:rPr>
+                <w:b/>
+                <w:color w:val="FFFFFF"/>
+              </w:rPr>
+              <w:t>Where it is used next</w:t>
+            </w:r>
+          </w:p>
+        </w:tc>
+        <w:tc>
+          <w:tcPr>
+            <w:tcW w:type="dxa" w:w="1632"/>
+            <w:shd w:fill="1F4E78"/>
+            <w:vAlign w:val="center"/>
+            <w:tcMar>
+              <w:top w:w="100" w:type="dxa"/>
+              <w:start w:w="100" w:type="dxa"/>
+              <w:bottom w:w="100" w:type="dxa"/>
+              <w:end w:w="100" w:type="dxa"/>
+            </w:tcMar>
+          </w:tcPr>
+          <w:p>
+            <w:r>
+              <w:rPr>
+                <w:b/>
+                <w:color w:val="FFFFFF"/>
+              </w:rPr>
+            </w:r>
+          </w:p>
+        </w:tc>
+        <w:tc>
+          <w:tcPr>
+            <w:tcW w:type="dxa" w:w="1632"/>
+            <w:shd w:fill="1F4E78"/>
+            <w:vAlign w:val="center"/>
+            <w:tcMar>
+              <w:top w:w="100" w:type="dxa"/>
+              <w:start w:w="100" w:type="dxa"/>
+              <w:bottom w:w="100" w:type="dxa"/>
+              <w:end w:w="100" w:type="dxa"/>
+            </w:tcMar>
+          </w:tcPr>
+          <w:p>
+            <w:r>
+              <w:rPr>
+                <w:b/>
+                <w:color w:val="FFFFFF"/>
+              </w:rPr>
+            </w:r>
+          </w:p>
+        </w:tc>
+        <w:tc>
+          <w:tcPr>
+            <w:tcW w:type="dxa" w:w="1632"/>
+            <w:shd w:fill="1F4E78"/>
+            <w:vAlign w:val="center"/>
+            <w:tcMar>
+              <w:top w:w="100" w:type="dxa"/>
+              <w:start w:w="100" w:type="dxa"/>
+              <w:bottom w:w="100" w:type="dxa"/>
+              <w:end w:w="100" w:type="dxa"/>
+            </w:tcMar>
+          </w:tcPr>
+          <w:p>
+            <w:r>
+              <w:rPr>
+                <w:b/>
+                <w:color w:val="FFFFFF"/>
+              </w:rPr>
+            </w:r>
+          </w:p>
+        </w:tc>
+        <w:tc>
+          <w:tcPr>
+            <w:tcW w:type="dxa" w:w="1632"/>
+            <w:shd w:fill="1F4E78"/>
+            <w:vAlign w:val="center"/>
+            <w:tcMar>
+              <w:top w:w="100" w:type="dxa"/>
+              <w:start w:w="100" w:type="dxa"/>
+              <w:bottom w:w="100" w:type="dxa"/>
+              <w:end w:w="100" w:type="dxa"/>
+            </w:tcMar>
+          </w:tcPr>
+          <w:p>
+            <w:r>
+              <w:rPr>
+                <w:b/>
+                <w:color w:val="FFFFFF"/>
+              </w:rPr>
+            </w:r>
+          </w:p>
+        </w:tc>
+      </w:tr>
+      <w:tr>
+        <w:tc>
+          <w:tcPr>
+            <w:tcW w:type="dxa" w:w="1632"/>
+            <w:vAlign w:val="center"/>
+            <w:tcMar>
+              <w:top w:w="100" w:type="dxa"/>
+              <w:start w:w="100" w:type="dxa"/>
+              <w:bottom w:w="100" w:type="dxa"/>
+              <w:end w:w="100" w:type="dxa"/>
+            </w:tcMar>
+          </w:tcPr>
+          <w:p>
+            <w:r>
+              <w:t>iℳ ≈ iℳ₀ e[p·ε</w:t>
+            </w:r>
+            <w:r>
+              <w:rPr>
+                <w:i/>
+              </w:rPr>
+              <w:t>/(p·k) − p′·ε</w:t>
+            </w:r>
+            <w:r>
+              <w:t>/(p′·k)]</w:t>
+            </w:r>
+          </w:p>
+        </w:tc>
+        <w:tc>
+          <w:tcPr>
+            <w:tcW w:type="dxa" w:w="1632"/>
+            <w:vAlign w:val="center"/>
+            <w:tcMar>
+              <w:top w:w="100" w:type="dxa"/>
+              <w:start w:w="100" w:type="dxa"/>
+              <w:bottom w:w="100" w:type="dxa"/>
+              <w:end w:w="100" w:type="dxa"/>
+            </w:tcMar>
+          </w:tcPr>
+          <w:p>
+            <w:r>
+              <w:t>Every soft-photon correction; Low's theorem</w:t>
+            </w:r>
+          </w:p>
+        </w:tc>
+        <w:tc>
+          <w:tcPr>
+            <w:tcW w:type="dxa" w:w="1632"/>
+            <w:vAlign w:val="center"/>
+            <w:tcMar>
+              <w:top w:w="100" w:type="dxa"/>
+              <w:start w:w="100" w:type="dxa"/>
+              <w:bottom w:w="100" w:type="dxa"/>
+              <w:end w:w="100" w:type="dxa"/>
+            </w:tcMar>
+          </w:tcPr>
+          <w:p/>
+        </w:tc>
+        <w:tc>
+          <w:tcPr>
+            <w:tcW w:type="dxa" w:w="1632"/>
+            <w:vAlign w:val="center"/>
+            <w:tcMar>
+              <w:top w:w="100" w:type="dxa"/>
+              <w:start w:w="100" w:type="dxa"/>
+              <w:bottom w:w="100" w:type="dxa"/>
+              <w:end w:w="100" w:type="dxa"/>
+            </w:tcMar>
+          </w:tcPr>
+          <w:p/>
+        </w:tc>
+        <w:tc>
+          <w:tcPr>
+            <w:tcW w:type="dxa" w:w="1632"/>
+            <w:vAlign w:val="center"/>
+            <w:tcMar>
+              <w:top w:w="100" w:type="dxa"/>
+              <w:start w:w="100" w:type="dxa"/>
+              <w:bottom w:w="100" w:type="dxa"/>
+              <w:end w:w="100" w:type="dxa"/>
+            </w:tcMar>
+          </w:tcPr>
+          <w:p/>
+        </w:tc>
+        <w:tc>
+          <w:tcPr>
+            <w:tcW w:type="dxa" w:w="1632"/>
+            <w:vAlign w:val="center"/>
+            <w:tcMar>
+              <w:top w:w="100" w:type="dxa"/>
+              <w:start w:w="100" w:type="dxa"/>
+              <w:bottom w:w="100" w:type="dxa"/>
+              <w:end w:w="100" w:type="dxa"/>
+            </w:tcMar>
+          </w:tcPr>
+          <w:p/>
+        </w:tc>
+      </w:tr>
+      <w:tr>
+        <w:tc>
+          <w:tcPr>
+            <w:tcW w:type="dxa" w:w="1632"/>
+            <w:vAlign w:val="center"/>
+            <w:shd w:fill="EAF2F8"/>
+            <w:tcMar>
+              <w:top w:w="100" w:type="dxa"/>
+              <w:start w:w="100" w:type="dxa"/>
+              <w:bottom w:w="100" w:type="dxa"/>
+              <w:end w:w="100" w:type="dxa"/>
+            </w:tcMar>
+          </w:tcPr>
+          <w:p>
+            <w:r>
+              <w:t>Factor = classical current of a deflected charge</w:t>
+            </w:r>
+          </w:p>
+        </w:tc>
+        <w:tc>
+          <w:tcPr>
+            <w:tcW w:type="dxa" w:w="1632"/>
+            <w:vAlign w:val="center"/>
+            <w:shd w:fill="EAF2F8"/>
+            <w:tcMar>
+              <w:top w:w="100" w:type="dxa"/>
+              <w:start w:w="100" w:type="dxa"/>
+              <w:bottom w:w="100" w:type="dxa"/>
+              <w:end w:w="100" w:type="dxa"/>
+            </w:tcMar>
+          </w:tcPr>
+          <w:p>
+            <w:r>
+              <w:t>The link between soft QED and classical radiation</w:t>
+            </w:r>
+          </w:p>
+        </w:tc>
+        <w:tc>
+          <w:tcPr>
+            <w:tcW w:type="dxa" w:w="1632"/>
+            <w:vAlign w:val="center"/>
+            <w:shd w:fill="EAF2F8"/>
+            <w:tcMar>
+              <w:top w:w="100" w:type="dxa"/>
+              <w:start w:w="100" w:type="dxa"/>
+              <w:bottom w:w="100" w:type="dxa"/>
+              <w:end w:w="100" w:type="dxa"/>
+            </w:tcMar>
+          </w:tcPr>
+          <w:p/>
+        </w:tc>
+        <w:tc>
+          <w:tcPr>
+            <w:tcW w:type="dxa" w:w="1632"/>
+            <w:vAlign w:val="center"/>
+            <w:shd w:fill="EAF2F8"/>
+            <w:tcMar>
+              <w:top w:w="100" w:type="dxa"/>
+              <w:start w:w="100" w:type="dxa"/>
+              <w:bottom w:w="100" w:type="dxa"/>
+              <w:end w:w="100" w:type="dxa"/>
+            </w:tcMar>
+          </w:tcPr>
+          <w:p/>
+        </w:tc>
+        <w:tc>
+          <w:tcPr>
+            <w:tcW w:type="dxa" w:w="1632"/>
+            <w:vAlign w:val="center"/>
+            <w:shd w:fill="EAF2F8"/>
+            <w:tcMar>
+              <w:top w:w="100" w:type="dxa"/>
+              <w:start w:w="100" w:type="dxa"/>
+              <w:bottom w:w="100" w:type="dxa"/>
+              <w:end w:w="100" w:type="dxa"/>
+            </w:tcMar>
+          </w:tcPr>
+          <w:p/>
+        </w:tc>
+        <w:tc>
+          <w:tcPr>
+            <w:tcW w:type="dxa" w:w="1632"/>
+            <w:vAlign w:val="center"/>
+            <w:shd w:fill="EAF2F8"/>
+            <w:tcMar>
+              <w:top w:w="100" w:type="dxa"/>
+              <w:start w:w="100" w:type="dxa"/>
+              <w:bottom w:w="100" w:type="dxa"/>
+              <w:end w:w="100" w:type="dxa"/>
+            </w:tcMar>
+          </w:tcPr>
+          <w:p/>
+        </w:tc>
+      </w:tr>
+      <w:tr>
+        <w:tc>
+          <w:tcPr>
+            <w:tcW w:type="dxa" w:w="1632"/>
+            <w:vAlign w:val="center"/>
+            <w:tcMar>
+              <w:top w:w="100" w:type="dxa"/>
+              <w:start w:w="100" w:type="dxa"/>
+              <w:bottom w:w="100" w:type="dxa"/>
+              <w:end w:w="100" w:type="dxa"/>
+            </w:tcMar>
+          </w:tcPr>
+          <w:p>
+            <w:r>
+              <w:t>dP = (α/π)(d</w:t>
+            </w:r>
+          </w:p>
+        </w:tc>
+        <w:tc>
+          <w:tcPr>
+            <w:tcW w:type="dxa" w:w="1632"/>
+            <w:vAlign w:val="center"/>
+            <w:tcMar>
+              <w:top w:w="100" w:type="dxa"/>
+              <w:start w:w="100" w:type="dxa"/>
+              <w:bottom w:w="100" w:type="dxa"/>
+              <w:end w:w="100" w:type="dxa"/>
+            </w:tcMar>
+          </w:tcPr>
+          <w:p>
+            <w:r>
+              <w:t>k</w:t>
+            </w:r>
+          </w:p>
+        </w:tc>
+        <w:tc>
+          <w:tcPr>
+            <w:tcW w:type="dxa" w:w="1632"/>
+            <w:vAlign w:val="center"/>
+            <w:tcMar>
+              <w:top w:w="100" w:type="dxa"/>
+              <w:start w:w="100" w:type="dxa"/>
+              <w:bottom w:w="100" w:type="dxa"/>
+              <w:end w:w="100" w:type="dxa"/>
+            </w:tcMar>
+          </w:tcPr>
+          <w:p>
+            <w:r>
+              <w:t>/</w:t>
+            </w:r>
+          </w:p>
+        </w:tc>
+        <w:tc>
+          <w:tcPr>
+            <w:tcW w:type="dxa" w:w="1632"/>
+            <w:vAlign w:val="center"/>
+            <w:tcMar>
+              <w:top w:w="100" w:type="dxa"/>
+              <w:start w:w="100" w:type="dxa"/>
+              <w:bottom w:w="100" w:type="dxa"/>
+              <w:end w:w="100" w:type="dxa"/>
+            </w:tcMar>
+          </w:tcPr>
+          <w:p>
+            <w:r>
+              <w:t>k</w:t>
+            </w:r>
+          </w:p>
+        </w:tc>
+        <w:tc>
+          <w:tcPr>
+            <w:tcW w:type="dxa" w:w="1632"/>
+            <w:vAlign w:val="center"/>
+            <w:tcMar>
+              <w:top w:w="100" w:type="dxa"/>
+              <w:start w:w="100" w:type="dxa"/>
+              <w:bottom w:w="100" w:type="dxa"/>
+              <w:end w:w="100" w:type="dxa"/>
+            </w:tcMar>
+          </w:tcPr>
+          <w:p>
+            <w:r>
+              <w:t>)I, I = 2f_IR</w:t>
+            </w:r>
+          </w:p>
+        </w:tc>
+        <w:tc>
+          <w:tcPr>
+            <w:tcW w:type="dxa" w:w="1632"/>
+            <w:vAlign w:val="center"/>
+            <w:tcMar>
+              <w:top w:w="100" w:type="dxa"/>
+              <w:start w:w="100" w:type="dxa"/>
+              <w:bottom w:w="100" w:type="dxa"/>
+              <w:end w:w="100" w:type="dxa"/>
+            </w:tcMar>
+          </w:tcPr>
+          <w:p>
+            <w:r>
+              <w:t>The real emission that cancels Lesson 73's divergence</w:t>
+            </w:r>
+          </w:p>
+        </w:tc>
+      </w:tr>
+      <w:tr>
+        <w:tc>
+          <w:tcPr>
+            <w:tcW w:type="dxa" w:w="1632"/>
+            <w:vAlign w:val="center"/>
+            <w:shd w:fill="EAF2F8"/>
+            <w:tcMar>
+              <w:top w:w="100" w:type="dxa"/>
+              <w:start w:w="100" w:type="dxa"/>
+              <w:bottom w:w="100" w:type="dxa"/>
+              <w:end w:w="100" w:type="dxa"/>
+            </w:tcMar>
+          </w:tcPr>
+          <w:p>
+            <w:r>
+              <w:t>Poisson emission and Sudakov exponentiation</w:t>
+            </w:r>
+          </w:p>
+        </w:tc>
+        <w:tc>
+          <w:tcPr>
+            <w:tcW w:type="dxa" w:w="1632"/>
+            <w:vAlign w:val="center"/>
+            <w:shd w:fill="EAF2F8"/>
+            <w:tcMar>
+              <w:top w:w="100" w:type="dxa"/>
+              <w:start w:w="100" w:type="dxa"/>
+              <w:bottom w:w="100" w:type="dxa"/>
+              <w:end w:w="100" w:type="dxa"/>
+            </w:tcMar>
+          </w:tcPr>
+          <w:p>
+            <w:r>
+              <w:t>Radiative corrections in precision tests, Lesson 78</w:t>
+            </w:r>
+          </w:p>
+        </w:tc>
+        <w:tc>
+          <w:tcPr>
+            <w:tcW w:type="dxa" w:w="1632"/>
+            <w:vAlign w:val="center"/>
+            <w:shd w:fill="EAF2F8"/>
+            <w:tcMar>
+              <w:top w:w="100" w:type="dxa"/>
+              <w:start w:w="100" w:type="dxa"/>
+              <w:bottom w:w="100" w:type="dxa"/>
+              <w:end w:w="100" w:type="dxa"/>
+            </w:tcMar>
+          </w:tcPr>
+          <w:p/>
+        </w:tc>
+        <w:tc>
+          <w:tcPr>
+            <w:tcW w:type="dxa" w:w="1632"/>
+            <w:vAlign w:val="center"/>
+            <w:shd w:fill="EAF2F8"/>
+            <w:tcMar>
+              <w:top w:w="100" w:type="dxa"/>
+              <w:start w:w="100" w:type="dxa"/>
+              <w:bottom w:w="100" w:type="dxa"/>
+              <w:end w:w="100" w:type="dxa"/>
+            </w:tcMar>
+          </w:tcPr>
+          <w:p/>
+        </w:tc>
+        <w:tc>
+          <w:tcPr>
+            <w:tcW w:type="dxa" w:w="1632"/>
+            <w:vAlign w:val="center"/>
+            <w:shd w:fill="EAF2F8"/>
+            <w:tcMar>
+              <w:top w:w="100" w:type="dxa"/>
+              <w:start w:w="100" w:type="dxa"/>
+              <w:bottom w:w="100" w:type="dxa"/>
+              <w:end w:w="100" w:type="dxa"/>
+            </w:tcMar>
+          </w:tcPr>
+          <w:p/>
+        </w:tc>
+        <w:tc>
+          <w:tcPr>
+            <w:tcW w:type="dxa" w:w="1632"/>
+            <w:vAlign w:val="center"/>
+            <w:shd w:fill="EAF2F8"/>
+            <w:tcMar>
+              <w:top w:w="100" w:type="dxa"/>
+              <w:start w:w="100" w:type="dxa"/>
+              <w:bottom w:w="100" w:type="dxa"/>
+              <w:end w:w="100" w:type="dxa"/>
+            </w:tcMar>
+          </w:tcPr>
+          <w:p/>
+        </w:tc>
+      </w:tr>
+      <w:tr>
+        <w:tc>
+          <w:tcPr>
+            <w:tcW w:type="dxa" w:w="1632"/>
+            <w:vAlign w:val="center"/>
+            <w:tcMar>
+              <w:top w:w="100" w:type="dxa"/>
+              <w:start w:w="100" w:type="dxa"/>
+              <w:bottom w:w="100" w:type="dxa"/>
+              <w:end w:w="100" w:type="dxa"/>
+            </w:tcMar>
+          </w:tcPr>
+          <w:p>
+            <w:r>
+              <w:t>Radiative tails and bremsstrahlung</w:t>
+            </w:r>
+          </w:p>
+        </w:tc>
+        <w:tc>
+          <w:tcPr>
+            <w:tcW w:type="dxa" w:w="1632"/>
+            <w:vAlign w:val="center"/>
+            <w:tcMar>
+              <w:top w:w="100" w:type="dxa"/>
+              <w:start w:w="100" w:type="dxa"/>
+              <w:bottom w:w="100" w:type="dxa"/>
+              <w:end w:w="100" w:type="dxa"/>
+            </w:tcMar>
+          </w:tcPr>
+          <w:p>
+            <w:r>
+              <w:t>How soft photons appear in data</w:t>
+            </w:r>
+          </w:p>
+        </w:tc>
+        <w:tc>
+          <w:tcPr>
+            <w:tcW w:type="dxa" w:w="1632"/>
+            <w:vAlign w:val="center"/>
+            <w:tcMar>
+              <w:top w:w="100" w:type="dxa"/>
+              <w:start w:w="100" w:type="dxa"/>
+              <w:bottom w:w="100" w:type="dxa"/>
+              <w:end w:w="100" w:type="dxa"/>
+            </w:tcMar>
+          </w:tcPr>
+          <w:p/>
+        </w:tc>
+        <w:tc>
+          <w:tcPr>
+            <w:tcW w:type="dxa" w:w="1632"/>
+            <w:vAlign w:val="center"/>
+            <w:tcMar>
+              <w:top w:w="100" w:type="dxa"/>
+              <w:start w:w="100" w:type="dxa"/>
+              <w:bottom w:w="100" w:type="dxa"/>
+              <w:end w:w="100" w:type="dxa"/>
+            </w:tcMar>
+          </w:tcPr>
+          <w:p/>
+        </w:tc>
+        <w:tc>
+          <w:tcPr>
+            <w:tcW w:type="dxa" w:w="1632"/>
+            <w:vAlign w:val="center"/>
+            <w:tcMar>
+              <w:top w:w="100" w:type="dxa"/>
+              <w:start w:w="100" w:type="dxa"/>
+              <w:bottom w:w="100" w:type="dxa"/>
+              <w:end w:w="100" w:type="dxa"/>
+            </w:tcMar>
+          </w:tcPr>
+          <w:p/>
+        </w:tc>
+        <w:tc>
+          <w:tcPr>
+            <w:tcW w:type="dxa" w:w="1632"/>
+            <w:vAlign w:val="center"/>
+            <w:tcMar>
+              <w:top w:w="100" w:type="dxa"/>
+              <w:start w:w="100" w:type="dxa"/>
+              <w:bottom w:w="100" w:type="dxa"/>
+              <w:end w:w="100" w:type="dxa"/>
+            </w:tcMar>
+          </w:tcPr>
+          <w:p/>
+        </w:tc>
+      </w:tr>
+    </w:tbl>
+    <w:p>
+      <w:pPr>
+        <w:pStyle w:val="Heading2"/>
+      </w:pPr>
+      <w:r>
+        <w:t>8 Summary</w:t>
+      </w:r>
+    </w:p>
+    <w:p>
+      <w:pPr>
+        <w:pStyle w:val="ListNumber"/>
+        <w:numPr>
+          <w:ilvl w:val="0"/>
+          <w:numId w:val="10"/>
+        </w:numPr>
+      </w:pPr>
+      <w:r>
+        <w:t>A soft photon emitted from an external charged line gives a factor e p·ε*/(p·k), with a sign depending on whether the line is incoming or outgoing. Summed over lines, it multiplies the amplitude without emission.</w:t>
+      </w:r>
+    </w:p>
+    <w:p>
+      <w:pPr>
+        <w:pStyle w:val="ListNumber"/>
+        <w:numPr>
+          <w:ilvl w:val="0"/>
+          <w:numId w:val="10"/>
+        </w:numPr>
+      </w:pPr>
+      <w:r>
+        <w:t>The factor obeys the Ward identity because charge is conserved, and it is independent of spin and of the hard process.</w:t>
+      </w:r>
+    </w:p>
+    <w:p>
+      <w:pPr>
+        <w:pStyle w:val="ListNumber"/>
+        <w:numPr>
+          <w:ilvl w:val="0"/>
+          <w:numId w:val="10"/>
+        </w:numPr>
+      </w:pPr>
+      <w:r>
+        <w:t>It is the Fourier transform of the classical current of a suddenly deflected charge.</w:t>
+      </w:r>
+    </w:p>
+    <w:p>
+      <w:pPr>
+        <w:pStyle w:val="ListNumber"/>
+        <w:numPr>
+          <w:ilvl w:val="0"/>
+          <w:numId w:val="10"/>
+        </w:numPr>
+      </w:pPr>
+      <w:r>
+        <w:t>Squaring and summing polarizations gives dP = (α/π)(d|k|/|k|)I(p, p′), with I = 2f_IR(q²).</w:t>
+      </w:r>
+    </w:p>
+    <w:p>
+      <w:pPr>
+        <w:pStyle w:val="ListNumber"/>
+        <w:numPr>
+          <w:ilvl w:val="0"/>
+          <w:numId w:val="10"/>
+        </w:numPr>
+      </w:pPr>
+      <w:r>
+        <w:t>Integrated from λ to E_l, this gives (α/π)f_IR ln(E_l²/λ²), cancelling the λ-dependence of the virtual correction.</w:t>
+      </w:r>
+    </w:p>
+    <w:p>
+      <w:pPr>
+        <w:pStyle w:val="ListNumber"/>
+        <w:numPr>
+          <w:ilvl w:val="0"/>
+          <w:numId w:val="10"/>
+        </w:numPr>
+      </w:pPr>
+      <w:r>
+        <w:t>Soft photons are emitted independently, as a Poisson process, and the soft logarithms exponentiate into a Sudakov factor.</w:t>
+      </w:r>
+    </w:p>
+    <w:p>
+      <w:pPr>
+        <w:pStyle w:val="Heading2"/>
+      </w:pPr>
+      <w:r>
+        <w:t>Exercises</w:t>
+      </w:r>
+    </w:p>
+    <w:tbl>
+      <w:tblPr>
+        <w:tblW w:type="auto" w:w="0"/>
+        <w:jc w:val="center"/>
+        <w:tblLayout w:type="fixed"/>
+        <w:tblLook w:firstColumn="1" w:firstRow="1" w:lastColumn="0" w:lastRow="0" w:noHBand="0" w:noVBand="1" w:val="04A0"/>
+        <w:tblLayout w:type="fixed"/>
+        <w:tblLook w:firstColumn="1" w:firstRow="1" w:lastColumn="0" w:lastRow="0" w:noHBand="0" w:noVBand="1" w:val="04A0"/>
+      </w:tblPr>
+      <w:tblGrid>
+        <w:gridCol w:w="1224"/>
+        <w:gridCol w:w="1224"/>
+        <w:gridCol w:w="1224"/>
+        <w:gridCol w:w="1224"/>
+        <w:gridCol w:w="1224"/>
+        <w:gridCol w:w="1224"/>
+        <w:gridCol w:w="1224"/>
+        <w:gridCol w:w="1224"/>
+      </w:tblGrid>
+      <w:tr>
+        <w:tc>
+          <w:tcPr>
+            <w:tcW w:type="dxa" w:w="1224"/>
+            <w:shd w:fill="1F4E78"/>
+            <w:vAlign w:val="center"/>
+            <w:tcMar>
+              <w:top w:w="100" w:type="dxa"/>
+              <w:start w:w="100" w:type="dxa"/>
+              <w:bottom w:w="100" w:type="dxa"/>
+              <w:end w:w="100" w:type="dxa"/>
+            </w:tcMar>
+          </w:tcPr>
+          <w:p>
+            <w:r>
+              <w:rPr>
+                <w:b/>
+                <w:color w:val="FFFFFF"/>
+              </w:rPr>
+              <w:t>No</w:t>
+            </w:r>
+          </w:p>
+        </w:tc>
+        <w:tc>
+          <w:tcPr>
+            <w:tcW w:type="dxa" w:w="1224"/>
+            <w:shd w:fill="1F4E78"/>
+            <w:vAlign w:val="center"/>
+            <w:tcMar>
+              <w:top w:w="100" w:type="dxa"/>
+              <w:start w:w="100" w:type="dxa"/>
+              <w:bottom w:w="100" w:type="dxa"/>
+              <w:end w:w="100" w:type="dxa"/>
+            </w:tcMar>
+          </w:tcPr>
+          <w:p>
+            <w:r>
+              <w:rPr>
+                <w:b/>
+                <w:color w:val="FFFFFF"/>
+              </w:rPr>
+              <w:t>Problem</w:t>
+            </w:r>
+          </w:p>
+        </w:tc>
+        <w:tc>
+          <w:tcPr>
+            <w:tcW w:type="dxa" w:w="1224"/>
+            <w:shd w:fill="1F4E78"/>
+            <w:vAlign w:val="center"/>
+            <w:tcMar>
+              <w:top w:w="100" w:type="dxa"/>
+              <w:start w:w="100" w:type="dxa"/>
+              <w:bottom w:w="100" w:type="dxa"/>
+              <w:end w:w="100" w:type="dxa"/>
+            </w:tcMar>
+          </w:tcPr>
+          <w:p>
+            <w:r>
+              <w:rPr>
+                <w:b/>
+                <w:color w:val="FFFFFF"/>
+              </w:rPr>
+            </w:r>
+          </w:p>
+        </w:tc>
+        <w:tc>
+          <w:tcPr>
+            <w:tcW w:type="dxa" w:w="1224"/>
+            <w:shd w:fill="1F4E78"/>
+            <w:vAlign w:val="center"/>
+            <w:tcMar>
+              <w:top w:w="100" w:type="dxa"/>
+              <w:start w:w="100" w:type="dxa"/>
+              <w:bottom w:w="100" w:type="dxa"/>
+              <w:end w:w="100" w:type="dxa"/>
+            </w:tcMar>
+          </w:tcPr>
+          <w:p>
+            <w:r>
+              <w:rPr>
+                <w:b/>
+                <w:color w:val="FFFFFF"/>
+              </w:rPr>
+            </w:r>
+          </w:p>
+        </w:tc>
+        <w:tc>
+          <w:tcPr>
+            <w:tcW w:type="dxa" w:w="1224"/>
+            <w:shd w:fill="1F4E78"/>
+            <w:vAlign w:val="center"/>
+            <w:tcMar>
+              <w:top w:w="100" w:type="dxa"/>
+              <w:start w:w="100" w:type="dxa"/>
+              <w:bottom w:w="100" w:type="dxa"/>
+              <w:end w:w="100" w:type="dxa"/>
+            </w:tcMar>
+          </w:tcPr>
+          <w:p>
+            <w:r>
+              <w:rPr>
+                <w:b/>
+                <w:color w:val="FFFFFF"/>
+              </w:rPr>
+            </w:r>
+          </w:p>
+        </w:tc>
+        <w:tc>
+          <w:tcPr>
+            <w:tcW w:type="dxa" w:w="1224"/>
+            <w:shd w:fill="1F4E78"/>
+            <w:vAlign w:val="center"/>
+            <w:tcMar>
+              <w:top w:w="100" w:type="dxa"/>
+              <w:start w:w="100" w:type="dxa"/>
+              <w:bottom w:w="100" w:type="dxa"/>
+              <w:end w:w="100" w:type="dxa"/>
+            </w:tcMar>
+          </w:tcPr>
+          <w:p>
+            <w:r>
+              <w:rPr>
+                <w:b/>
+                <w:color w:val="FFFFFF"/>
+              </w:rPr>
+            </w:r>
+          </w:p>
+        </w:tc>
+        <w:tc>
+          <w:tcPr>
+            <w:tcW w:type="dxa" w:w="1224"/>
+            <w:shd w:fill="1F4E78"/>
+            <w:vAlign w:val="center"/>
+            <w:tcMar>
+              <w:top w:w="100" w:type="dxa"/>
+              <w:start w:w="100" w:type="dxa"/>
+              <w:bottom w:w="100" w:type="dxa"/>
+              <w:end w:w="100" w:type="dxa"/>
+            </w:tcMar>
+          </w:tcPr>
+          <w:p>
+            <w:r>
+              <w:rPr>
+                <w:b/>
+                <w:color w:val="FFFFFF"/>
+              </w:rPr>
+            </w:r>
+          </w:p>
+        </w:tc>
+        <w:tc>
+          <w:tcPr>
+            <w:tcW w:type="dxa" w:w="1224"/>
+            <w:shd w:fill="1F4E78"/>
+            <w:vAlign w:val="center"/>
+            <w:tcMar>
+              <w:top w:w="100" w:type="dxa"/>
+              <w:start w:w="100" w:type="dxa"/>
+              <w:bottom w:w="100" w:type="dxa"/>
+              <w:end w:w="100" w:type="dxa"/>
+            </w:tcMar>
+          </w:tcPr>
+          <w:p>
+            <w:r>
+              <w:rPr>
+                <w:b/>
+                <w:color w:val="FFFFFF"/>
+              </w:rPr>
+            </w:r>
+          </w:p>
+        </w:tc>
+      </w:tr>
+      <w:tr>
+        <w:tc>
+          <w:tcPr>
+            <w:tcW w:type="dxa" w:w="1224"/>
+            <w:vAlign w:val="center"/>
+            <w:tcMar>
+              <w:top w:w="100" w:type="dxa"/>
+              <w:start w:w="100" w:type="dxa"/>
+              <w:bottom w:w="100" w:type="dxa"/>
+              <w:end w:w="100" w:type="dxa"/>
+            </w:tcMar>
+          </w:tcPr>
+          <w:p>
+            <w:r>
+              <w:t>1</w:t>
+            </w:r>
+          </w:p>
+        </w:tc>
+        <w:tc>
+          <w:tcPr>
+            <w:tcW w:type="dxa" w:w="1224"/>
+            <w:vAlign w:val="center"/>
+            <w:tcMar>
+              <w:top w:w="100" w:type="dxa"/>
+              <w:start w:w="100" w:type="dxa"/>
+              <w:bottom w:w="100" w:type="dxa"/>
+              <w:end w:w="100" w:type="dxa"/>
+            </w:tcMar>
+          </w:tcPr>
+          <w:p>
+            <w:r>
+              <w:t>Show that (p′ + k)² − m² = 2p′·k for p′² = m² and k² = 0.</w:t>
+            </w:r>
+          </w:p>
+        </w:tc>
+        <w:tc>
+          <w:tcPr>
+            <w:tcW w:type="dxa" w:w="1224"/>
+            <w:vAlign w:val="center"/>
+            <w:tcMar>
+              <w:top w:w="100" w:type="dxa"/>
+              <w:start w:w="100" w:type="dxa"/>
+              <w:bottom w:w="100" w:type="dxa"/>
+              <w:end w:w="100" w:type="dxa"/>
+            </w:tcMar>
+          </w:tcPr>
+          <w:p/>
+        </w:tc>
+        <w:tc>
+          <w:tcPr>
+            <w:tcW w:type="dxa" w:w="1224"/>
+            <w:vAlign w:val="center"/>
+            <w:tcMar>
+              <w:top w:w="100" w:type="dxa"/>
+              <w:start w:w="100" w:type="dxa"/>
+              <w:bottom w:w="100" w:type="dxa"/>
+              <w:end w:w="100" w:type="dxa"/>
+            </w:tcMar>
+          </w:tcPr>
+          <w:p/>
+        </w:tc>
+        <w:tc>
+          <w:tcPr>
+            <w:tcW w:type="dxa" w:w="1224"/>
+            <w:vAlign w:val="center"/>
+            <w:tcMar>
+              <w:top w:w="100" w:type="dxa"/>
+              <w:start w:w="100" w:type="dxa"/>
+              <w:bottom w:w="100" w:type="dxa"/>
+              <w:end w:w="100" w:type="dxa"/>
+            </w:tcMar>
+          </w:tcPr>
+          <w:p/>
+        </w:tc>
+        <w:tc>
+          <w:tcPr>
+            <w:tcW w:type="dxa" w:w="1224"/>
+            <w:vAlign w:val="center"/>
+            <w:tcMar>
+              <w:top w:w="100" w:type="dxa"/>
+              <w:start w:w="100" w:type="dxa"/>
+              <w:bottom w:w="100" w:type="dxa"/>
+              <w:end w:w="100" w:type="dxa"/>
+            </w:tcMar>
+          </w:tcPr>
+          <w:p/>
+        </w:tc>
+        <w:tc>
+          <w:tcPr>
+            <w:tcW w:type="dxa" w:w="1224"/>
+            <w:vAlign w:val="center"/>
+            <w:tcMar>
+              <w:top w:w="100" w:type="dxa"/>
+              <w:start w:w="100" w:type="dxa"/>
+              <w:bottom w:w="100" w:type="dxa"/>
+              <w:end w:w="100" w:type="dxa"/>
+            </w:tcMar>
+          </w:tcPr>
+          <w:p/>
+        </w:tc>
+        <w:tc>
+          <w:tcPr>
+            <w:tcW w:type="dxa" w:w="1224"/>
+            <w:vAlign w:val="center"/>
+            <w:tcMar>
+              <w:top w:w="100" w:type="dxa"/>
+              <w:start w:w="100" w:type="dxa"/>
+              <w:bottom w:w="100" w:type="dxa"/>
+              <w:end w:w="100" w:type="dxa"/>
+            </w:tcMar>
+          </w:tcPr>
+          <w:p/>
+        </w:tc>
+      </w:tr>
+      <w:tr>
+        <w:tc>
+          <w:tcPr>
+            <w:tcW w:type="dxa" w:w="1224"/>
+            <w:vAlign w:val="center"/>
+            <w:shd w:fill="EAF2F8"/>
+            <w:tcMar>
+              <w:top w:w="100" w:type="dxa"/>
+              <w:start w:w="100" w:type="dxa"/>
+              <w:bottom w:w="100" w:type="dxa"/>
+              <w:end w:w="100" w:type="dxa"/>
+            </w:tcMar>
+          </w:tcPr>
+          <w:p>
+            <w:r>
+              <w:t>2</w:t>
+            </w:r>
+          </w:p>
+        </w:tc>
+        <w:tc>
+          <w:tcPr>
+            <w:tcW w:type="dxa" w:w="1224"/>
+            <w:vAlign w:val="center"/>
+            <w:shd w:fill="EAF2F8"/>
+            <w:tcMar>
+              <w:top w:w="100" w:type="dxa"/>
+              <w:start w:w="100" w:type="dxa"/>
+              <w:bottom w:w="100" w:type="dxa"/>
+              <w:end w:w="100" w:type="dxa"/>
+            </w:tcMar>
+          </w:tcPr>
+          <w:p>
+            <w:r>
+              <w:t>Derive the outgoing-emission factor −e p′·ε*/(p′·k), keeping track of every factor of i.</w:t>
+            </w:r>
+          </w:p>
+        </w:tc>
+        <w:tc>
+          <w:tcPr>
+            <w:tcW w:type="dxa" w:w="1224"/>
+            <w:vAlign w:val="center"/>
+            <w:shd w:fill="EAF2F8"/>
+            <w:tcMar>
+              <w:top w:w="100" w:type="dxa"/>
+              <w:start w:w="100" w:type="dxa"/>
+              <w:bottom w:w="100" w:type="dxa"/>
+              <w:end w:w="100" w:type="dxa"/>
+            </w:tcMar>
+          </w:tcPr>
+          <w:p/>
+        </w:tc>
+        <w:tc>
+          <w:tcPr>
+            <w:tcW w:type="dxa" w:w="1224"/>
+            <w:vAlign w:val="center"/>
+            <w:shd w:fill="EAF2F8"/>
+            <w:tcMar>
+              <w:top w:w="100" w:type="dxa"/>
+              <w:start w:w="100" w:type="dxa"/>
+              <w:bottom w:w="100" w:type="dxa"/>
+              <w:end w:w="100" w:type="dxa"/>
+            </w:tcMar>
+          </w:tcPr>
+          <w:p/>
+        </w:tc>
+        <w:tc>
+          <w:tcPr>
+            <w:tcW w:type="dxa" w:w="1224"/>
+            <w:vAlign w:val="center"/>
+            <w:shd w:fill="EAF2F8"/>
+            <w:tcMar>
+              <w:top w:w="100" w:type="dxa"/>
+              <w:start w:w="100" w:type="dxa"/>
+              <w:bottom w:w="100" w:type="dxa"/>
+              <w:end w:w="100" w:type="dxa"/>
+            </w:tcMar>
+          </w:tcPr>
+          <w:p/>
+        </w:tc>
+        <w:tc>
+          <w:tcPr>
+            <w:tcW w:type="dxa" w:w="1224"/>
+            <w:vAlign w:val="center"/>
+            <w:shd w:fill="EAF2F8"/>
+            <w:tcMar>
+              <w:top w:w="100" w:type="dxa"/>
+              <w:start w:w="100" w:type="dxa"/>
+              <w:bottom w:w="100" w:type="dxa"/>
+              <w:end w:w="100" w:type="dxa"/>
+            </w:tcMar>
+          </w:tcPr>
+          <w:p/>
+        </w:tc>
+        <w:tc>
+          <w:tcPr>
+            <w:tcW w:type="dxa" w:w="1224"/>
+            <w:vAlign w:val="center"/>
+            <w:shd w:fill="EAF2F8"/>
+            <w:tcMar>
+              <w:top w:w="100" w:type="dxa"/>
+              <w:start w:w="100" w:type="dxa"/>
+              <w:bottom w:w="100" w:type="dxa"/>
+              <w:end w:w="100" w:type="dxa"/>
+            </w:tcMar>
+          </w:tcPr>
+          <w:p/>
+        </w:tc>
+        <w:tc>
+          <w:tcPr>
+            <w:tcW w:type="dxa" w:w="1224"/>
+            <w:vAlign w:val="center"/>
+            <w:shd w:fill="EAF2F8"/>
+            <w:tcMar>
+              <w:top w:w="100" w:type="dxa"/>
+              <w:start w:w="100" w:type="dxa"/>
+              <w:bottom w:w="100" w:type="dxa"/>
+              <w:end w:w="100" w:type="dxa"/>
+            </w:tcMar>
+          </w:tcPr>
+          <w:p/>
+        </w:tc>
+      </w:tr>
+      <w:tr>
+        <w:tc>
+          <w:tcPr>
+            <w:tcW w:type="dxa" w:w="1224"/>
+            <w:vAlign w:val="center"/>
+            <w:tcMar>
+              <w:top w:w="100" w:type="dxa"/>
+              <w:start w:w="100" w:type="dxa"/>
+              <w:bottom w:w="100" w:type="dxa"/>
+              <w:end w:w="100" w:type="dxa"/>
+            </w:tcMar>
+          </w:tcPr>
+          <w:p>
+            <w:r>
+              <w:t>3</w:t>
+            </w:r>
+          </w:p>
+        </w:tc>
+        <w:tc>
+          <w:tcPr>
+            <w:tcW w:type="dxa" w:w="1224"/>
+            <w:vAlign w:val="center"/>
+            <w:tcMar>
+              <w:top w:w="100" w:type="dxa"/>
+              <w:start w:w="100" w:type="dxa"/>
+              <w:bottom w:w="100" w:type="dxa"/>
+              <w:end w:w="100" w:type="dxa"/>
+            </w:tcMar>
+          </w:tcPr>
+          <w:p>
+            <w:r>
+              <w:t>Derive the incoming-emission factor +e p·ε*/(p·k).</w:t>
+            </w:r>
+          </w:p>
+        </w:tc>
+        <w:tc>
+          <w:tcPr>
+            <w:tcW w:type="dxa" w:w="1224"/>
+            <w:vAlign w:val="center"/>
+            <w:tcMar>
+              <w:top w:w="100" w:type="dxa"/>
+              <w:start w:w="100" w:type="dxa"/>
+              <w:bottom w:w="100" w:type="dxa"/>
+              <w:end w:w="100" w:type="dxa"/>
+            </w:tcMar>
+          </w:tcPr>
+          <w:p/>
+        </w:tc>
+        <w:tc>
+          <w:tcPr>
+            <w:tcW w:type="dxa" w:w="1224"/>
+            <w:vAlign w:val="center"/>
+            <w:tcMar>
+              <w:top w:w="100" w:type="dxa"/>
+              <w:start w:w="100" w:type="dxa"/>
+              <w:bottom w:w="100" w:type="dxa"/>
+              <w:end w:w="100" w:type="dxa"/>
+            </w:tcMar>
+          </w:tcPr>
+          <w:p/>
+        </w:tc>
+        <w:tc>
+          <w:tcPr>
+            <w:tcW w:type="dxa" w:w="1224"/>
+            <w:vAlign w:val="center"/>
+            <w:tcMar>
+              <w:top w:w="100" w:type="dxa"/>
+              <w:start w:w="100" w:type="dxa"/>
+              <w:bottom w:w="100" w:type="dxa"/>
+              <w:end w:w="100" w:type="dxa"/>
+            </w:tcMar>
+          </w:tcPr>
+          <w:p/>
+        </w:tc>
+        <w:tc>
+          <w:tcPr>
+            <w:tcW w:type="dxa" w:w="1224"/>
+            <w:vAlign w:val="center"/>
+            <w:tcMar>
+              <w:top w:w="100" w:type="dxa"/>
+              <w:start w:w="100" w:type="dxa"/>
+              <w:bottom w:w="100" w:type="dxa"/>
+              <w:end w:w="100" w:type="dxa"/>
+            </w:tcMar>
+          </w:tcPr>
+          <w:p/>
+        </w:tc>
+        <w:tc>
+          <w:tcPr>
+            <w:tcW w:type="dxa" w:w="1224"/>
+            <w:vAlign w:val="center"/>
+            <w:tcMar>
+              <w:top w:w="100" w:type="dxa"/>
+              <w:start w:w="100" w:type="dxa"/>
+              <w:bottom w:w="100" w:type="dxa"/>
+              <w:end w:w="100" w:type="dxa"/>
+            </w:tcMar>
+          </w:tcPr>
+          <w:p/>
+        </w:tc>
+        <w:tc>
+          <w:tcPr>
+            <w:tcW w:type="dxa" w:w="1224"/>
+            <w:vAlign w:val="center"/>
+            <w:tcMar>
+              <w:top w:w="100" w:type="dxa"/>
+              <w:start w:w="100" w:type="dxa"/>
+              <w:bottom w:w="100" w:type="dxa"/>
+              <w:end w:w="100" w:type="dxa"/>
+            </w:tcMar>
+          </w:tcPr>
+          <w:p/>
+        </w:tc>
+      </w:tr>
+      <w:tr>
+        <w:tc>
+          <w:tcPr>
+            <w:tcW w:type="dxa" w:w="1224"/>
+            <w:vAlign w:val="center"/>
+            <w:shd w:fill="EAF2F8"/>
+            <w:tcMar>
+              <w:top w:w="100" w:type="dxa"/>
+              <w:start w:w="100" w:type="dxa"/>
+              <w:bottom w:w="100" w:type="dxa"/>
+              <w:end w:w="100" w:type="dxa"/>
+            </w:tcMar>
+          </w:tcPr>
+          <w:p>
+            <w:r>
+              <w:t>4</w:t>
+            </w:r>
+          </w:p>
+        </w:tc>
+        <w:tc>
+          <w:tcPr>
+            <w:tcW w:type="dxa" w:w="1224"/>
+            <w:vAlign w:val="center"/>
+            <w:shd w:fill="EAF2F8"/>
+            <w:tcMar>
+              <w:top w:w="100" w:type="dxa"/>
+              <w:start w:w="100" w:type="dxa"/>
+              <w:bottom w:w="100" w:type="dxa"/>
+              <w:end w:w="100" w:type="dxa"/>
+            </w:tcMar>
+          </w:tcPr>
+          <w:p>
+            <w:r>
+              <w:t>Fourier transform the classical current of a charge with velocity v for t &lt; 0 and v′ for t &gt; 0, inserting e^(∓εt) for convergence, and obtain Section 2.2.</w:t>
+            </w:r>
+          </w:p>
+        </w:tc>
+        <w:tc>
+          <w:tcPr>
+            <w:tcW w:type="dxa" w:w="1224"/>
+            <w:vAlign w:val="center"/>
+            <w:shd w:fill="EAF2F8"/>
+            <w:tcMar>
+              <w:top w:w="100" w:type="dxa"/>
+              <w:start w:w="100" w:type="dxa"/>
+              <w:bottom w:w="100" w:type="dxa"/>
+              <w:end w:w="100" w:type="dxa"/>
+            </w:tcMar>
+          </w:tcPr>
+          <w:p/>
+        </w:tc>
+        <w:tc>
+          <w:tcPr>
+            <w:tcW w:type="dxa" w:w="1224"/>
+            <w:vAlign w:val="center"/>
+            <w:shd w:fill="EAF2F8"/>
+            <w:tcMar>
+              <w:top w:w="100" w:type="dxa"/>
+              <w:start w:w="100" w:type="dxa"/>
+              <w:bottom w:w="100" w:type="dxa"/>
+              <w:end w:w="100" w:type="dxa"/>
+            </w:tcMar>
+          </w:tcPr>
+          <w:p/>
+        </w:tc>
+        <w:tc>
+          <w:tcPr>
+            <w:tcW w:type="dxa" w:w="1224"/>
+            <w:vAlign w:val="center"/>
+            <w:shd w:fill="EAF2F8"/>
+            <w:tcMar>
+              <w:top w:w="100" w:type="dxa"/>
+              <w:start w:w="100" w:type="dxa"/>
+              <w:bottom w:w="100" w:type="dxa"/>
+              <w:end w:w="100" w:type="dxa"/>
+            </w:tcMar>
+          </w:tcPr>
+          <w:p/>
+        </w:tc>
+        <w:tc>
+          <w:tcPr>
+            <w:tcW w:type="dxa" w:w="1224"/>
+            <w:vAlign w:val="center"/>
+            <w:shd w:fill="EAF2F8"/>
+            <w:tcMar>
+              <w:top w:w="100" w:type="dxa"/>
+              <w:start w:w="100" w:type="dxa"/>
+              <w:bottom w:w="100" w:type="dxa"/>
+              <w:end w:w="100" w:type="dxa"/>
+            </w:tcMar>
+          </w:tcPr>
+          <w:p/>
+        </w:tc>
+        <w:tc>
+          <w:tcPr>
+            <w:tcW w:type="dxa" w:w="1224"/>
+            <w:vAlign w:val="center"/>
+            <w:shd w:fill="EAF2F8"/>
+            <w:tcMar>
+              <w:top w:w="100" w:type="dxa"/>
+              <w:start w:w="100" w:type="dxa"/>
+              <w:bottom w:w="100" w:type="dxa"/>
+              <w:end w:w="100" w:type="dxa"/>
+            </w:tcMar>
+          </w:tcPr>
+          <w:p/>
+        </w:tc>
+        <w:tc>
+          <w:tcPr>
+            <w:tcW w:type="dxa" w:w="1224"/>
+            <w:vAlign w:val="center"/>
+            <w:shd w:fill="EAF2F8"/>
+            <w:tcMar>
+              <w:top w:w="100" w:type="dxa"/>
+              <w:start w:w="100" w:type="dxa"/>
+              <w:bottom w:w="100" w:type="dxa"/>
+              <w:end w:w="100" w:type="dxa"/>
+            </w:tcMar>
+          </w:tcPr>
+          <w:p/>
+        </w:tc>
+      </w:tr>
+      <w:tr>
+        <w:tc>
+          <w:tcPr>
+            <w:tcW w:type="dxa" w:w="1224"/>
+            <w:vAlign w:val="center"/>
+            <w:tcMar>
+              <w:top w:w="100" w:type="dxa"/>
+              <w:start w:w="100" w:type="dxa"/>
+              <w:bottom w:w="100" w:type="dxa"/>
+              <w:end w:w="100" w:type="dxa"/>
+            </w:tcMar>
+          </w:tcPr>
+          <w:p>
+            <w:r>
+              <w:t>5</w:t>
+            </w:r>
+          </w:p>
+        </w:tc>
+        <w:tc>
+          <w:tcPr>
+            <w:tcW w:type="dxa" w:w="1224"/>
+            <w:vAlign w:val="center"/>
+            <w:tcMar>
+              <w:top w:w="100" w:type="dxa"/>
+              <w:start w:w="100" w:type="dxa"/>
+              <w:bottom w:w="100" w:type="dxa"/>
+              <w:end w:w="100" w:type="dxa"/>
+            </w:tcMar>
+          </w:tcPr>
+          <w:p>
+            <w:r>
+              <w:t>Collect the factors in dP: e², the phase space d³k/((2π)³2</w:t>
+            </w:r>
+          </w:p>
+        </w:tc>
+        <w:tc>
+          <w:tcPr>
+            <w:tcW w:type="dxa" w:w="1224"/>
+            <w:vAlign w:val="center"/>
+            <w:tcMar>
+              <w:top w:w="100" w:type="dxa"/>
+              <w:start w:w="100" w:type="dxa"/>
+              <w:bottom w:w="100" w:type="dxa"/>
+              <w:end w:w="100" w:type="dxa"/>
+            </w:tcMar>
+          </w:tcPr>
+          <w:p>
+            <w:r>
+              <w:t>k</w:t>
+            </w:r>
+          </w:p>
+        </w:tc>
+        <w:tc>
+          <w:tcPr>
+            <w:tcW w:type="dxa" w:w="1224"/>
+            <w:vAlign w:val="center"/>
+            <w:tcMar>
+              <w:top w:w="100" w:type="dxa"/>
+              <w:start w:w="100" w:type="dxa"/>
+              <w:bottom w:w="100" w:type="dxa"/>
+              <w:end w:w="100" w:type="dxa"/>
+            </w:tcMar>
+          </w:tcPr>
+          <w:p>
+            <w:r>
+              <w:t>), and d³k =</w:t>
+            </w:r>
+          </w:p>
+        </w:tc>
+        <w:tc>
+          <w:tcPr>
+            <w:tcW w:type="dxa" w:w="1224"/>
+            <w:vAlign w:val="center"/>
+            <w:tcMar>
+              <w:top w:w="100" w:type="dxa"/>
+              <w:start w:w="100" w:type="dxa"/>
+              <w:bottom w:w="100" w:type="dxa"/>
+              <w:end w:w="100" w:type="dxa"/>
+            </w:tcMar>
+          </w:tcPr>
+          <w:p>
+            <w:r>
+              <w:t>k</w:t>
+            </w:r>
+          </w:p>
+        </w:tc>
+        <w:tc>
+          <w:tcPr>
+            <w:tcW w:type="dxa" w:w="1224"/>
+            <w:vAlign w:val="center"/>
+            <w:tcMar>
+              <w:top w:w="100" w:type="dxa"/>
+              <w:start w:w="100" w:type="dxa"/>
+              <w:bottom w:w="100" w:type="dxa"/>
+              <w:end w:w="100" w:type="dxa"/>
+            </w:tcMar>
+          </w:tcPr>
+          <w:p>
+            <w:r>
+              <w:t>²d</w:t>
+            </w:r>
+          </w:p>
+        </w:tc>
+        <w:tc>
+          <w:tcPr>
+            <w:tcW w:type="dxa" w:w="1224"/>
+            <w:vAlign w:val="center"/>
+            <w:tcMar>
+              <w:top w:w="100" w:type="dxa"/>
+              <w:start w:w="100" w:type="dxa"/>
+              <w:bottom w:w="100" w:type="dxa"/>
+              <w:end w:w="100" w:type="dxa"/>
+            </w:tcMar>
+          </w:tcPr>
+          <w:p>
+            <w:r>
+              <w:t>k</w:t>
+            </w:r>
+          </w:p>
+        </w:tc>
+        <w:tc>
+          <w:tcPr>
+            <w:tcW w:type="dxa" w:w="1224"/>
+            <w:vAlign w:val="center"/>
+            <w:tcMar>
+              <w:top w:w="100" w:type="dxa"/>
+              <w:start w:w="100" w:type="dxa"/>
+              <w:bottom w:w="100" w:type="dxa"/>
+              <w:end w:w="100" w:type="dxa"/>
+            </w:tcMar>
+          </w:tcPr>
+          <w:p>
+            <w:r>
+              <w:t>dΩ. Show that the prefactor is α/π when the angular integral is written as ∫dΩ/4π.</w:t>
+            </w:r>
+          </w:p>
+        </w:tc>
+      </w:tr>
+      <w:tr>
+        <w:tc>
+          <w:tcPr>
+            <w:tcW w:type="dxa" w:w="1224"/>
+            <w:vAlign w:val="center"/>
+            <w:shd w:fill="EAF2F8"/>
+            <w:tcMar>
+              <w:top w:w="100" w:type="dxa"/>
+              <w:start w:w="100" w:type="dxa"/>
+              <w:bottom w:w="100" w:type="dxa"/>
+              <w:end w:w="100" w:type="dxa"/>
+            </w:tcMar>
+          </w:tcPr>
+          <w:p>
+            <w:r>
+              <w:t>6</w:t>
+            </w:r>
+          </w:p>
+        </w:tc>
+        <w:tc>
+          <w:tcPr>
+            <w:tcW w:type="dxa" w:w="1224"/>
+            <w:vAlign w:val="center"/>
+            <w:shd w:fill="EAF2F8"/>
+            <w:tcMar>
+              <w:top w:w="100" w:type="dxa"/>
+              <w:start w:w="100" w:type="dxa"/>
+              <w:bottom w:w="100" w:type="dxa"/>
+              <w:end w:w="100" w:type="dxa"/>
+            </w:tcMar>
+          </w:tcPr>
+          <w:p>
+            <w:r>
+              <w:t>Show that I(p, p) = 0, so that no radiation is emitted without a deflection.</w:t>
+            </w:r>
+          </w:p>
+        </w:tc>
+        <w:tc>
+          <w:tcPr>
+            <w:tcW w:type="dxa" w:w="1224"/>
+            <w:vAlign w:val="center"/>
+            <w:shd w:fill="EAF2F8"/>
+            <w:tcMar>
+              <w:top w:w="100" w:type="dxa"/>
+              <w:start w:w="100" w:type="dxa"/>
+              <w:bottom w:w="100" w:type="dxa"/>
+              <w:end w:w="100" w:type="dxa"/>
+            </w:tcMar>
+          </w:tcPr>
+          <w:p/>
+        </w:tc>
+        <w:tc>
+          <w:tcPr>
+            <w:tcW w:type="dxa" w:w="1224"/>
+            <w:vAlign w:val="center"/>
+            <w:shd w:fill="EAF2F8"/>
+            <w:tcMar>
+              <w:top w:w="100" w:type="dxa"/>
+              <w:start w:w="100" w:type="dxa"/>
+              <w:bottom w:w="100" w:type="dxa"/>
+              <w:end w:w="100" w:type="dxa"/>
+            </w:tcMar>
+          </w:tcPr>
+          <w:p/>
+        </w:tc>
+        <w:tc>
+          <w:tcPr>
+            <w:tcW w:type="dxa" w:w="1224"/>
+            <w:vAlign w:val="center"/>
+            <w:shd w:fill="EAF2F8"/>
+            <w:tcMar>
+              <w:top w:w="100" w:type="dxa"/>
+              <w:start w:w="100" w:type="dxa"/>
+              <w:bottom w:w="100" w:type="dxa"/>
+              <w:end w:w="100" w:type="dxa"/>
+            </w:tcMar>
+          </w:tcPr>
+          <w:p/>
+        </w:tc>
+        <w:tc>
+          <w:tcPr>
+            <w:tcW w:type="dxa" w:w="1224"/>
+            <w:vAlign w:val="center"/>
+            <w:shd w:fill="EAF2F8"/>
+            <w:tcMar>
+              <w:top w:w="100" w:type="dxa"/>
+              <w:start w:w="100" w:type="dxa"/>
+              <w:bottom w:w="100" w:type="dxa"/>
+              <w:end w:w="100" w:type="dxa"/>
+            </w:tcMar>
+          </w:tcPr>
+          <w:p/>
+        </w:tc>
+        <w:tc>
+          <w:tcPr>
+            <w:tcW w:type="dxa" w:w="1224"/>
+            <w:vAlign w:val="center"/>
+            <w:shd w:fill="EAF2F8"/>
+            <w:tcMar>
+              <w:top w:w="100" w:type="dxa"/>
+              <w:start w:w="100" w:type="dxa"/>
+              <w:bottom w:w="100" w:type="dxa"/>
+              <w:end w:w="100" w:type="dxa"/>
+            </w:tcMar>
+          </w:tcPr>
+          <w:p/>
+        </w:tc>
+        <w:tc>
+          <w:tcPr>
+            <w:tcW w:type="dxa" w:w="1224"/>
+            <w:vAlign w:val="center"/>
+            <w:shd w:fill="EAF2F8"/>
+            <w:tcMar>
+              <w:top w:w="100" w:type="dxa"/>
+              <w:start w:w="100" w:type="dxa"/>
+              <w:bottom w:w="100" w:type="dxa"/>
+              <w:end w:w="100" w:type="dxa"/>
+            </w:tcMar>
+          </w:tcPr>
+          <w:p/>
+        </w:tc>
+      </w:tr>
+      <w:tr>
+        <w:tc>
+          <w:tcPr>
+            <w:tcW w:type="dxa" w:w="1224"/>
+            <w:vAlign w:val="center"/>
+            <w:tcMar>
+              <w:top w:w="100" w:type="dxa"/>
+              <w:start w:w="100" w:type="dxa"/>
+              <w:bottom w:w="100" w:type="dxa"/>
+              <w:end w:w="100" w:type="dxa"/>
+            </w:tcMar>
+          </w:tcPr>
+          <w:p>
+            <w:r>
+              <w:t>7</w:t>
+            </w:r>
+          </w:p>
+        </w:tc>
+        <w:tc>
+          <w:tcPr>
+            <w:tcW w:type="dxa" w:w="1224"/>
+            <w:vAlign w:val="center"/>
+            <w:tcMar>
+              <w:top w:w="100" w:type="dxa"/>
+              <w:start w:w="100" w:type="dxa"/>
+              <w:bottom w:w="100" w:type="dxa"/>
+              <w:end w:w="100" w:type="dxa"/>
+            </w:tcMar>
+          </w:tcPr>
+          <w:p>
+            <w:r>
+              <w:t>In the nonrelativistic limit, show that I ≈ (2/3)</w:t>
+            </w:r>
+          </w:p>
+        </w:tc>
+        <w:tc>
+          <w:tcPr>
+            <w:tcW w:type="dxa" w:w="1224"/>
+            <w:vAlign w:val="center"/>
+            <w:tcMar>
+              <w:top w:w="100" w:type="dxa"/>
+              <w:start w:w="100" w:type="dxa"/>
+              <w:bottom w:w="100" w:type="dxa"/>
+              <w:end w:w="100" w:type="dxa"/>
+            </w:tcMar>
+          </w:tcPr>
+          <w:p>
+            <w:r>
+              <w:t>v′ − v</w:t>
+            </w:r>
+          </w:p>
+        </w:tc>
+        <w:tc>
+          <w:tcPr>
+            <w:tcW w:type="dxa" w:w="1224"/>
+            <w:vAlign w:val="center"/>
+            <w:tcMar>
+              <w:top w:w="100" w:type="dxa"/>
+              <w:start w:w="100" w:type="dxa"/>
+              <w:bottom w:w="100" w:type="dxa"/>
+              <w:end w:w="100" w:type="dxa"/>
+            </w:tcMar>
+          </w:tcPr>
+          <w:p>
+            <w:r>
+              <w:t>², and compare with Lesson 73's f_IR ≈ Q²/(3m²).</w:t>
+            </w:r>
+          </w:p>
+        </w:tc>
+        <w:tc>
+          <w:tcPr>
+            <w:tcW w:type="dxa" w:w="1224"/>
+            <w:vAlign w:val="center"/>
+            <w:tcMar>
+              <w:top w:w="100" w:type="dxa"/>
+              <w:start w:w="100" w:type="dxa"/>
+              <w:bottom w:w="100" w:type="dxa"/>
+              <w:end w:w="100" w:type="dxa"/>
+            </w:tcMar>
+          </w:tcPr>
+          <w:p/>
+        </w:tc>
+        <w:tc>
+          <w:tcPr>
+            <w:tcW w:type="dxa" w:w="1224"/>
+            <w:vAlign w:val="center"/>
+            <w:tcMar>
+              <w:top w:w="100" w:type="dxa"/>
+              <w:start w:w="100" w:type="dxa"/>
+              <w:bottom w:w="100" w:type="dxa"/>
+              <w:end w:w="100" w:type="dxa"/>
+            </w:tcMar>
+          </w:tcPr>
+          <w:p/>
+        </w:tc>
+        <w:tc>
+          <w:tcPr>
+            <w:tcW w:type="dxa" w:w="1224"/>
+            <w:vAlign w:val="center"/>
+            <w:tcMar>
+              <w:top w:w="100" w:type="dxa"/>
+              <w:start w:w="100" w:type="dxa"/>
+              <w:bottom w:w="100" w:type="dxa"/>
+              <w:end w:w="100" w:type="dxa"/>
+            </w:tcMar>
+          </w:tcPr>
+          <w:p/>
+        </w:tc>
+        <w:tc>
+          <w:tcPr>
+            <w:tcW w:type="dxa" w:w="1224"/>
+            <w:vAlign w:val="center"/>
+            <w:tcMar>
+              <w:top w:w="100" w:type="dxa"/>
+              <w:start w:w="100" w:type="dxa"/>
+              <w:bottom w:w="100" w:type="dxa"/>
+              <w:end w:w="100" w:type="dxa"/>
+            </w:tcMar>
+          </w:tcPr>
+          <w:p/>
+        </w:tc>
+      </w:tr>
+      <w:tr>
+        <w:tc>
+          <w:tcPr>
+            <w:tcW w:type="dxa" w:w="1224"/>
+            <w:vAlign w:val="center"/>
+            <w:shd w:fill="EAF2F8"/>
+            <w:tcMar>
+              <w:top w:w="100" w:type="dxa"/>
+              <w:start w:w="100" w:type="dxa"/>
+              <w:bottom w:w="100" w:type="dxa"/>
+              <w:end w:w="100" w:type="dxa"/>
+            </w:tcMar>
+          </w:tcPr>
+          <w:p>
+            <w:r>
+              <w:t>8</w:t>
+            </w:r>
+          </w:p>
+        </w:tc>
+        <w:tc>
+          <w:tcPr>
+            <w:tcW w:type="dxa" w:w="1224"/>
+            <w:vAlign w:val="center"/>
+            <w:shd w:fill="EAF2F8"/>
+            <w:tcMar>
+              <w:top w:w="100" w:type="dxa"/>
+              <w:start w:w="100" w:type="dxa"/>
+              <w:bottom w:w="100" w:type="dxa"/>
+              <w:end w:w="100" w:type="dxa"/>
+            </w:tcMar>
+          </w:tcPr>
+          <w:p>
+            <w:r>
+              <w:t>For a fast electron, show that p·k̂ = E(1 −</w:t>
+            </w:r>
+          </w:p>
+        </w:tc>
+        <w:tc>
+          <w:tcPr>
+            <w:tcW w:type="dxa" w:w="1224"/>
+            <w:vAlign w:val="center"/>
+            <w:shd w:fill="EAF2F8"/>
+            <w:tcMar>
+              <w:top w:w="100" w:type="dxa"/>
+              <w:start w:w="100" w:type="dxa"/>
+              <w:bottom w:w="100" w:type="dxa"/>
+              <w:end w:w="100" w:type="dxa"/>
+            </w:tcMar>
+          </w:tcPr>
+          <w:p>
+            <w:r>
+              <w:t>v</w:t>
+            </w:r>
+          </w:p>
+        </w:tc>
+        <w:tc>
+          <w:tcPr>
+            <w:tcW w:type="dxa" w:w="1224"/>
+            <w:vAlign w:val="center"/>
+            <w:shd w:fill="EAF2F8"/>
+            <w:tcMar>
+              <w:top w:w="100" w:type="dxa"/>
+              <w:start w:w="100" w:type="dxa"/>
+              <w:bottom w:w="100" w:type="dxa"/>
+              <w:end w:w="100" w:type="dxa"/>
+            </w:tcMar>
+          </w:tcPr>
+          <w:p>
+            <w:r>
+              <w:t>cos θ) is of order E(m²/E² + θ²)/2 at small θ, and explain why this produces the collinear logarithm.</w:t>
+            </w:r>
+          </w:p>
+        </w:tc>
+        <w:tc>
+          <w:tcPr>
+            <w:tcW w:type="dxa" w:w="1224"/>
+            <w:vAlign w:val="center"/>
+            <w:shd w:fill="EAF2F8"/>
+            <w:tcMar>
+              <w:top w:w="100" w:type="dxa"/>
+              <w:start w:w="100" w:type="dxa"/>
+              <w:bottom w:w="100" w:type="dxa"/>
+              <w:end w:w="100" w:type="dxa"/>
+            </w:tcMar>
+          </w:tcPr>
+          <w:p/>
+        </w:tc>
+        <w:tc>
+          <w:tcPr>
+            <w:tcW w:type="dxa" w:w="1224"/>
+            <w:vAlign w:val="center"/>
+            <w:shd w:fill="EAF2F8"/>
+            <w:tcMar>
+              <w:top w:w="100" w:type="dxa"/>
+              <w:start w:w="100" w:type="dxa"/>
+              <w:bottom w:w="100" w:type="dxa"/>
+              <w:end w:w="100" w:type="dxa"/>
+            </w:tcMar>
+          </w:tcPr>
+          <w:p/>
+        </w:tc>
+        <w:tc>
+          <w:tcPr>
+            <w:tcW w:type="dxa" w:w="1224"/>
+            <w:vAlign w:val="center"/>
+            <w:shd w:fill="EAF2F8"/>
+            <w:tcMar>
+              <w:top w:w="100" w:type="dxa"/>
+              <w:start w:w="100" w:type="dxa"/>
+              <w:bottom w:w="100" w:type="dxa"/>
+              <w:end w:w="100" w:type="dxa"/>
+            </w:tcMar>
+          </w:tcPr>
+          <w:p/>
+        </w:tc>
+        <w:tc>
+          <w:tcPr>
+            <w:tcW w:type="dxa" w:w="1224"/>
+            <w:vAlign w:val="center"/>
+            <w:shd w:fill="EAF2F8"/>
+            <w:tcMar>
+              <w:top w:w="100" w:type="dxa"/>
+              <w:start w:w="100" w:type="dxa"/>
+              <w:bottom w:w="100" w:type="dxa"/>
+              <w:end w:w="100" w:type="dxa"/>
+            </w:tcMar>
+          </w:tcPr>
+          <w:p/>
+        </w:tc>
+      </w:tr>
+      <w:tr>
+        <w:tc>
+          <w:tcPr>
+            <w:tcW w:type="dxa" w:w="1224"/>
+            <w:vAlign w:val="center"/>
+            <w:tcMar>
+              <w:top w:w="100" w:type="dxa"/>
+              <w:start w:w="100" w:type="dxa"/>
+              <w:bottom w:w="100" w:type="dxa"/>
+              <w:end w:w="100" w:type="dxa"/>
+            </w:tcMar>
+          </w:tcPr>
+          <w:p>
+            <w:r>
+              <w:t>9</w:t>
+            </w:r>
+          </w:p>
+        </w:tc>
+        <w:tc>
+          <w:tcPr>
+            <w:tcW w:type="dxa" w:w="1224"/>
+            <w:vAlign w:val="center"/>
+            <w:tcMar>
+              <w:top w:w="100" w:type="dxa"/>
+              <w:start w:w="100" w:type="dxa"/>
+              <w:bottom w:w="100" w:type="dxa"/>
+              <w:end w:w="100" w:type="dxa"/>
+            </w:tcMar>
+          </w:tcPr>
+          <w:p>
+            <w:r>
+              <w:t>Show that for two soft photons emitted from one outgoing line, the sum over the two orderings gives the product of two single-photon factors, using 1/(p·k₁)(p·(k₁+k₂)) + 1/(p·k₂)(p·(k₁+k₂)) = 1/((p·k₁)(p·k₂)).</w:t>
+            </w:r>
+          </w:p>
+        </w:tc>
+        <w:tc>
+          <w:tcPr>
+            <w:tcW w:type="dxa" w:w="1224"/>
+            <w:vAlign w:val="center"/>
+            <w:tcMar>
+              <w:top w:w="100" w:type="dxa"/>
+              <w:start w:w="100" w:type="dxa"/>
+              <w:bottom w:w="100" w:type="dxa"/>
+              <w:end w:w="100" w:type="dxa"/>
+            </w:tcMar>
+          </w:tcPr>
+          <w:p/>
+        </w:tc>
+        <w:tc>
+          <w:tcPr>
+            <w:tcW w:type="dxa" w:w="1224"/>
+            <w:vAlign w:val="center"/>
+            <w:tcMar>
+              <w:top w:w="100" w:type="dxa"/>
+              <w:start w:w="100" w:type="dxa"/>
+              <w:bottom w:w="100" w:type="dxa"/>
+              <w:end w:w="100" w:type="dxa"/>
+            </w:tcMar>
+          </w:tcPr>
+          <w:p/>
+        </w:tc>
+        <w:tc>
+          <w:tcPr>
+            <w:tcW w:type="dxa" w:w="1224"/>
+            <w:vAlign w:val="center"/>
+            <w:tcMar>
+              <w:top w:w="100" w:type="dxa"/>
+              <w:start w:w="100" w:type="dxa"/>
+              <w:bottom w:w="100" w:type="dxa"/>
+              <w:end w:w="100" w:type="dxa"/>
+            </w:tcMar>
+          </w:tcPr>
+          <w:p/>
+        </w:tc>
+        <w:tc>
+          <w:tcPr>
+            <w:tcW w:type="dxa" w:w="1224"/>
+            <w:vAlign w:val="center"/>
+            <w:tcMar>
+              <w:top w:w="100" w:type="dxa"/>
+              <w:start w:w="100" w:type="dxa"/>
+              <w:bottom w:w="100" w:type="dxa"/>
+              <w:end w:w="100" w:type="dxa"/>
+            </w:tcMar>
+          </w:tcPr>
+          <w:p/>
+        </w:tc>
+        <w:tc>
+          <w:tcPr>
+            <w:tcW w:type="dxa" w:w="1224"/>
+            <w:vAlign w:val="center"/>
+            <w:tcMar>
+              <w:top w:w="100" w:type="dxa"/>
+              <w:start w:w="100" w:type="dxa"/>
+              <w:bottom w:w="100" w:type="dxa"/>
+              <w:end w:w="100" w:type="dxa"/>
+            </w:tcMar>
+          </w:tcPr>
+          <w:p/>
+        </w:tc>
+        <w:tc>
+          <w:tcPr>
+            <w:tcW w:type="dxa" w:w="1224"/>
+            <w:vAlign w:val="center"/>
+            <w:tcMar>
+              <w:top w:w="100" w:type="dxa"/>
+              <w:start w:w="100" w:type="dxa"/>
+              <w:bottom w:w="100" w:type="dxa"/>
+              <w:end w:w="100" w:type="dxa"/>
+            </w:tcMar>
+          </w:tcPr>
+          <w:p/>
+        </w:tc>
+      </w:tr>
+      <w:tr>
+        <w:tc>
+          <w:tcPr>
+            <w:tcW w:type="dxa" w:w="1224"/>
+            <w:vAlign w:val="center"/>
+            <w:shd w:fill="EAF2F8"/>
+            <w:tcMar>
+              <w:top w:w="100" w:type="dxa"/>
+              <w:start w:w="100" w:type="dxa"/>
+              <w:bottom w:w="100" w:type="dxa"/>
+              <w:end w:w="100" w:type="dxa"/>
+            </w:tcMar>
+          </w:tcPr>
+          <w:p>
+            <w:r>
+              <w:t>10</w:t>
+            </w:r>
+          </w:p>
+        </w:tc>
+        <w:tc>
+          <w:tcPr>
+            <w:tcW w:type="dxa" w:w="1224"/>
+            <w:vAlign w:val="center"/>
+            <w:shd w:fill="EAF2F8"/>
+            <w:tcMar>
+              <w:top w:w="100" w:type="dxa"/>
+              <w:start w:w="100" w:type="dxa"/>
+              <w:bottom w:w="100" w:type="dxa"/>
+              <w:end w:w="100" w:type="dxa"/>
+            </w:tcMar>
+          </w:tcPr>
+          <w:p>
+            <w:r>
+              <w:t>For n̄ = 0.32, compute the probabilities of emitting 0, 1, and 2 photons in the range.</w:t>
+            </w:r>
+          </w:p>
+        </w:tc>
+        <w:tc>
+          <w:tcPr>
+            <w:tcW w:type="dxa" w:w="1224"/>
+            <w:vAlign w:val="center"/>
+            <w:shd w:fill="EAF2F8"/>
+            <w:tcMar>
+              <w:top w:w="100" w:type="dxa"/>
+              <w:start w:w="100" w:type="dxa"/>
+              <w:bottom w:w="100" w:type="dxa"/>
+              <w:end w:w="100" w:type="dxa"/>
+            </w:tcMar>
+          </w:tcPr>
+          <w:p/>
+        </w:tc>
+        <w:tc>
+          <w:tcPr>
+            <w:tcW w:type="dxa" w:w="1224"/>
+            <w:vAlign w:val="center"/>
+            <w:shd w:fill="EAF2F8"/>
+            <w:tcMar>
+              <w:top w:w="100" w:type="dxa"/>
+              <w:start w:w="100" w:type="dxa"/>
+              <w:bottom w:w="100" w:type="dxa"/>
+              <w:end w:w="100" w:type="dxa"/>
+            </w:tcMar>
+          </w:tcPr>
+          <w:p/>
+        </w:tc>
+        <w:tc>
+          <w:tcPr>
+            <w:tcW w:type="dxa" w:w="1224"/>
+            <w:vAlign w:val="center"/>
+            <w:shd w:fill="EAF2F8"/>
+            <w:tcMar>
+              <w:top w:w="100" w:type="dxa"/>
+              <w:start w:w="100" w:type="dxa"/>
+              <w:bottom w:w="100" w:type="dxa"/>
+              <w:end w:w="100" w:type="dxa"/>
+            </w:tcMar>
+          </w:tcPr>
+          <w:p/>
+        </w:tc>
+        <w:tc>
+          <w:tcPr>
+            <w:tcW w:type="dxa" w:w="1224"/>
+            <w:vAlign w:val="center"/>
+            <w:shd w:fill="EAF2F8"/>
+            <w:tcMar>
+              <w:top w:w="100" w:type="dxa"/>
+              <w:start w:w="100" w:type="dxa"/>
+              <w:bottom w:w="100" w:type="dxa"/>
+              <w:end w:w="100" w:type="dxa"/>
+            </w:tcMar>
+          </w:tcPr>
+          <w:p/>
+        </w:tc>
+        <w:tc>
+          <w:tcPr>
+            <w:tcW w:type="dxa" w:w="1224"/>
+            <w:vAlign w:val="center"/>
+            <w:shd w:fill="EAF2F8"/>
+            <w:tcMar>
+              <w:top w:w="100" w:type="dxa"/>
+              <w:start w:w="100" w:type="dxa"/>
+              <w:bottom w:w="100" w:type="dxa"/>
+              <w:end w:w="100" w:type="dxa"/>
+            </w:tcMar>
+          </w:tcPr>
+          <w:p/>
+        </w:tc>
+        <w:tc>
+          <w:tcPr>
+            <w:tcW w:type="dxa" w:w="1224"/>
+            <w:vAlign w:val="center"/>
+            <w:shd w:fill="EAF2F8"/>
+            <w:tcMar>
+              <w:top w:w="100" w:type="dxa"/>
+              <w:start w:w="100" w:type="dxa"/>
+              <w:bottom w:w="100" w:type="dxa"/>
+              <w:end w:w="100" w:type="dxa"/>
+            </w:tcMar>
+          </w:tcPr>
+          <w:p/>
+        </w:tc>
+      </w:tr>
+      <w:tr>
+        <w:tc>
+          <w:tcPr>
+            <w:tcW w:type="dxa" w:w="1224"/>
+            <w:vAlign w:val="center"/>
+            <w:tcMar>
+              <w:top w:w="100" w:type="dxa"/>
+              <w:start w:w="100" w:type="dxa"/>
+              <w:bottom w:w="100" w:type="dxa"/>
+              <w:end w:w="100" w:type="dxa"/>
+            </w:tcMar>
+          </w:tcPr>
+          <w:p>
+            <w:r>
+              <w:t>11</w:t>
+            </w:r>
+          </w:p>
+        </w:tc>
+        <w:tc>
+          <w:tcPr>
+            <w:tcW w:type="dxa" w:w="1224"/>
+            <w:vAlign w:val="center"/>
+            <w:tcMar>
+              <w:top w:w="100" w:type="dxa"/>
+              <w:start w:w="100" w:type="dxa"/>
+              <w:bottom w:w="100" w:type="dxa"/>
+              <w:end w:w="100" w:type="dxa"/>
+            </w:tcMar>
+          </w:tcPr>
+          <w:p>
+            <w:r>
+              <w:t>Repeat Worked example 3 for photons between 1 keV and 10 MeV.</w:t>
+            </w:r>
+          </w:p>
+        </w:tc>
+        <w:tc>
+          <w:tcPr>
+            <w:tcW w:type="dxa" w:w="1224"/>
+            <w:vAlign w:val="center"/>
+            <w:tcMar>
+              <w:top w:w="100" w:type="dxa"/>
+              <w:start w:w="100" w:type="dxa"/>
+              <w:bottom w:w="100" w:type="dxa"/>
+              <w:end w:w="100" w:type="dxa"/>
+            </w:tcMar>
+          </w:tcPr>
+          <w:p/>
+        </w:tc>
+        <w:tc>
+          <w:tcPr>
+            <w:tcW w:type="dxa" w:w="1224"/>
+            <w:vAlign w:val="center"/>
+            <w:tcMar>
+              <w:top w:w="100" w:type="dxa"/>
+              <w:start w:w="100" w:type="dxa"/>
+              <w:bottom w:w="100" w:type="dxa"/>
+              <w:end w:w="100" w:type="dxa"/>
+            </w:tcMar>
+          </w:tcPr>
+          <w:p/>
+        </w:tc>
+        <w:tc>
+          <w:tcPr>
+            <w:tcW w:type="dxa" w:w="1224"/>
+            <w:vAlign w:val="center"/>
+            <w:tcMar>
+              <w:top w:w="100" w:type="dxa"/>
+              <w:start w:w="100" w:type="dxa"/>
+              <w:bottom w:w="100" w:type="dxa"/>
+              <w:end w:w="100" w:type="dxa"/>
+            </w:tcMar>
+          </w:tcPr>
+          <w:p/>
+        </w:tc>
+        <w:tc>
+          <w:tcPr>
+            <w:tcW w:type="dxa" w:w="1224"/>
+            <w:vAlign w:val="center"/>
+            <w:tcMar>
+              <w:top w:w="100" w:type="dxa"/>
+              <w:start w:w="100" w:type="dxa"/>
+              <w:bottom w:w="100" w:type="dxa"/>
+              <w:end w:w="100" w:type="dxa"/>
+            </w:tcMar>
+          </w:tcPr>
+          <w:p/>
+        </w:tc>
+        <w:tc>
+          <w:tcPr>
+            <w:tcW w:type="dxa" w:w="1224"/>
+            <w:vAlign w:val="center"/>
+            <w:tcMar>
+              <w:top w:w="100" w:type="dxa"/>
+              <w:start w:w="100" w:type="dxa"/>
+              <w:bottom w:w="100" w:type="dxa"/>
+              <w:end w:w="100" w:type="dxa"/>
+            </w:tcMar>
+          </w:tcPr>
+          <w:p/>
+        </w:tc>
+        <w:tc>
+          <w:tcPr>
+            <w:tcW w:type="dxa" w:w="1224"/>
+            <w:vAlign w:val="center"/>
+            <w:tcMar>
+              <w:top w:w="100" w:type="dxa"/>
+              <w:start w:w="100" w:type="dxa"/>
+              <w:bottom w:w="100" w:type="dxa"/>
+              <w:end w:w="100" w:type="dxa"/>
+            </w:tcMar>
+          </w:tcPr>
+          <w:p/>
+        </w:tc>
+      </w:tr>
+      <w:tr>
+        <w:tc>
+          <w:tcPr>
+            <w:tcW w:type="dxa" w:w="1224"/>
+            <w:vAlign w:val="center"/>
+            <w:shd w:fill="EAF2F8"/>
+            <w:tcMar>
+              <w:top w:w="100" w:type="dxa"/>
+              <w:start w:w="100" w:type="dxa"/>
+              <w:bottom w:w="100" w:type="dxa"/>
+              <w:end w:w="100" w:type="dxa"/>
+            </w:tcMar>
+          </w:tcPr>
+          <w:p>
+            <w:r>
+              <w:t>12</w:t>
+            </w:r>
+          </w:p>
+        </w:tc>
+        <w:tc>
+          <w:tcPr>
+            <w:tcW w:type="dxa" w:w="1224"/>
+            <w:vAlign w:val="center"/>
+            <w:shd w:fill="EAF2F8"/>
+            <w:tcMar>
+              <w:top w:w="100" w:type="dxa"/>
+              <w:start w:w="100" w:type="dxa"/>
+              <w:bottom w:w="100" w:type="dxa"/>
+              <w:end w:w="100" w:type="dxa"/>
+            </w:tcMar>
+          </w:tcPr>
+          <w:p>
+            <w:r>
+              <w:t>Expand the Sudakov exponential to first order and recover Lesson 73's one-loop measured cross section.</w:t>
+            </w:r>
+          </w:p>
+        </w:tc>
+        <w:tc>
+          <w:tcPr>
+            <w:tcW w:type="dxa" w:w="1224"/>
+            <w:vAlign w:val="center"/>
+            <w:shd w:fill="EAF2F8"/>
+            <w:tcMar>
+              <w:top w:w="100" w:type="dxa"/>
+              <w:start w:w="100" w:type="dxa"/>
+              <w:bottom w:w="100" w:type="dxa"/>
+              <w:end w:w="100" w:type="dxa"/>
+            </w:tcMar>
+          </w:tcPr>
+          <w:p/>
+        </w:tc>
+        <w:tc>
+          <w:tcPr>
+            <w:tcW w:type="dxa" w:w="1224"/>
+            <w:vAlign w:val="center"/>
+            <w:shd w:fill="EAF2F8"/>
+            <w:tcMar>
+              <w:top w:w="100" w:type="dxa"/>
+              <w:start w:w="100" w:type="dxa"/>
+              <w:bottom w:w="100" w:type="dxa"/>
+              <w:end w:w="100" w:type="dxa"/>
+            </w:tcMar>
+          </w:tcPr>
+          <w:p/>
+        </w:tc>
+        <w:tc>
+          <w:tcPr>
+            <w:tcW w:type="dxa" w:w="1224"/>
+            <w:vAlign w:val="center"/>
+            <w:shd w:fill="EAF2F8"/>
+            <w:tcMar>
+              <w:top w:w="100" w:type="dxa"/>
+              <w:start w:w="100" w:type="dxa"/>
+              <w:bottom w:w="100" w:type="dxa"/>
+              <w:end w:w="100" w:type="dxa"/>
+            </w:tcMar>
+          </w:tcPr>
+          <w:p/>
+        </w:tc>
+        <w:tc>
+          <w:tcPr>
+            <w:tcW w:type="dxa" w:w="1224"/>
+            <w:vAlign w:val="center"/>
+            <w:shd w:fill="EAF2F8"/>
+            <w:tcMar>
+              <w:top w:w="100" w:type="dxa"/>
+              <w:start w:w="100" w:type="dxa"/>
+              <w:bottom w:w="100" w:type="dxa"/>
+              <w:end w:w="100" w:type="dxa"/>
+            </w:tcMar>
+          </w:tcPr>
+          <w:p/>
+        </w:tc>
+        <w:tc>
+          <w:tcPr>
+            <w:tcW w:type="dxa" w:w="1224"/>
+            <w:vAlign w:val="center"/>
+            <w:shd w:fill="EAF2F8"/>
+            <w:tcMar>
+              <w:top w:w="100" w:type="dxa"/>
+              <w:start w:w="100" w:type="dxa"/>
+              <w:bottom w:w="100" w:type="dxa"/>
+              <w:end w:w="100" w:type="dxa"/>
+            </w:tcMar>
+          </w:tcPr>
+          <w:p/>
+        </w:tc>
+        <w:tc>
+          <w:tcPr>
+            <w:tcW w:type="dxa" w:w="1224"/>
+            <w:vAlign w:val="center"/>
+            <w:shd w:fill="EAF2F8"/>
+            <w:tcMar>
+              <w:top w:w="100" w:type="dxa"/>
+              <w:start w:w="100" w:type="dxa"/>
+              <w:bottom w:w="100" w:type="dxa"/>
+              <w:end w:w="100" w:type="dxa"/>
+            </w:tcMar>
+          </w:tcPr>
+          <w:p/>
+        </w:tc>
+      </w:tr>
+      <w:tr>
+        <w:tc>
+          <w:tcPr>
+            <w:tcW w:type="dxa" w:w="1224"/>
+            <w:vAlign w:val="center"/>
+            <w:tcMar>
+              <w:top w:w="100" w:type="dxa"/>
+              <w:start w:w="100" w:type="dxa"/>
+              <w:bottom w:w="100" w:type="dxa"/>
+              <w:end w:w="100" w:type="dxa"/>
+            </w:tcMar>
+          </w:tcPr>
+          <w:p>
+            <w:r>
+              <w:t>13</w:t>
+            </w:r>
+          </w:p>
+        </w:tc>
+        <w:tc>
+          <w:tcPr>
+            <w:tcW w:type="dxa" w:w="1224"/>
+            <w:vAlign w:val="center"/>
+            <w:tcMar>
+              <w:top w:w="100" w:type="dxa"/>
+              <w:start w:w="100" w:type="dxa"/>
+              <w:bottom w:w="100" w:type="dxa"/>
+              <w:end w:w="100" w:type="dxa"/>
+            </w:tcMar>
+          </w:tcPr>
+          <w:p>
+            <w:r>
+              <w:t>Challenge: why does the soft factor not depend on the spin of the charged particle, while the next term in the expansion in k does? Which property of the particle would you expect to appear at that order?</w:t>
+            </w:r>
+          </w:p>
+        </w:tc>
+        <w:tc>
+          <w:tcPr>
+            <w:tcW w:type="dxa" w:w="1224"/>
+            <w:vAlign w:val="center"/>
+            <w:tcMar>
+              <w:top w:w="100" w:type="dxa"/>
+              <w:start w:w="100" w:type="dxa"/>
+              <w:bottom w:w="100" w:type="dxa"/>
+              <w:end w:w="100" w:type="dxa"/>
+            </w:tcMar>
+          </w:tcPr>
+          <w:p/>
+        </w:tc>
+        <w:tc>
+          <w:tcPr>
+            <w:tcW w:type="dxa" w:w="1224"/>
+            <w:vAlign w:val="center"/>
+            <w:tcMar>
+              <w:top w:w="100" w:type="dxa"/>
+              <w:start w:w="100" w:type="dxa"/>
+              <w:bottom w:w="100" w:type="dxa"/>
+              <w:end w:w="100" w:type="dxa"/>
+            </w:tcMar>
+          </w:tcPr>
+          <w:p/>
+        </w:tc>
+        <w:tc>
+          <w:tcPr>
+            <w:tcW w:type="dxa" w:w="1224"/>
+            <w:vAlign w:val="center"/>
+            <w:tcMar>
+              <w:top w:w="100" w:type="dxa"/>
+              <w:start w:w="100" w:type="dxa"/>
+              <w:bottom w:w="100" w:type="dxa"/>
+              <w:end w:w="100" w:type="dxa"/>
+            </w:tcMar>
+          </w:tcPr>
+          <w:p/>
+        </w:tc>
+        <w:tc>
+          <w:tcPr>
+            <w:tcW w:type="dxa" w:w="1224"/>
+            <w:vAlign w:val="center"/>
+            <w:tcMar>
+              <w:top w:w="100" w:type="dxa"/>
+              <w:start w:w="100" w:type="dxa"/>
+              <w:bottom w:w="100" w:type="dxa"/>
+              <w:end w:w="100" w:type="dxa"/>
+            </w:tcMar>
+          </w:tcPr>
+          <w:p/>
+        </w:tc>
+        <w:tc>
+          <w:tcPr>
+            <w:tcW w:type="dxa" w:w="1224"/>
+            <w:vAlign w:val="center"/>
+            <w:tcMar>
+              <w:top w:w="100" w:type="dxa"/>
+              <w:start w:w="100" w:type="dxa"/>
+              <w:bottom w:w="100" w:type="dxa"/>
+              <w:end w:w="100" w:type="dxa"/>
+            </w:tcMar>
+          </w:tcPr>
+          <w:p/>
+        </w:tc>
+        <w:tc>
+          <w:tcPr>
+            <w:tcW w:type="dxa" w:w="1224"/>
+            <w:vAlign w:val="center"/>
+            <w:tcMar>
+              <w:top w:w="100" w:type="dxa"/>
+              <w:start w:w="100" w:type="dxa"/>
+              <w:bottom w:w="100" w:type="dxa"/>
+              <w:end w:w="100" w:type="dxa"/>
+            </w:tcMar>
+          </w:tcPr>
+          <w:p/>
+        </w:tc>
+      </w:tr>
+    </w:tbl>
+    <w:p>
       <w:pPr>
         <w:pStyle w:val="Heading2"/>
       </w:pPr>
@@ -1773,7 +4997,7 @@
         <w:t xml:space="preserve"> </w:t>
       </w:r>
       <w:r>
-        <w:t>(p−k)²−m²=p²−2p·k+k²−m²=−2p·k+k² on shell.</w:t>
+        <w:t>(p′ + k)² − m² = p′² + 2p′·k + k² − m² = 2p′·k.</w:t>
       </w:r>
     </w:p>
     <w:p>
@@ -1787,7 +5011,16 @@
         <w:t xml:space="preserve"> </w:t>
       </w:r>
       <w:r>
-        <w:t>k²≪2p·k for a soft photon.</w:t>
+        <w:t>The vertex gives ieγ^μ ε</w:t>
+      </w:r>
+      <w:r>
+        <w:rPr>
+          <w:i/>
+        </w:rPr>
+        <w:t>_μ and the propagator i(p̸′ + k̸ + m)/(2p′·k). For soft k, ū(p′)γ^μ(p̸′ + m) = 2p′^μ ū(p′), so the factor is (ie)(i)(2p′·ε</w:t>
+      </w:r>
+      <w:r>
+        <w:t>)/(2p′·k) = −e p′·ε*/(p′·k).</w:t>
       </w:r>
     </w:p>
     <w:p>
@@ -1801,7 +5034,16 @@
         <w:t xml:space="preserve"> </w:t>
       </w:r>
       <w:r>
-        <w:t>ū γ·ε (p̸+m) ~ 2p·ε ū, using p̸u=mu.</w:t>
+        <w:t>The propagator is i(p̸ − k̸ + m)/(−2p·k), followed by ieγ^μ ε</w:t>
+      </w:r>
+      <w:r>
+        <w:rPr>
+          <w:i/>
+        </w:rPr>
+        <w:t>_μ u(p). With (p̸ + m)γ^μu(p) = 2p^μu(p), the factor is (i)(ie)(2p·ε</w:t>
+      </w:r>
+      <w:r>
+        <w:t>)/(−2p·k) = e p·ε*/(p·k).</w:t>
       </w:r>
     </w:p>
     <w:p>
@@ -1815,7 +5057,7 @@
         <w:t xml:space="preserve"> </w:t>
       </w:r>
       <w:r>
-        <w:t>Vertex e, numerator 2p·ε, denominator −2p·k, overall e(p·ε)/(p·k) up to a conventional sign from (p−k) versus (p+k).</w:t>
+        <w:t>j^μ(k) = ∫d⁴x e^(ik·x) j^μ(x) = e∫dτ u^μ e^(ik·x(τ)). For τ &gt; 0, x = u′τ, and ∫₀^∞ dτ e^(i(k·u′ + iε)τ) = i/(k·u′). For τ &lt; 0, x = uτ, giving −i/(k·u). The result is ie[u′^μ/(k·u′) − u^μ/(k·u)], and since u = p/m, this equals ie[p′^μ/(p′·k) − p^μ/(p·k)].</w:t>
       </w:r>
     </w:p>
     <w:p>
@@ -1829,7 +5071,7 @@
         <w:t xml:space="preserve"> </w:t>
       </w:r>
       <w:r>
-        <w:t>Outgoing emission uses p·ε/p·k with a relative minus compared with absorption on an incoming line, equivalent to assigning −e to the opposite charge flow.</w:t>
+        <w:t>dP = e² Σ|S·ε|² d³k/((2π)³2|k|). Writing Σ|S·ε|² = F(n̂)/|k|², dP = e² F d|k| dΩ/(16π³|k|) = (e²/4π²)(d|k|/|k|)∫(dΩ/4π)F. Since e² = 4πα, e²/(4π²) = α/π.</w:t>
       </w:r>
     </w:p>
     <w:p>
@@ -1843,7 +5085,7 @@
         <w:t xml:space="preserve"> </w:t>
       </w:r>
       <w:r>
-        <w:t>Each leg contributes e_i; Σ e_i=0.</w:t>
+        <w:t>With p′ = p, the integrand is 2m²/(p·k̂)² − 2m²/(p·k̂)² = 0.</w:t>
       </w:r>
     </w:p>
     <w:p>
@@ -1857,7 +5099,7 @@
         <w:t xml:space="preserve"> </w:t>
       </w:r>
       <w:r>
-        <w:t>In a suitable frame Σ_pol |p·ε|² ~ p_perp², leaving 1/(p·k)² ~ 1/ω².</w:t>
+        <w:t>For slow motion, p·k̂ ≈ m(1 − v·n̂). Expanding to second order in the velocities, the integrand becomes |n̂ × (v′ − v)|², and ∫(dΩ/4π)|n̂ × Δv|² = (2/3)|Δv|². With |Δv| = Q/m, this is 2Q²/(3m²) = 2f_IR.</w:t>
       </w:r>
     </w:p>
     <w:p>
@@ -1871,7 +5113,7 @@
         <w:t xml:space="preserve"> </w:t>
       </w:r>
       <w:r>
-        <w:t>Photon measure ω² dω dΩ / ω combined with 1/ω² gives dω/ω dΩ.</w:t>
+        <w:t>At small θ, |v| ≈ 1 − m²/(2E²) and cos θ ≈ 1 − θ²/2, so 1 − |v|cos θ ≈ m²/(2E²) + θ²/2. The integrand ∝ 1/(p·k̂) is large in a cone θ ≲ m/E, and ∫θdθ/(θ² + m²/E²) gives ln(E/m), which is the collinear logarithm.</w:t>
       </w:r>
     </w:p>
     <w:p>
@@ -1885,7 +5127,7 @@
         <w:t xml:space="preserve"> </w:t>
       </w:r>
       <w:r>
-        <w:t>Infrared cutoff to detector resolution.</w:t>
+        <w:t>Emitting k₁ last gives the factor (p·ε₁)(p·ε₂)/[(p·k₁)(p·(k₁ + k₂))], and emitting k₂ last gives (p·ε₁)(p·ε₂)/[(p·k₂)(p·(k₁ + k₂))]. Adding, [p·k₂ + p·k₁]/[(p·k₁)(p·k₂)(p·(k₁ + k₂))] = 1/[(p·k₁)(p·k₂)], the product of single factors.</w:t>
       </w:r>
     </w:p>
     <w:p>
@@ -1899,7 +5141,7 @@
         <w:t xml:space="preserve"> </w:t>
       </w:r>
       <w:r>
-        <w:t>The smallest photon energy the experiment can see.</w:t>
+        <w:t>P₀ = e^(−0.32) = 0.726. P₁ = 0.32 × 0.726 = 0.232. P₂ = (0.32²/2) × 0.726 = 0.037.</w:t>
       </w:r>
     </w:p>
     <w:p>
@@ -1913,7 +5155,7 @@
         <w:t xml:space="preserve"> </w:t>
       </w:r>
       <w:r>
-        <w:t>−c(α/π)log(E/λ) times |ℳ_tree|².</w:t>
+        <w:t>ln(10 MeV/1 keV) = ln(10⁴) = 9.21, and n̄ = 0.0705 × 9.21 = 0.65.</w:t>
       </w:r>
     </w:p>
     <w:p>
@@ -1927,7 +5169,7 @@
         <w:t xml:space="preserve"> </w:t>
       </w:r>
       <w:r>
-        <w:t>c(α/π)log(ΔE/λ)−c(α/π)log(E/λ)=c(α/π)log(ΔE/E).</w:t>
+        <w:t>exp(−x) ≈ 1 − x with x = (α/π)f_IR ln(Q²/E_l²), giving dσ₀[1 − (α/π)f_IR ln(Q²/E_l²)], which is Lesson 73, Section 4.3.</w:t>
       </w:r>
     </w:p>
     <w:p>
@@ -1941,49 +5183,7 @@
         <w:t xml:space="preserve"> </w:t>
       </w:r>
       <w:r>
-        <w:t>Yes, to guarantee the virtual and real coefficients match and that ℳ_soft is gauge invariant.</w:t>
-      </w:r>
-    </w:p>
-    <w:p>
-      <w:r>
-        <w:rPr>
-          <w:b/>
-        </w:rPr>
-        <w:t>14.</w:t>
-      </w:r>
-      <w:r>
-        <w:t xml:space="preserve"> </w:t>
-      </w:r>
-      <w:r>
-        <w:t>A real photon collinear with the outgoing electron, not a soft photon in an unrelated direction.</w:t>
-      </w:r>
-    </w:p>
-    <w:p>
-      <w:r>
-        <w:rPr>
-          <w:b/>
-        </w:rPr>
-        <w:t>15.</w:t>
-      </w:r>
-      <w:r>
-        <w:t xml:space="preserve"> </w:t>
-      </w:r>
-      <w:r>
-        <w:t>The propagator approximation (p−k)²−m²≈−2p·k fails when k is not small.</w:t>
-      </w:r>
-    </w:p>
-    <w:p>
-      <w:r>
-        <w:rPr>
-          <w:b/>
-        </w:rPr>
-        <w:t>16.</w:t>
-      </w:r>
-      <w:r>
-        <w:t xml:space="preserve"> </w:t>
-      </w:r>
-      <w:r>
-        <w:t>Each extra soft photon multiplies by another eikonal factor; the sum over n photons exponentiates the logarithm, the Sudakov factor.</w:t>
+        <w:t>At leading order, a soft photon has too long a wavelength to resolve anything but the total charge, so the factor depends only on charge and momentum. At the next order in k, the photon begins to resolve the current's structure, and the magnetic moment appears, which depends on spin. Lesson 75 computes how loops change that moment.</w:t>
       </w:r>
     </w:p>
     <w:p>
@@ -1999,7 +5199,7 @@
         <w:pStyle w:val="ListBullet"/>
       </w:pPr>
       <w:r>
-        <w:t>I can derive e(p·ε)/(p·k) from an external-line attachment.</w:t>
+        <w:t>I can derive the soft factor for incoming and outgoing lines with all factors of i.</w:t>
       </w:r>
     </w:p>
     <w:p>
@@ -2007,7 +5207,7 @@
         <w:pStyle w:val="ListBullet"/>
       </w:pPr>
       <w:r>
-        <w:t>I can integrate unresolved photons to a log(ΔE/λ).</w:t>
+        <w:t>I can show that it satisfies the Ward identity and explain why it is universal.</w:t>
       </w:r>
     </w:p>
     <w:p>
@@ -2015,7 +5215,23 @@
         <w:pStyle w:val="ListBullet"/>
       </w:pPr>
       <w:r>
-        <w:t>I can cancel that log against the virtual infrared logarithm.</w:t>
+        <w:t>I can relate it to the classical current of a deflected charge.</w:t>
+      </w:r>
+    </w:p>
+    <w:p>
+      <w:pPr>
+        <w:pStyle w:val="ListBullet"/>
+      </w:pPr>
+      <w:r>
+        <w:t>I can derive dP = (α/π)(d|k|/|k|)I and use I = 2f_IR to cancel Lesson 73's divergence.</w:t>
+      </w:r>
+    </w:p>
+    <w:p>
+      <w:pPr>
+        <w:pStyle w:val="ListBullet"/>
+      </w:pPr>
+      <w:r>
+        <w:t>I can explain Poisson emission and Sudakov exponentiation, and compute a mean photon number.</w:t>
       </w:r>
     </w:p>
     <w:p>
@@ -2028,7 +5244,7 @@
     </w:p>
     <w:p>
       <w:r>
-        <w:t>Lesson 75 evaluates the finite, magnetic piece of the vertex correction: Schwinger's a=α/(2π).</w:t>
+        <w:t>Lesson 75, The Anomalous Magnetic Moment, evaluates the finite, magnetic piece of the vertex correction: Schwinger's a = α/(2π).</w:t>
       </w:r>
     </w:p>
     <w:sectPr>

--- a/Science Books/QED Course/Lesson 74 Soft Photons.docx
+++ b/Science Books/QED Course/Lesson 74 Soft Photons.docx
@@ -710,101 +710,118 @@
           <m:r>
             <m:t xml:space="preserve">ū</m:t>
           </m:r>
-          <m:r>
-            <m:t xml:space="preserve">[</m:t>
-          </m:r>
-          <m:r>
-            <m:t xml:space="preserve">p</m:t>
-          </m:r>
-          <m:r>
-            <m:t xml:space="preserve">′</m:t>
-          </m:r>
-          <m:r>
-            <m:t xml:space="preserve">]</m:t>
-          </m:r>
-          <m:r>
-            <m:t xml:space="preserve">[</m:t>
-          </m:r>
-          <m:sSup>
+          <m:d>
+            <m:dPr>
+              <m:begChr m:val="["/>
+              <m:endChr m:val="]"/>
+            </m:dPr>
             <m:e>
               <m:r>
-                <m:t xml:space="preserve">ieγ</m:t>
+                <m:t xml:space="preserve">p′</m:t>
               </m:r>
             </m:e>
-            <m:sup>
+          </m:d>
+          <m:r>
+            <m:t xml:space="preserve"> </m:t>
+          </m:r>
+          <m:d>
+            <m:dPr>
+              <m:begChr m:val="["/>
+              <m:endChr m:val="]"/>
+            </m:dPr>
+            <m:e>
+              <m:sSup>
+                <m:e>
+                  <m:r>
+                    <m:t xml:space="preserve">ieγ</m:t>
+                  </m:r>
+                </m:e>
+                <m:sup>
+                  <m:r>
+                    <m:t xml:space="preserve">μ</m:t>
+                  </m:r>
+                </m:sup>
+              </m:sSup>
               <m:r>
-                <m:t xml:space="preserve">μ</m:t>
+                <m:t xml:space="preserve"> </m:t>
               </m:r>
-            </m:sup>
-          </m:sSup>
-          <m:sSub>
-            <m:e>
-              <m:r>
-                <m:t xml:space="preserve">ε*</m:t>
-              </m:r>
+              <m:sSub>
+                <m:e>
+                  <m:r>
+                    <m:t xml:space="preserve">ε*</m:t>
+                  </m:r>
+                </m:e>
+                <m:sub>
+                  <m:r>
+                    <m:t xml:space="preserve">μ</m:t>
+                  </m:r>
+                </m:sub>
+              </m:sSub>
             </m:e>
-            <m:sub>
-              <m:r>
-                <m:t xml:space="preserve">μ</m:t>
-              </m:r>
-            </m:sub>
-          </m:sSub>
+          </m:d>
           <m:r>
-            <m:t xml:space="preserve">]</m:t>
-          </m:r>
-          <m:r>
-            <m:t xml:space="preserve">i</m:t>
+            <m:t xml:space="preserve"> </m:t>
           </m:r>
           <m:f>
             <m:num>
-              <m:acc>
-                <m:accPr>
-                  <m:chr m:val="/"/>
-                </m:accPr>
+              <m:r>
+                <m:t xml:space="preserve">i</m:t>
+              </m:r>
+              <m:d>
+                <m:dPr/>
                 <m:e>
-                  <m:r>
-                    <m:t xml:space="preserve">p</m:t>
-                  </m:r>
-                </m:e>
-              </m:acc>
-              <m:r>
-                <m:t xml:space="preserve">′</m:t>
-              </m:r>
-              <m:r>
-                <m:t xml:space="preserve">+</m:t>
-              </m:r>
-              <m:acc>
-                <m:accPr>
-                  <m:chr m:val="/"/>
-                </m:accPr>
-                <m:e>
-                  <m:r>
-                    <m:t xml:space="preserve">k</m:t>
-                  </m:r>
-                </m:e>
-              </m:acc>
-              <m:r>
-                <m:t xml:space="preserve">+</m:t>
-              </m:r>
-              <m:r>
-                <m:t xml:space="preserve">m</m:t>
-              </m:r>
-            </m:num>
-            <m:den>
-              <m:sSup>
-                <m:e>
-                  <m:r>
-                    <m:t xml:space="preserve">p</m:t>
-                  </m:r>
+                  <m:acc>
+                    <m:accPr>
+                      <m:chr m:val="/"/>
+                    </m:accPr>
+                    <m:e>
+                      <m:r>
+                        <m:t xml:space="preserve">p</m:t>
+                      </m:r>
+                    </m:e>
+                  </m:acc>
                   <m:r>
                     <m:t xml:space="preserve">′</m:t>
                   </m:r>
                   <m:r>
                     <m:t xml:space="preserve">+</m:t>
                   </m:r>
+                  <m:acc>
+                    <m:accPr>
+                      <m:chr m:val="/"/>
+                    </m:accPr>
+                    <m:e>
+                      <m:r>
+                        <m:t xml:space="preserve">k</m:t>
+                      </m:r>
+                    </m:e>
+                  </m:acc>
                   <m:r>
-                    <m:t xml:space="preserve">k</m:t>
+                    <m:t xml:space="preserve">+</m:t>
                   </m:r>
+                  <m:r>
+                    <m:t xml:space="preserve">m</m:t>
+                  </m:r>
+                </m:e>
+              </m:d>
+            </m:num>
+            <m:den>
+              <m:sSup>
+                <m:e>
+                  <m:d>
+                    <m:dPr/>
+                    <m:e>
+                      <m:r>
+                        <m:t xml:space="preserve">p′</m:t>
+                      </m:r>
+                      <m:r>
+                        <m:t xml:space="preserve">+</m:t>
+                      </m:r>
+                      <m:r>
+                        <m:t xml:space="preserve">k</m:t>
+                      </m:r>
+                    </m:e>
+                  </m:d>
                 </m:e>
                 <m:sup>
                   <m:r>
@@ -830,14 +847,19 @@
             </m:den>
           </m:f>
           <m:r>
-            <m:t xml:space="preserve">[</m:t>
+            <m:t xml:space="preserve"> </m:t>
           </m:r>
-          <m:r>
-            <m:t xml:space="preserve">⋯</m:t>
-          </m:r>
-          <m:r>
-            <m:t xml:space="preserve">]</m:t>
-          </m:r>
+          <m:d>
+            <m:dPr>
+              <m:begChr m:val="["/>
+              <m:endChr m:val="]"/>
+            </m:dPr>
+            <m:e>
+              <m:r>
+                <m:t xml:space="preserve">⋯</m:t>
+              </m:r>
+            </m:e>
+          </m:d>
         </m:oMath>
       </m:oMathPara>
     </w:p>
@@ -856,17 +878,19 @@
           <m:r>
             <m:t xml:space="preserve">ū</m:t>
           </m:r>
+          <m:d>
+            <m:dPr>
+              <m:begChr m:val="["/>
+              <m:endChr m:val="]"/>
+            </m:dPr>
+            <m:e>
+              <m:r>
+                <m:t xml:space="preserve">p′</m:t>
+              </m:r>
+            </m:e>
+          </m:d>
           <m:r>
-            <m:t xml:space="preserve">[</m:t>
-          </m:r>
-          <m:r>
-            <m:t xml:space="preserve">p</m:t>
-          </m:r>
-          <m:r>
-            <m:t xml:space="preserve">′</m:t>
-          </m:r>
-          <m:r>
-            <m:t xml:space="preserve">]</m:t>
+            <m:t xml:space="preserve"> </m:t>
           </m:r>
           <m:sSup>
             <m:e>
@@ -881,30 +905,35 @@
             </m:sup>
           </m:sSup>
           <m:r>
-            <m:t xml:space="preserve">[</m:t>
+            <m:t xml:space="preserve"> </m:t>
           </m:r>
-          <m:acc>
-            <m:accPr>
-              <m:chr m:val="/"/>
-            </m:accPr>
+          <m:d>
+            <m:dPr>
+              <m:begChr m:val="["/>
+              <m:endChr m:val="]"/>
+            </m:dPr>
             <m:e>
+              <m:acc>
+                <m:accPr>
+                  <m:chr m:val="/"/>
+                </m:accPr>
+                <m:e>
+                  <m:r>
+                    <m:t xml:space="preserve">p</m:t>
+                  </m:r>
+                </m:e>
+              </m:acc>
               <m:r>
-                <m:t xml:space="preserve">p</m:t>
+                <m:t xml:space="preserve">′</m:t>
+              </m:r>
+              <m:r>
+                <m:t xml:space="preserve">+</m:t>
+              </m:r>
+              <m:r>
+                <m:t xml:space="preserve">m</m:t>
               </m:r>
             </m:e>
-          </m:acc>
-          <m:r>
-            <m:t xml:space="preserve">′</m:t>
-          </m:r>
-          <m:r>
-            <m:t xml:space="preserve">+</m:t>
-          </m:r>
-          <m:r>
-            <m:t xml:space="preserve">m</m:t>
-          </m:r>
-          <m:r>
-            <m:t xml:space="preserve">]</m:t>
-          </m:r>
+          </m:d>
           <m:r>
             <m:t xml:space="preserve">=</m:t>
           </m:r>
@@ -912,13 +941,14 @@
             <m:t xml:space="preserve">2</m:t>
           </m:r>
           <m:r>
-            <m:t xml:space="preserve">p</m:t>
-          </m:r>
-          <m:r>
-            <m:t xml:space="preserve">′</m:t>
+            <m:t xml:space="preserve"> </m:t>
           </m:r>
           <m:sSup>
-            <m:e/>
+            <m:e>
+              <m:r>
+                <m:t xml:space="preserve">p′</m:t>
+              </m:r>
+            </m:e>
             <m:sup>
               <m:r>
                 <m:t xml:space="preserve">μ</m:t>
@@ -926,20 +956,22 @@
             </m:sup>
           </m:sSup>
           <m:r>
+            <m:t xml:space="preserve"> </m:t>
+          </m:r>
+          <m:r>
             <m:t xml:space="preserve">ū</m:t>
           </m:r>
-          <m:r>
-            <m:t xml:space="preserve">[</m:t>
-          </m:r>
-          <m:r>
-            <m:t xml:space="preserve">p</m:t>
-          </m:r>
-          <m:r>
-            <m:t xml:space="preserve">′</m:t>
-          </m:r>
-          <m:r>
-            <m:t xml:space="preserve">]</m:t>
-          </m:r>
+          <m:d>
+            <m:dPr>
+              <m:begChr m:val="["/>
+              <m:endChr m:val="]"/>
+            </m:dPr>
+            <m:e>
+              <m:r>
+                <m:t xml:space="preserve">p′</m:t>
+              </m:r>
+            </m:e>
+          </m:d>
         </m:oMath>
       </m:oMathPara>
     </w:p>
@@ -1024,68 +1056,67 @@
             <m:t xml:space="preserve">e</m:t>
           </m:r>
           <m:r>
-            <m:t xml:space="preserve">[</m:t>
+            <m:t xml:space="preserve"> </m:t>
           </m:r>
-          <m:r>
-            <m:t xml:space="preserve">p</m:t>
-          </m:r>
-          <m:r>
-            <m:t xml:space="preserve">·</m:t>
-          </m:r>
-          <m:f>
-            <m:num>
-              <m:r>
-                <m:t xml:space="preserve">ε*</m:t>
-              </m:r>
-            </m:num>
-            <m:den>
+          <m:d>
+            <m:dPr>
+              <m:begChr m:val="["/>
+              <m:endChr m:val="]"/>
+            </m:dPr>
+            <m:e>
               <m:r>
                 <m:t xml:space="preserve">p</m:t>
               </m:r>
               <m:r>
                 <m:t xml:space="preserve">·</m:t>
               </m:r>
+              <m:f>
+                <m:num>
+                  <m:r>
+                    <m:t xml:space="preserve">ε*</m:t>
+                  </m:r>
+                </m:num>
+                <m:den>
+                  <m:r>
+                    <m:t xml:space="preserve">p</m:t>
+                  </m:r>
+                  <m:r>
+                    <m:t xml:space="preserve">·</m:t>
+                  </m:r>
+                  <m:r>
+                    <m:t xml:space="preserve">k</m:t>
+                  </m:r>
+                </m:den>
+              </m:f>
               <m:r>
-                <m:t xml:space="preserve">k</m:t>
-              </m:r>
-            </m:den>
-          </m:f>
-          <m:r>
-            <m:t xml:space="preserve">−</m:t>
-          </m:r>
-          <m:r>
-            <m:t xml:space="preserve">p</m:t>
-          </m:r>
-          <m:r>
-            <m:t xml:space="preserve">′</m:t>
-          </m:r>
-          <m:r>
-            <m:t xml:space="preserve">·</m:t>
-          </m:r>
-          <m:f>
-            <m:num>
-              <m:r>
-                <m:t xml:space="preserve">ε*</m:t>
-              </m:r>
-            </m:num>
-            <m:den>
-              <m:r>
-                <m:t xml:space="preserve">p</m:t>
+                <m:t xml:space="preserve">−</m:t>
               </m:r>
               <m:r>
-                <m:t xml:space="preserve">′</m:t>
+                <m:t xml:space="preserve">p′</m:t>
               </m:r>
               <m:r>
                 <m:t xml:space="preserve">·</m:t>
               </m:r>
-              <m:r>
-                <m:t xml:space="preserve">k</m:t>
-              </m:r>
-            </m:den>
-          </m:f>
-          <m:r>
-            <m:t xml:space="preserve">]</m:t>
-          </m:r>
+              <m:f>
+                <m:num>
+                  <m:r>
+                    <m:t xml:space="preserve">ε*</m:t>
+                  </m:r>
+                </m:num>
+                <m:den>
+                  <m:r>
+                    <m:t xml:space="preserve">p′</m:t>
+                  </m:r>
+                  <m:r>
+                    <m:t xml:space="preserve">·</m:t>
+                  </m:r>
+                  <m:r>
+                    <m:t xml:space="preserve">k</m:t>
+                  </m:r>
+                </m:den>
+              </m:f>
+            </m:e>
+          </m:d>
         </m:oMath>
       </m:oMathPara>
     </w:p>
@@ -1161,15 +1192,17 @@
               </m:r>
             </m:sup>
           </m:sSup>
-          <m:r>
-            <m:t xml:space="preserve">[</m:t>
-          </m:r>
-          <m:r>
-            <m:t xml:space="preserve">k</m:t>
-          </m:r>
-          <m:r>
-            <m:t xml:space="preserve">]</m:t>
-          </m:r>
+          <m:d>
+            <m:dPr>
+              <m:begChr m:val="["/>
+              <m:endChr m:val="]"/>
+            </m:dPr>
+            <m:e>
+              <m:r>
+                <m:t xml:space="preserve">k</m:t>
+              </m:r>
+            </m:e>
+          </m:d>
           <m:r>
             <m:t xml:space="preserve">=</m:t>
           </m:r>
@@ -1177,76 +1210,79 @@
             <m:t xml:space="preserve">i</m:t>
           </m:r>
           <m:r>
+            <m:t xml:space="preserve"> </m:t>
+          </m:r>
+          <m:r>
             <m:t xml:space="preserve">e</m:t>
           </m:r>
           <m:r>
-            <m:t xml:space="preserve">[</m:t>
+            <m:t xml:space="preserve"> </m:t>
           </m:r>
-          <m:r>
-            <m:t xml:space="preserve">p</m:t>
-          </m:r>
-          <m:r>
-            <m:t xml:space="preserve">′</m:t>
-          </m:r>
-          <m:f>
-            <m:num>
-              <m:sSup>
-                <m:e/>
-                <m:sup>
+          <m:d>
+            <m:dPr>
+              <m:begChr m:val="["/>
+              <m:endChr m:val="]"/>
+            </m:dPr>
+            <m:e>
+              <m:f>
+                <m:num>
+                  <m:sSup>
+                    <m:e>
+                      <m:r>
+                        <m:t xml:space="preserve">p′</m:t>
+                      </m:r>
+                    </m:e>
+                    <m:sup>
+                      <m:r>
+                        <m:t xml:space="preserve">μ</m:t>
+                      </m:r>
+                    </m:sup>
+                  </m:sSup>
+                </m:num>
+                <m:den>
                   <m:r>
-                    <m:t xml:space="preserve">μ</m:t>
+                    <m:t xml:space="preserve">p′</m:t>
                   </m:r>
-                </m:sup>
-              </m:sSup>
-            </m:num>
-            <m:den>
+                  <m:r>
+                    <m:t xml:space="preserve">·</m:t>
+                  </m:r>
+                  <m:r>
+                    <m:t xml:space="preserve">k</m:t>
+                  </m:r>
+                </m:den>
+              </m:f>
               <m:r>
-                <m:t xml:space="preserve">p</m:t>
+                <m:t xml:space="preserve">−</m:t>
               </m:r>
-              <m:r>
-                <m:t xml:space="preserve">′</m:t>
-              </m:r>
-              <m:r>
-                <m:t xml:space="preserve">·</m:t>
-              </m:r>
-              <m:r>
-                <m:t xml:space="preserve">k</m:t>
-              </m:r>
-            </m:den>
-          </m:f>
-          <m:r>
-            <m:t xml:space="preserve">−</m:t>
-          </m:r>
-          <m:f>
-            <m:num>
-              <m:sSup>
-                <m:e>
+              <m:f>
+                <m:num>
+                  <m:sSup>
+                    <m:e>
+                      <m:r>
+                        <m:t xml:space="preserve">p</m:t>
+                      </m:r>
+                    </m:e>
+                    <m:sup>
+                      <m:r>
+                        <m:t xml:space="preserve">μ</m:t>
+                      </m:r>
+                    </m:sup>
+                  </m:sSup>
+                </m:num>
+                <m:den>
                   <m:r>
                     <m:t xml:space="preserve">p</m:t>
                   </m:r>
-                </m:e>
-                <m:sup>
                   <m:r>
-                    <m:t xml:space="preserve">μ</m:t>
+                    <m:t xml:space="preserve">·</m:t>
                   </m:r>
-                </m:sup>
-              </m:sSup>
-            </m:num>
-            <m:den>
-              <m:r>
-                <m:t xml:space="preserve">p</m:t>
-              </m:r>
-              <m:r>
-                <m:t xml:space="preserve">·</m:t>
-              </m:r>
-              <m:r>
-                <m:t xml:space="preserve">k</m:t>
-              </m:r>
-            </m:den>
-          </m:f>
-          <m:r>
-            <m:t xml:space="preserve">]</m:t>
-          </m:r>
+                  <m:r>
+                    <m:t xml:space="preserve">k</m:t>
+                  </m:r>
+                </m:den>
+              </m:f>
+            </m:e>
+          </m:d>
         </m:oMath>
       </m:oMathPara>
     </w:p>
@@ -1310,22 +1346,28 @@
             </m:sub>
           </m:sSub>
           <m:r>
-            <m:t xml:space="preserve">|</m:t>
-          </m:r>
-          <m:r>
-            <m:t xml:space="preserve">S</m:t>
-          </m:r>
-          <m:r>
-            <m:t xml:space="preserve">·</m:t>
-          </m:r>
-          <m:r>
-            <m:t xml:space="preserve">ε*</m:t>
-          </m:r>
-          <m:r>
-            <m:t xml:space="preserve">|</m:t>
+            <m:t xml:space="preserve"> </m:t>
           </m:r>
           <m:sSup>
-            <m:e/>
+            <m:e>
+              <m:d>
+                <m:dPr>
+                  <m:begChr m:val="|"/>
+                  <m:endChr m:val="|"/>
+                </m:dPr>
+                <m:e>
+                  <m:r>
+                    <m:t xml:space="preserve">S</m:t>
+                  </m:r>
+                  <m:r>
+                    <m:t xml:space="preserve">·</m:t>
+                  </m:r>
+                  <m:r>
+                    <m:t xml:space="preserve">ε*</m:t>
+                  </m:r>
+                </m:e>
+              </m:d>
+            </m:e>
             <m:sup>
               <m:r>
                 <m:t xml:space="preserve">2</m:t>
@@ -1340,56 +1382,53 @@
           </m:r>
           <m:sSup>
             <m:e>
-              <m:r>
-                <m:t xml:space="preserve">[</m:t>
-              </m:r>
-              <m:f>
-                <m:num>
+              <m:d>
+                <m:dPr>
+                  <m:begChr m:val="["/>
+                  <m:endChr m:val="]"/>
+                </m:dPr>
+                <m:e>
+                  <m:f>
+                    <m:num>
+                      <m:r>
+                        <m:t xml:space="preserve">p</m:t>
+                      </m:r>
+                    </m:num>
+                    <m:den>
+                      <m:r>
+                        <m:t xml:space="preserve">p</m:t>
+                      </m:r>
+                      <m:r>
+                        <m:t xml:space="preserve">·</m:t>
+                      </m:r>
+                      <m:r>
+                        <m:t xml:space="preserve">k</m:t>
+                      </m:r>
+                    </m:den>
+                  </m:f>
                   <m:r>
-                    <m:t xml:space="preserve">p</m:t>
+                    <m:t xml:space="preserve">−</m:t>
                   </m:r>
-                </m:num>
-                <m:den>
-                  <m:r>
-                    <m:t xml:space="preserve">p</m:t>
-                  </m:r>
-                  <m:r>
-                    <m:t xml:space="preserve">·</m:t>
-                  </m:r>
-                  <m:r>
-                    <m:t xml:space="preserve">k</m:t>
-                  </m:r>
-                </m:den>
-              </m:f>
-              <m:r>
-                <m:t xml:space="preserve">−</m:t>
-              </m:r>
-              <m:r>
-                <m:t xml:space="preserve">p</m:t>
-              </m:r>
-              <m:r>
-                <m:t xml:space="preserve">′</m:t>
-              </m:r>
-              <m:f>
-                <m:num/>
-                <m:den>
-                  <m:r>
-                    <m:t xml:space="preserve">p</m:t>
-                  </m:r>
-                  <m:r>
-                    <m:t xml:space="preserve">′</m:t>
-                  </m:r>
-                  <m:r>
-                    <m:t xml:space="preserve">·</m:t>
-                  </m:r>
-                  <m:r>
-                    <m:t xml:space="preserve">k</m:t>
-                  </m:r>
-                </m:den>
-              </m:f>
-              <m:r>
-                <m:t xml:space="preserve">]</m:t>
-              </m:r>
+                  <m:f>
+                    <m:num>
+                      <m:r>
+                        <m:t xml:space="preserve">p′</m:t>
+                      </m:r>
+                    </m:num>
+                    <m:den>
+                      <m:r>
+                        <m:t xml:space="preserve">p′</m:t>
+                      </m:r>
+                      <m:r>
+                        <m:t xml:space="preserve">·</m:t>
+                      </m:r>
+                      <m:r>
+                        <m:t xml:space="preserve">k</m:t>
+                      </m:r>
+                    </m:den>
+                  </m:f>
+                </m:e>
+              </m:d>
             </m:e>
             <m:sup>
               <m:r>
@@ -1406,36 +1445,41 @@
           <m:r>
             <m:t xml:space="preserve">·</m:t>
           </m:r>
-          <m:r>
-            <m:t xml:space="preserve">p</m:t>
-          </m:r>
-          <m:r>
-            <m:t xml:space="preserve">′</m:t>
-          </m:r>
           <m:f>
-            <m:num/>
+            <m:num>
+              <m:r>
+                <m:t xml:space="preserve">p′</m:t>
+              </m:r>
+            </m:num>
             <m:den>
-              <m:r>
-                <m:t xml:space="preserve">p</m:t>
-              </m:r>
-              <m:r>
-                <m:t xml:space="preserve">·</m:t>
-              </m:r>
-              <m:r>
-                <m:t xml:space="preserve">k</m:t>
-              </m:r>
-              <m:r>
-                <m:t xml:space="preserve">p</m:t>
-              </m:r>
-              <m:r>
-                <m:t xml:space="preserve">′</m:t>
-              </m:r>
-              <m:r>
-                <m:t xml:space="preserve">·</m:t>
-              </m:r>
-              <m:r>
-                <m:t xml:space="preserve">k</m:t>
-              </m:r>
+              <m:d>
+                <m:dPr/>
+                <m:e>
+                  <m:r>
+                    <m:t xml:space="preserve">p</m:t>
+                  </m:r>
+                  <m:r>
+                    <m:t xml:space="preserve">·</m:t>
+                  </m:r>
+                  <m:r>
+                    <m:t xml:space="preserve">k</m:t>
+                  </m:r>
+                </m:e>
+              </m:d>
+              <m:d>
+                <m:dPr/>
+                <m:e>
+                  <m:r>
+                    <m:t xml:space="preserve">p′</m:t>
+                  </m:r>
+                  <m:r>
+                    <m:t xml:space="preserve">·</m:t>
+                  </m:r>
+                  <m:r>
+                    <m:t xml:space="preserve">k</m:t>
+                  </m:r>
+                </m:e>
+              </m:d>
             </m:den>
           </m:f>
           <m:r>
@@ -1459,15 +1503,20 @@
             <m:den>
               <m:sSup>
                 <m:e>
-                  <m:r>
-                    <m:t xml:space="preserve">p</m:t>
-                  </m:r>
-                  <m:r>
-                    <m:t xml:space="preserve">·</m:t>
-                  </m:r>
-                  <m:r>
-                    <m:t xml:space="preserve">k</m:t>
-                  </m:r>
+                  <m:d>
+                    <m:dPr/>
+                    <m:e>
+                      <m:r>
+                        <m:t xml:space="preserve">p</m:t>
+                      </m:r>
+                      <m:r>
+                        <m:t xml:space="preserve">·</m:t>
+                      </m:r>
+                      <m:r>
+                        <m:t xml:space="preserve">k</m:t>
+                      </m:r>
+                    </m:e>
+                  </m:d>
                 </m:e>
                 <m:sup>
                   <m:r>
@@ -1498,18 +1547,20 @@
             <m:den>
               <m:sSup>
                 <m:e>
-                  <m:r>
-                    <m:t xml:space="preserve">p</m:t>
-                  </m:r>
-                  <m:r>
-                    <m:t xml:space="preserve">′</m:t>
-                  </m:r>
-                  <m:r>
-                    <m:t xml:space="preserve">·</m:t>
-                  </m:r>
-                  <m:r>
-                    <m:t xml:space="preserve">k</m:t>
-                  </m:r>
+                  <m:d>
+                    <m:dPr/>
+                    <m:e>
+                      <m:r>
+                        <m:t xml:space="preserve">p′</m:t>
+                      </m:r>
+                      <m:r>
+                        <m:t xml:space="preserve">·</m:t>
+                      </m:r>
+                      <m:r>
+                        <m:t xml:space="preserve">k</m:t>
+                      </m:r>
+                    </m:e>
+                  </m:d>
                 </m:e>
                 <m:sup>
                   <m:r>
@@ -1566,52 +1617,62 @@
             </m:den>
           </m:f>
           <m:r>
-            <m:t xml:space="preserve">d</m:t>
+            <m:t xml:space="preserve"> </m:t>
           </m:r>
-          <m:r>
-            <m:t xml:space="preserve">|</m:t>
-          </m:r>
-          <m:r>
-            <m:t xml:space="preserve">k</m:t>
-          </m:r>
-          <m:r>
-            <m:t xml:space="preserve">|</m:t>
-          </m:r>
-          <m:f>
-            <m:num/>
-            <m:den>
+          <m:d>
+            <m:dPr/>
+            <m:e>
+              <m:r>
+                <m:t xml:space="preserve">d</m:t>
+              </m:r>
               <m:r>
                 <m:t xml:space="preserve">|</m:t>
               </m:r>
-            </m:den>
-          </m:f>
+              <m:r>
+                <m:t xml:space="preserve">k</m:t>
+              </m:r>
+              <m:r>
+                <m:t xml:space="preserve">|</m:t>
+              </m:r>
+              <m:f>
+                <m:num/>
+                <m:den>
+                  <m:r>
+                    <m:t xml:space="preserve">|</m:t>
+                  </m:r>
+                  <m:r>
+                    <m:t xml:space="preserve">k</m:t>
+                  </m:r>
+                </m:den>
+              </m:f>
+              <m:r>
+                <m:t xml:space="preserve">|</m:t>
+              </m:r>
+            </m:e>
+          </m:d>
           <m:r>
-            <m:t xml:space="preserve">k</m:t>
-          </m:r>
-          <m:r>
-            <m:t xml:space="preserve">|</m:t>
+            <m:t xml:space="preserve"> </m:t>
           </m:r>
           <m:r>
             <m:t xml:space="preserve">I</m:t>
           </m:r>
-          <m:r>
-            <m:t xml:space="preserve">[</m:t>
-          </m:r>
-          <m:r>
-            <m:t xml:space="preserve">p</m:t>
-          </m:r>
-          <m:r>
-            <m:t xml:space="preserve">,</m:t>
-          </m:r>
-          <m:r>
-            <m:t xml:space="preserve">p</m:t>
-          </m:r>
-          <m:r>
-            <m:t xml:space="preserve">′</m:t>
-          </m:r>
-          <m:r>
-            <m:t xml:space="preserve">]</m:t>
-          </m:r>
+          <m:d>
+            <m:dPr>
+              <m:begChr m:val="["/>
+              <m:endChr m:val="]"/>
+            </m:dPr>
+            <m:e>
+              <m:r>
+                <m:t xml:space="preserve">p</m:t>
+              </m:r>
+              <m:r>
+                <m:t xml:space="preserve">,</m:t>
+              </m:r>
+              <m:r>
+                <m:t xml:space="preserve">p′</m:t>
+              </m:r>
+            </m:e>
+          </m:d>
         </m:oMath>
       </m:oMathPara>
     </w:p>
@@ -1630,29 +1691,31 @@
           <m:r>
             <m:t xml:space="preserve">I</m:t>
           </m:r>
-          <m:r>
-            <m:t xml:space="preserve">[</m:t>
-          </m:r>
-          <m:r>
-            <m:t xml:space="preserve">p</m:t>
-          </m:r>
-          <m:r>
-            <m:t xml:space="preserve">,</m:t>
-          </m:r>
-          <m:r>
-            <m:t xml:space="preserve">p</m:t>
-          </m:r>
-          <m:r>
-            <m:t xml:space="preserve">′</m:t>
-          </m:r>
-          <m:r>
-            <m:t xml:space="preserve">]</m:t>
-          </m:r>
+          <m:d>
+            <m:dPr>
+              <m:begChr m:val="["/>
+              <m:endChr m:val="]"/>
+            </m:dPr>
+            <m:e>
+              <m:r>
+                <m:t xml:space="preserve">p</m:t>
+              </m:r>
+              <m:r>
+                <m:t xml:space="preserve">,</m:t>
+              </m:r>
+              <m:r>
+                <m:t xml:space="preserve">p′</m:t>
+              </m:r>
+            </m:e>
+          </m:d>
           <m:r>
             <m:t xml:space="preserve">=</m:t>
           </m:r>
           <m:r>
             <m:t xml:space="preserve">∫</m:t>
+          </m:r>
+          <m:r>
+            <m:t xml:space="preserve"> </m:t>
           </m:r>
           <m:f>
             <m:num>
@@ -1667,130 +1730,147 @@
             </m:den>
           </m:f>
           <m:r>
-            <m:t xml:space="preserve">[</m:t>
+            <m:t xml:space="preserve"> </m:t>
           </m:r>
-          <m:r>
-            <m:t xml:space="preserve">2p</m:t>
-          </m:r>
-          <m:r>
-            <m:t xml:space="preserve">·</m:t>
-          </m:r>
-          <m:r>
-            <m:t xml:space="preserve">p</m:t>
-          </m:r>
-          <m:r>
-            <m:t xml:space="preserve">′</m:t>
-          </m:r>
-          <m:f>
-            <m:num/>
-            <m:den>
+          <m:d>
+            <m:dPr>
+              <m:begChr m:val="["/>
+              <m:endChr m:val="]"/>
+            </m:dPr>
+            <m:e>
               <m:r>
-                <m:t xml:space="preserve">p</m:t>
+                <m:t xml:space="preserve">2p</m:t>
               </m:r>
               <m:r>
                 <m:t xml:space="preserve">·</m:t>
               </m:r>
+              <m:f>
+                <m:num>
+                  <m:r>
+                    <m:t xml:space="preserve">p′</m:t>
+                  </m:r>
+                </m:num>
+                <m:den>
+                  <m:d>
+                    <m:dPr/>
+                    <m:e>
+                      <m:r>
+                        <m:t xml:space="preserve">p</m:t>
+                      </m:r>
+                      <m:r>
+                        <m:t xml:space="preserve">·</m:t>
+                      </m:r>
+                      <m:r>
+                        <m:t xml:space="preserve">k̂</m:t>
+                      </m:r>
+                    </m:e>
+                  </m:d>
+                  <m:d>
+                    <m:dPr/>
+                    <m:e>
+                      <m:r>
+                        <m:t xml:space="preserve">p′</m:t>
+                      </m:r>
+                      <m:r>
+                        <m:t xml:space="preserve">·</m:t>
+                      </m:r>
+                      <m:r>
+                        <m:t xml:space="preserve">k̂</m:t>
+                      </m:r>
+                    </m:e>
+                  </m:d>
+                </m:den>
+              </m:f>
               <m:r>
-                <m:t xml:space="preserve">k̂</m:t>
+                <m:t xml:space="preserve">−</m:t>
               </m:r>
+              <m:f>
+                <m:num>
+                  <m:sSup>
+                    <m:e>
+                      <m:r>
+                        <m:t xml:space="preserve">m</m:t>
+                      </m:r>
+                    </m:e>
+                    <m:sup>
+                      <m:r>
+                        <m:t xml:space="preserve">2</m:t>
+                      </m:r>
+                    </m:sup>
+                  </m:sSup>
+                </m:num>
+                <m:den>
+                  <m:sSup>
+                    <m:e>
+                      <m:d>
+                        <m:dPr/>
+                        <m:e>
+                          <m:r>
+                            <m:t xml:space="preserve">p</m:t>
+                          </m:r>
+                          <m:r>
+                            <m:t xml:space="preserve">·</m:t>
+                          </m:r>
+                          <m:r>
+                            <m:t xml:space="preserve">k̂</m:t>
+                          </m:r>
+                        </m:e>
+                      </m:d>
+                    </m:e>
+                    <m:sup>
+                      <m:r>
+                        <m:t xml:space="preserve">2</m:t>
+                      </m:r>
+                    </m:sup>
+                  </m:sSup>
+                </m:den>
+              </m:f>
               <m:r>
-                <m:t xml:space="preserve">p</m:t>
+                <m:t xml:space="preserve">−</m:t>
               </m:r>
-              <m:r>
-                <m:t xml:space="preserve">′</m:t>
-              </m:r>
-              <m:r>
-                <m:t xml:space="preserve">·</m:t>
-              </m:r>
-              <m:r>
-                <m:t xml:space="preserve">k̂</m:t>
-              </m:r>
-            </m:den>
-          </m:f>
-          <m:r>
-            <m:t xml:space="preserve">−</m:t>
-          </m:r>
-          <m:f>
-            <m:num>
-              <m:sSup>
-                <m:e>
-                  <m:r>
-                    <m:t xml:space="preserve">m</m:t>
-                  </m:r>
-                </m:e>
-                <m:sup>
-                  <m:r>
-                    <m:t xml:space="preserve">2</m:t>
-                  </m:r>
-                </m:sup>
-              </m:sSup>
-            </m:num>
-            <m:den>
-              <m:sSup>
-                <m:e>
-                  <m:r>
-                    <m:t xml:space="preserve">p</m:t>
-                  </m:r>
-                  <m:r>
-                    <m:t xml:space="preserve">·</m:t>
-                  </m:r>
-                  <m:r>
-                    <m:t xml:space="preserve">k̂</m:t>
-                  </m:r>
-                </m:e>
-                <m:sup>
-                  <m:r>
-                    <m:t xml:space="preserve">2</m:t>
-                  </m:r>
-                </m:sup>
-              </m:sSup>
-            </m:den>
-          </m:f>
-          <m:r>
-            <m:t xml:space="preserve">−</m:t>
-          </m:r>
-          <m:f>
-            <m:num>
-              <m:sSup>
-                <m:e>
-                  <m:r>
-                    <m:t xml:space="preserve">m</m:t>
-                  </m:r>
-                </m:e>
-                <m:sup>
-                  <m:r>
-                    <m:t xml:space="preserve">2</m:t>
-                  </m:r>
-                </m:sup>
-              </m:sSup>
-            </m:num>
-            <m:den>
-              <m:sSup>
-                <m:e>
-                  <m:r>
-                    <m:t xml:space="preserve">p</m:t>
-                  </m:r>
-                  <m:r>
-                    <m:t xml:space="preserve">′</m:t>
-                  </m:r>
-                  <m:r>
-                    <m:t xml:space="preserve">·</m:t>
-                  </m:r>
-                  <m:r>
-                    <m:t xml:space="preserve">k̂</m:t>
-                  </m:r>
-                </m:e>
-                <m:sup>
-                  <m:r>
-                    <m:t xml:space="preserve">2</m:t>
-                  </m:r>
-                </m:sup>
-              </m:sSup>
-            </m:den>
-          </m:f>
-          <m:r>
-            <m:t xml:space="preserve">]</m:t>
-          </m:r>
+              <m:f>
+                <m:num>
+                  <m:sSup>
+                    <m:e>
+                      <m:r>
+                        <m:t xml:space="preserve">m</m:t>
+                      </m:r>
+                    </m:e>
+                    <m:sup>
+                      <m:r>
+                        <m:t xml:space="preserve">2</m:t>
+                      </m:r>
+                    </m:sup>
+                  </m:sSup>
+                </m:num>
+                <m:den>
+                  <m:sSup>
+                    <m:e>
+                      <m:d>
+                        <m:dPr/>
+                        <m:e>
+                          <m:r>
+                            <m:t xml:space="preserve">p′</m:t>
+                          </m:r>
+                          <m:r>
+                            <m:t xml:space="preserve">·</m:t>
+                          </m:r>
+                          <m:r>
+                            <m:t xml:space="preserve">k̂</m:t>
+                          </m:r>
+                        </m:e>
+                      </m:d>
+                    </m:e>
+                    <m:sup>
+                      <m:r>
+                        <m:t xml:space="preserve">2</m:t>
+                      </m:r>
+                    </m:sup>
+                  </m:sSup>
+                </m:den>
+              </m:f>
+            </m:e>
+          </m:d>
         </m:oMath>
       </m:oMathPara>
     </w:p>
@@ -1822,29 +1902,31 @@
           <m:r>
             <m:t xml:space="preserve">I</m:t>
           </m:r>
-          <m:r>
-            <m:t xml:space="preserve">[</m:t>
-          </m:r>
-          <m:r>
-            <m:t xml:space="preserve">p</m:t>
-          </m:r>
-          <m:r>
-            <m:t xml:space="preserve">,</m:t>
-          </m:r>
-          <m:r>
-            <m:t xml:space="preserve">p</m:t>
-          </m:r>
-          <m:r>
-            <m:t xml:space="preserve">′</m:t>
-          </m:r>
-          <m:r>
-            <m:t xml:space="preserve">]</m:t>
-          </m:r>
+          <m:d>
+            <m:dPr>
+              <m:begChr m:val="["/>
+              <m:endChr m:val="]"/>
+            </m:dPr>
+            <m:e>
+              <m:r>
+                <m:t xml:space="preserve">p</m:t>
+              </m:r>
+              <m:r>
+                <m:t xml:space="preserve">,</m:t>
+              </m:r>
+              <m:r>
+                <m:t xml:space="preserve">p′</m:t>
+              </m:r>
+            </m:e>
+          </m:d>
           <m:r>
             <m:t xml:space="preserve">=</m:t>
           </m:r>
           <m:r>
             <m:t xml:space="preserve">2</m:t>
+          </m:r>
+          <m:r>
+            <m:t xml:space="preserve"> </m:t>
           </m:r>
           <m:sSub>
             <m:e>
@@ -1858,24 +1940,26 @@
               </m:r>
             </m:sub>
           </m:sSub>
-          <m:r>
-            <m:t xml:space="preserve">[</m:t>
-          </m:r>
-          <m:sSup>
+          <m:d>
+            <m:dPr>
+              <m:begChr m:val="["/>
+              <m:endChr m:val="]"/>
+            </m:dPr>
             <m:e>
-              <m:r>
-                <m:t xml:space="preserve">q</m:t>
-              </m:r>
+              <m:sSup>
+                <m:e>
+                  <m:r>
+                    <m:t xml:space="preserve">q</m:t>
+                  </m:r>
+                </m:e>
+                <m:sup>
+                  <m:r>
+                    <m:t xml:space="preserve">2</m:t>
+                  </m:r>
+                </m:sup>
+              </m:sSup>
             </m:e>
-            <m:sup>
-              <m:r>
-                <m:t xml:space="preserve">2</m:t>
-              </m:r>
-            </m:sup>
-          </m:sSup>
-          <m:r>
-            <m:t xml:space="preserve">]</m:t>
-          </m:r>
+          </m:d>
         </m:oMath>
       </m:oMathPara>
     </w:p>
@@ -1907,42 +1991,44 @@
           <m:r>
             <m:t xml:space="preserve">P</m:t>
           </m:r>
-          <m:r>
-            <m:t xml:space="preserve">[</m:t>
-          </m:r>
-          <m:r>
-            <m:t xml:space="preserve">λ</m:t>
-          </m:r>
-          <m:r>
-            <m:t xml:space="preserve">&lt;</m:t>
-          </m:r>
-          <m:r>
-            <m:t xml:space="preserve">|</m:t>
-          </m:r>
-          <m:r>
-            <m:t xml:space="preserve">k</m:t>
-          </m:r>
-          <m:r>
-            <m:t xml:space="preserve">|</m:t>
-          </m:r>
-          <m:r>
-            <m:t xml:space="preserve">&lt;</m:t>
-          </m:r>
-          <m:sSub>
+          <m:d>
+            <m:dPr>
+              <m:begChr m:val="["/>
+              <m:endChr m:val="]"/>
+            </m:dPr>
             <m:e>
               <m:r>
-                <m:t xml:space="preserve">E</m:t>
+                <m:t xml:space="preserve">λ</m:t>
               </m:r>
+              <m:r>
+                <m:t xml:space="preserve">&lt;</m:t>
+              </m:r>
+              <m:r>
+                <m:t xml:space="preserve">|</m:t>
+              </m:r>
+              <m:r>
+                <m:t xml:space="preserve">k</m:t>
+              </m:r>
+              <m:r>
+                <m:t xml:space="preserve">|</m:t>
+              </m:r>
+              <m:r>
+                <m:t xml:space="preserve">&lt;</m:t>
+              </m:r>
+              <m:sSub>
+                <m:e>
+                  <m:r>
+                    <m:t xml:space="preserve">E</m:t>
+                  </m:r>
+                </m:e>
+                <m:sub>
+                  <m:r>
+                    <m:t xml:space="preserve">l</m:t>
+                  </m:r>
+                </m:sub>
+              </m:sSub>
             </m:e>
-            <m:sub>
-              <m:r>
-                <m:t xml:space="preserve">l</m:t>
-              </m:r>
-            </m:sub>
-          </m:sSub>
-          <m:r>
-            <m:t xml:space="preserve">]</m:t>
-          </m:r>
+          </m:d>
           <m:r>
             <m:t xml:space="preserve">=</m:t>
           </m:r>
@@ -1958,6 +2044,9 @@
               </m:r>
             </m:den>
           </m:f>
+          <m:r>
+            <m:t xml:space="preserve"> </m:t>
+          </m:r>
           <m:sSub>
             <m:e>
               <m:r>
@@ -1971,35 +2060,46 @@
             </m:sub>
           </m:sSub>
           <m:r>
-            <m:t xml:space="preserve">ln</m:t>
+            <m:t xml:space="preserve"> </m:t>
           </m:r>
-          <m:r>
-            <m:t xml:space="preserve">[</m:t>
-          </m:r>
-          <m:f>
-            <m:num>
-              <m:sSub>
+          <m:func>
+            <m:fName>
+              <m:r>
+                <m:t xml:space="preserve">ln</m:t>
+              </m:r>
+            </m:fName>
+            <m:e>
+              <m:d>
+                <m:dPr>
+                  <m:begChr m:val="["/>
+                  <m:endChr m:val="]"/>
+                </m:dPr>
                 <m:e>
-                  <m:r>
-                    <m:t xml:space="preserve">E</m:t>
-                  </m:r>
+                  <m:f>
+                    <m:num>
+                      <m:sSub>
+                        <m:e>
+                          <m:r>
+                            <m:t xml:space="preserve">E</m:t>
+                          </m:r>
+                        </m:e>
+                        <m:sub>
+                          <m:r>
+                            <m:t xml:space="preserve">l</m:t>
+                          </m:r>
+                        </m:sub>
+                      </m:sSub>
+                    </m:num>
+                    <m:den>
+                      <m:r>
+                        <m:t xml:space="preserve">λ</m:t>
+                      </m:r>
+                    </m:den>
+                  </m:f>
                 </m:e>
-                <m:sub>
-                  <m:r>
-                    <m:t xml:space="preserve">l</m:t>
-                  </m:r>
-                </m:sub>
-              </m:sSub>
-            </m:num>
-            <m:den>
-              <m:r>
-                <m:t xml:space="preserve">λ</m:t>
-              </m:r>
-            </m:den>
-          </m:f>
-          <m:r>
-            <m:t xml:space="preserve">]</m:t>
-          </m:r>
+              </m:d>
+            </m:e>
+          </m:func>
           <m:r>
             <m:t xml:space="preserve">=</m:t>
           </m:r>
@@ -2015,6 +2115,9 @@
               </m:r>
             </m:den>
           </m:f>
+          <m:r>
+            <m:t xml:space="preserve"> </m:t>
+          </m:r>
           <m:sSub>
             <m:e>
               <m:r>
@@ -2028,49 +2131,60 @@
             </m:sub>
           </m:sSub>
           <m:r>
-            <m:t xml:space="preserve">ln</m:t>
+            <m:t xml:space="preserve"> </m:t>
           </m:r>
-          <m:r>
-            <m:t xml:space="preserve">[</m:t>
-          </m:r>
-          <m:f>
-            <m:num>
-              <m:sSubSup>
+          <m:func>
+            <m:fName>
+              <m:r>
+                <m:t xml:space="preserve">ln</m:t>
+              </m:r>
+            </m:fName>
+            <m:e>
+              <m:d>
+                <m:dPr>
+                  <m:begChr m:val="["/>
+                  <m:endChr m:val="]"/>
+                </m:dPr>
                 <m:e>
-                  <m:r>
-                    <m:t xml:space="preserve">E</m:t>
-                  </m:r>
+                  <m:f>
+                    <m:num>
+                      <m:sSubSup>
+                        <m:e>
+                          <m:r>
+                            <m:t xml:space="preserve">E</m:t>
+                          </m:r>
+                        </m:e>
+                        <m:sub>
+                          <m:r>
+                            <m:t xml:space="preserve">l</m:t>
+                          </m:r>
+                        </m:sub>
+                        <m:sup>
+                          <m:r>
+                            <m:t xml:space="preserve">2</m:t>
+                          </m:r>
+                        </m:sup>
+                      </m:sSubSup>
+                    </m:num>
+                    <m:den>
+                      <m:sSup>
+                        <m:e>
+                          <m:r>
+                            <m:t xml:space="preserve">λ</m:t>
+                          </m:r>
+                        </m:e>
+                        <m:sup>
+                          <m:r>
+                            <m:t xml:space="preserve">2</m:t>
+                          </m:r>
+                        </m:sup>
+                      </m:sSup>
+                    </m:den>
+                  </m:f>
                 </m:e>
-                <m:sub>
-                  <m:r>
-                    <m:t xml:space="preserve">l</m:t>
-                  </m:r>
-                </m:sub>
-                <m:sup>
-                  <m:r>
-                    <m:t xml:space="preserve">2</m:t>
-                  </m:r>
-                </m:sup>
-              </m:sSubSup>
-            </m:num>
-            <m:den>
-              <m:sSup>
-                <m:e>
-                  <m:r>
-                    <m:t xml:space="preserve">λ</m:t>
-                  </m:r>
-                </m:e>
-                <m:sup>
-                  <m:r>
-                    <m:t xml:space="preserve">2</m:t>
-                  </m:r>
-                </m:sup>
-              </m:sSup>
-            </m:den>
-          </m:f>
-          <m:r>
-            <m:t xml:space="preserve">]</m:t>
-          </m:r>
+              </m:d>
+            </m:e>
+          </m:func>
         </m:oMath>
       </m:oMathPara>
     </w:p>
@@ -2148,6 +2262,9 @@
               </m:r>
             </m:den>
           </m:f>
+          <m:r>
+            <m:t xml:space="preserve"> </m:t>
+          </m:r>
           <m:sSup>
             <m:e>
               <m:r>
@@ -2191,6 +2308,9 @@
               </m:r>
             </m:den>
           </m:f>
+          <m:r>
+            <m:t xml:space="preserve"> </m:t>
+          </m:r>
           <m:sSub>
             <m:e>
               <m:r>
@@ -2204,54 +2324,65 @@
             </m:sub>
           </m:sSub>
           <m:r>
-            <m:t xml:space="preserve">ln</m:t>
+            <m:t xml:space="preserve"> </m:t>
           </m:r>
-          <m:r>
-            <m:t xml:space="preserve">[</m:t>
-          </m:r>
-          <m:f>
-            <m:num>
-              <m:sSubSup>
+          <m:func>
+            <m:fName>
+              <m:r>
+                <m:t xml:space="preserve">ln</m:t>
+              </m:r>
+            </m:fName>
+            <m:e>
+              <m:d>
+                <m:dPr>
+                  <m:begChr m:val="["/>
+                  <m:endChr m:val="]"/>
+                </m:dPr>
                 <m:e>
-                  <m:r>
-                    <m:t xml:space="preserve">E</m:t>
-                  </m:r>
+                  <m:f>
+                    <m:num>
+                      <m:sSubSup>
+                        <m:e>
+                          <m:r>
+                            <m:t xml:space="preserve">E</m:t>
+                          </m:r>
+                        </m:e>
+                        <m:sub>
+                          <m:r>
+                            <m:t xml:space="preserve">2</m:t>
+                          </m:r>
+                        </m:sub>
+                        <m:sup>
+                          <m:r>
+                            <m:t xml:space="preserve">2</m:t>
+                          </m:r>
+                        </m:sup>
+                      </m:sSubSup>
+                    </m:num>
+                    <m:den>
+                      <m:sSubSup>
+                        <m:e>
+                          <m:r>
+                            <m:t xml:space="preserve">E</m:t>
+                          </m:r>
+                        </m:e>
+                        <m:sub>
+                          <m:r>
+                            <m:t xml:space="preserve">1</m:t>
+                          </m:r>
+                        </m:sub>
+                        <m:sup>
+                          <m:r>
+                            <m:t xml:space="preserve">2</m:t>
+                          </m:r>
+                        </m:sup>
+                      </m:sSubSup>
+                    </m:den>
+                  </m:f>
                 </m:e>
-                <m:sub>
-                  <m:r>
-                    <m:t xml:space="preserve">2</m:t>
-                  </m:r>
-                </m:sub>
-                <m:sup>
-                  <m:r>
-                    <m:t xml:space="preserve">2</m:t>
-                  </m:r>
-                </m:sup>
-              </m:sSubSup>
-            </m:num>
-            <m:den>
-              <m:sSubSup>
-                <m:e>
-                  <m:r>
-                    <m:t xml:space="preserve">E</m:t>
-                  </m:r>
-                </m:e>
-                <m:sub>
-                  <m:r>
-                    <m:t xml:space="preserve">1</m:t>
-                  </m:r>
-                </m:sub>
-                <m:sup>
-                  <m:r>
-                    <m:t xml:space="preserve">2</m:t>
-                  </m:r>
-                </m:sup>
-              </m:sSubSup>
-            </m:den>
-          </m:f>
-          <m:r>
-            <m:t xml:space="preserve">]</m:t>
-          </m:r>
+              </m:d>
+            </m:e>
+          </m:func>
         </m:oMath>
       </m:oMathPara>
     </w:p>
@@ -2308,124 +2439,158 @@
             </m:sub>
           </m:sSub>
           <m:r>
-            <m:t xml:space="preserve">exp</m:t>
+            <m:t xml:space="preserve"> </m:t>
           </m:r>
-          <m:r>
-            <m:t xml:space="preserve">[</m:t>
-          </m:r>
-          <m:r>
-            <m:t xml:space="preserve">−</m:t>
-          </m:r>
-          <m:f>
-            <m:num>
+          <m:func>
+            <m:fName>
               <m:r>
-                <m:t xml:space="preserve">α</m:t>
+                <m:t xml:space="preserve">exp</m:t>
               </m:r>
-            </m:num>
-            <m:den>
-              <m:r>
-                <m:t xml:space="preserve">π</m:t>
-              </m:r>
-            </m:den>
-          </m:f>
-          <m:sSub>
+            </m:fName>
             <m:e>
-              <m:r>
-                <m:t xml:space="preserve">f</m:t>
-              </m:r>
-            </m:e>
-            <m:sub>
-              <m:r>
-                <m:t xml:space="preserve">IR</m:t>
-              </m:r>
-            </m:sub>
-          </m:sSub>
-          <m:r>
-            <m:t xml:space="preserve">[</m:t>
-          </m:r>
-          <m:sSup>
-            <m:e>
-              <m:r>
-                <m:t xml:space="preserve">q</m:t>
-              </m:r>
-            </m:e>
-            <m:sup>
-              <m:r>
-                <m:t xml:space="preserve">2</m:t>
-              </m:r>
-            </m:sup>
-          </m:sSup>
-          <m:r>
-            <m:t xml:space="preserve">]</m:t>
-          </m:r>
-          <m:r>
-            <m:t xml:space="preserve">ln</m:t>
-          </m:r>
-          <m:r>
-            <m:t xml:space="preserve">[</m:t>
-          </m:r>
-          <m:f>
-            <m:num>
-              <m:sSup>
+              <m:d>
+                <m:dPr>
+                  <m:begChr m:val="["/>
+                  <m:endChr m:val="]"/>
+                </m:dPr>
                 <m:e>
                   <m:r>
-                    <m:t xml:space="preserve">Q</m:t>
+                    <m:t xml:space="preserve">−</m:t>
                   </m:r>
+                  <m:f>
+                    <m:num>
+                      <m:r>
+                        <m:t xml:space="preserve">α</m:t>
+                      </m:r>
+                    </m:num>
+                    <m:den>
+                      <m:r>
+                        <m:t xml:space="preserve">π</m:t>
+                      </m:r>
+                    </m:den>
+                  </m:f>
+                  <m:r>
+                    <m:t xml:space="preserve"> </m:t>
+                  </m:r>
+                  <m:sSub>
+                    <m:e>
+                      <m:r>
+                        <m:t xml:space="preserve">f</m:t>
+                      </m:r>
+                    </m:e>
+                    <m:sub>
+                      <m:r>
+                        <m:t xml:space="preserve">IR</m:t>
+                      </m:r>
+                    </m:sub>
+                  </m:sSub>
+                  <m:d>
+                    <m:dPr>
+                      <m:begChr m:val="["/>
+                      <m:endChr m:val="]"/>
+                    </m:dPr>
+                    <m:e>
+                      <m:sSup>
+                        <m:e>
+                          <m:r>
+                            <m:t xml:space="preserve">q</m:t>
+                          </m:r>
+                        </m:e>
+                        <m:sup>
+                          <m:r>
+                            <m:t xml:space="preserve">2</m:t>
+                          </m:r>
+                        </m:sup>
+                      </m:sSup>
+                    </m:e>
+                  </m:d>
+                  <m:r>
+                    <m:t xml:space="preserve"> </m:t>
+                  </m:r>
+                  <m:func>
+                    <m:fName>
+                      <m:r>
+                        <m:t xml:space="preserve">ln</m:t>
+                      </m:r>
+                    </m:fName>
+                    <m:e>
+                      <m:d>
+                        <m:dPr>
+                          <m:begChr m:val="["/>
+                          <m:endChr m:val="]"/>
+                        </m:dPr>
+                        <m:e>
+                          <m:f>
+                            <m:num>
+                              <m:sSup>
+                                <m:e>
+                                  <m:r>
+                                    <m:t xml:space="preserve">Q</m:t>
+                                  </m:r>
+                                </m:e>
+                                <m:sup>
+                                  <m:r>
+                                    <m:t xml:space="preserve">2</m:t>
+                                  </m:r>
+                                </m:sup>
+                              </m:sSup>
+                            </m:num>
+                            <m:den>
+                              <m:sSubSup>
+                                <m:e>
+                                  <m:r>
+                                    <m:t xml:space="preserve">E</m:t>
+                                  </m:r>
+                                </m:e>
+                                <m:sub>
+                                  <m:r>
+                                    <m:t xml:space="preserve">l</m:t>
+                                  </m:r>
+                                </m:sub>
+                                <m:sup>
+                                  <m:r>
+                                    <m:t xml:space="preserve">2</m:t>
+                                  </m:r>
+                                </m:sup>
+                              </m:sSubSup>
+                            </m:den>
+                          </m:f>
+                        </m:e>
+                      </m:d>
+                    </m:e>
+                  </m:func>
                 </m:e>
-                <m:sup>
-                  <m:r>
-                    <m:t xml:space="preserve">2</m:t>
-                  </m:r>
-                </m:sup>
-              </m:sSup>
-            </m:num>
-            <m:den>
-              <m:sSubSup>
-                <m:e>
-                  <m:r>
-                    <m:t xml:space="preserve">E</m:t>
-                  </m:r>
-                </m:e>
-                <m:sub>
-                  <m:r>
-                    <m:t xml:space="preserve">l</m:t>
-                  </m:r>
-                </m:sub>
-                <m:sup>
-                  <m:r>
-                    <m:t xml:space="preserve">2</m:t>
-                  </m:r>
-                </m:sup>
-              </m:sSubSup>
-            </m:den>
-          </m:f>
-          <m:r>
-            <m:t xml:space="preserve">]</m:t>
-          </m:r>
-          <m:r>
-            <m:t xml:space="preserve">]</m:t>
-          </m:r>
+              </m:d>
+            </m:e>
+          </m:func>
           <m:r>
             <m:t xml:space="preserve">×</m:t>
           </m:r>
-          <m:r>
-            <m:t xml:space="preserve">[</m:t>
-          </m:r>
-          <m:r>
-            <m:t xml:space="preserve">1</m:t>
-          </m:r>
-          <m:r>
-            <m:t xml:space="preserve">+</m:t>
-          </m:r>
-          <m:r>
-            <m:t xml:space="preserve">O</m:t>
-          </m:r>
-          <m:r>
-            <m:t xml:space="preserve">α</m:t>
-          </m:r>
-          <m:r>
-            <m:t xml:space="preserve">]</m:t>
-          </m:r>
+          <m:d>
+            <m:dPr>
+              <m:begChr m:val="["/>
+              <m:endChr m:val="]"/>
+            </m:dPr>
+            <m:e>
+              <m:r>
+                <m:t xml:space="preserve">1</m:t>
+              </m:r>
+              <m:r>
+                <m:t xml:space="preserve">+</m:t>
+              </m:r>
+              <m:r>
+                <m:t xml:space="preserve">O</m:t>
+              </m:r>
+              <m:d>
+                <m:dPr/>
+                <m:e>
+                  <m:r>
+                    <m:t xml:space="preserve">α</m:t>
+                  </m:r>
+                </m:e>
+              </m:d>
+            </m:e>
+          </m:d>
         </m:oMath>
       </m:oMathPara>
     </w:p>
